--- a/AI大模型在财务场景的应用/项目2_范例_v7.docx
+++ b/AI大模型在财务场景的应用/项目2_范例_v7.docx
@@ -256,7 +256,7 @@
           <w:color w:val="000000"/>
           <w:sz w:val="24"/>
         </w:rPr>
-        <w:t>星空读书会是学校的一个阅读社团。新学期开始时，社长李想召集干部开会，决定由学院拨款、社员会费和一家书店的赞助组成启动资金，用于本学期的读书分享会、海报宣传和茶歇。会议结束时，财务干事小林拿到了一份手写的收支设想，上面写着“拨款一千二”“会费每人二十”“茶歇不能太省”。小林意识到，这些想法都有道理，但如果不把收入来源和支出用途分开记录，学期末就无法回答“钱到底花到哪里去了”。</w:t>
+        <w:t>星空读书会是学校的一个阅读社团。新学期开始时，社长李想想召集干部开会，决定由学院拨款、社员会费和一家书店的赞助组成启动资金，用于本学期的读书分享会、海报宣传和茶歇。会议结束时，财务干事小何拿到了一份手写的收支设想，上面写着“拨款一千二”“会费每人二十”“茶歇不能太省”。小何意识到，这些想法都有道理，但如果不把收入来源和支出用途分开记录，学期末就无法回答“钱到底花到哪里去了”。</w:t>
       </w:r>
     </w:p>
     <w:p>
@@ -3258,7 +3258,7 @@
           <w:color w:val="000000"/>
           <w:sz w:val="24"/>
         </w:rPr>
-        <w:t>小林按照表2-1 确定了分类规则，并用表2-2 的格式记录了本学期的流水。她用大模型完成了第一批流水的初步分类，然后按照表2-3 的三步法逐条核对，发现了“海报设计费”被误归为印刷材料的问题，并将其改为宣传海报。她还把“场地押金”单独列出，等待李想确认合同条款。学期末，星空读书会的收支账目第一次做到了“每一笔都能找到依据”。</w:t>
+        <w:t>小何按照表2-1 确定了分类规则，并用表2-2 的格式记录了本学期的流水。她用大模型完成了第一批流水的初步分类，然后按照表2-3 的三步法逐条核对，发现了“海报设计费”被误归为印刷材料的问题，并将其改为宣传海报。她还把“场地押金”单独列出，等待李想想确认合同条款。学期末，星空读书会的收支账目第一次做到了“每一笔都能找到依据”。</w:t>
       </w:r>
     </w:p>
     <w:p>
@@ -3632,7 +3632,7 @@
           <w:color w:val="000000"/>
           <w:sz w:val="24"/>
         </w:rPr>
-        <w:t>学期中期，星空读书会召开例会。李想希望看到“钱花得怎么样了”，但小林手里只有一本流水账，没有预算与实际的对比。她请大模型把预算表和流水汇总成一张对比表。大模型很快给出了结果，表格整齐，还附上了一句总结：“本学期支出基本控制在预算之内。”小林没有立刻相信，她注意到，表中的合计数与她自己加总的结果并不一致。</w:t>
+        <w:t>学期中期，星空读书会召开例会。李想想希望看到“钱花得怎么样了”，但小何手里只有一本流水账，没有预算与实际的对比。她请大模型把预算表和流水汇总成一张对比表。大模型很快给出了结果，表格整齐，还附上了一句总结：“本学期支出基本控制在预算之内。”小何没有立刻相信，她注意到，表中的合计数与她自己加总的结果并不一致。</w:t>
       </w:r>
     </w:p>
     <w:p>
@@ -7018,7 +7018,7 @@
           <w:color w:val="000000"/>
           <w:sz w:val="24"/>
         </w:rPr>
-        <w:t>小林没有相信大模型的总结，而是按照表2-4 的结构重新计算了每一项的差异额和差异率，并发现合计行与她的计算一致，但“本学期支出基本控制在预算之内”这句话掩盖了收入的少收。她在例会上说明：支出节约52元，但会费少收60元，结余比预算少8元。李想听后决定，下学期的会费收取要提前提醒。</w:t>
+        <w:t>小何没有相信大模型的总结，而是按照表2-4 的结构重新计算了每一项的差异额和差异率，并发现合计行与她的计算一致，但“本学期支出基本控制在预算之内”这句话掩盖了收入的少收。她在例会上说明：支出节约52元，但会费少收60元，结余比预算少8元。李想想听后决定，下学期的会费收取要提前提醒。</w:t>
       </w:r>
     </w:p>
     <w:p>
@@ -7416,7 +7416,7 @@
           <w:color w:val="000000"/>
           <w:sz w:val="24"/>
         </w:rPr>
-        <w:t>星空读书会的印刷材料超支48元。李想在例会上问：“为什么印刷又超了？”小林想到，大模型可以帮忙分析原因。她把预算、实际和流水交给大模型，大模型回答：“可能是印刷量增加，也可能是单价上涨，建议与印刷店核实。”小林意识到，这个回答是有用的，但还不够具体。要回答“为什么”，必须找出数量和单价各自的影响。</w:t>
+        <w:t>星空读书会的印刷材料超支48元。李想想在例会上问：“为什么印刷又超了？”小何想到，大模型可以帮忙分析原因。她把预算、实际和流水交给大模型，大模型回答：“可能是印刷量增加，也可能是单价上涨，建议与印刷店核实。”小何意识到，这个回答是有用的，但还不够具体。要回答“为什么”，必须找出数量和单价各自的影响。</w:t>
       </w:r>
     </w:p>
     <w:p>
@@ -8885,7 +8885,7 @@
                 <w:color w:val="000000"/>
                 <w:sz w:val="21"/>
               </w:rPr>
-              <w:t>小林，李想确认</w:t>
+              <w:t>小何，李想想确认</w:t>
             </w:r>
           </w:p>
         </w:tc>
@@ -9192,7 +9192,7 @@
           <w:color w:val="000000"/>
           <w:sz w:val="24"/>
         </w:rPr>
-        <w:t>小林按照价量分解的方法，把印刷材料的超支拆成了数量影响16.8元和单价影响31.2元。她发现，单价上涨是主要原因，于是找到印刷店的报价单，确认了单价确实由1.40元涨到了1.50元。她在例会上提出了调整建议：固定一家印刷店，每学期比价一次，并把印量超预算的审批写入活动流程。李想同意了这一建议。</w:t>
+        <w:t>小何按照价量分解的方法，把印刷材料的超支拆成了数量影响16.8元和单价影响31.2元。她发现，单价上涨是主要原因，于是找到印刷店的报价单，确认了单价确实由1.40元涨到了1.50元。她在例会上提出了调整建议：固定一家印刷店，每学期比价一次，并把印量超预算的审批写入活动流程。李想想同意了这一建议。</w:t>
       </w:r>
     </w:p>
     <w:p>

--- a/AI大模型在财务场景的应用/项目2_范例_v7.docx
+++ b/AI大模型在财务场景的应用/项目2_范例_v7.docx
@@ -10302,6 +10302,15 @@
     <w:name w:val="Normal"/>
     <w:qFormat/>
     <w:rsid w:val="00FC693F"/>
+    <w:pPr>
+      <w:spacing w:lineRule="exact" w:line="400" w:before="0" w:after="0"/>
+      <w:ind w:firstLine="480"/>
+    </w:pPr>
+    <w:rPr>
+      <w:rFonts w:ascii="Times New Roman" w:hAnsi="Times New Roman" w:eastAsia="宋体" w:cs="Times New Roman"/>
+      <w:b w:val="0"/>
+      <w:sz w:val="24"/>
+    </w:rPr>
   </w:style>
   <w:style w:type="paragraph" w:styleId="Header">
     <w:name w:val="header"/>
@@ -10358,15 +10367,17 @@
     <w:pPr>
       <w:keepNext/>
       <w:keepLines/>
-      <w:spacing w:before="480" w:after="0"/>
+      <w:spacing w:before="240" w:after="120" w:lineRule="exact" w:line="480"/>
+      <w:ind w:firstLine="0"/>
+      <w:jc w:val="center"/>
       <w:outlineLvl w:val="0"/>
     </w:pPr>
     <w:rPr>
-      <w:rFonts w:asciiTheme="majorHAnsi" w:eastAsiaTheme="majorEastAsia" w:hAnsiTheme="majorHAnsi" w:cstheme="majorBidi"/>
+      <w:rFonts w:asciiTheme="majorHAnsi" w:eastAsiaTheme="majorEastAsia" w:hAnsiTheme="majorHAnsi" w:cstheme="majorBidi" w:ascii="Times New Roman" w:hAnsi="Times New Roman" w:eastAsia="黑体" w:cs="Times New Roman"/>
       <w:b/>
       <w:bCs/>
-      <w:color w:val="365F91" w:themeColor="accent1" w:themeShade="BF"/>
-      <w:sz w:val="28"/>
+      <w:i w:val="0"/>
+      <w:sz w:val="32"/>
       <w:szCs w:val="28"/>
     </w:rPr>
   </w:style>
@@ -10382,15 +10393,17 @@
     <w:pPr>
       <w:keepNext/>
       <w:keepLines/>
-      <w:spacing w:before="200" w:after="0"/>
+      <w:spacing w:before="240" w:after="120" w:lineRule="exact" w:line="480"/>
+      <w:ind w:firstLine="0"/>
+      <w:jc w:val="left"/>
       <w:outlineLvl w:val="1"/>
     </w:pPr>
     <w:rPr>
-      <w:rFonts w:asciiTheme="majorHAnsi" w:eastAsiaTheme="majorEastAsia" w:hAnsiTheme="majorHAnsi" w:cstheme="majorBidi"/>
+      <w:rFonts w:asciiTheme="majorHAnsi" w:eastAsiaTheme="majorEastAsia" w:hAnsiTheme="majorHAnsi" w:cstheme="majorBidi" w:ascii="Times New Roman" w:hAnsi="Times New Roman" w:eastAsia="黑体" w:cs="Times New Roman"/>
       <w:b/>
       <w:bCs/>
-      <w:color w:val="4F81BD" w:themeColor="accent1"/>
-      <w:sz w:val="26"/>
+      <w:i w:val="0"/>
+      <w:sz w:val="28"/>
       <w:szCs w:val="26"/>
     </w:rPr>
   </w:style>
@@ -10406,14 +10419,17 @@
     <w:pPr>
       <w:keepNext/>
       <w:keepLines/>
-      <w:spacing w:before="200" w:after="0"/>
+      <w:spacing w:before="240" w:after="120" w:lineRule="exact" w:line="480"/>
+      <w:ind w:firstLine="0"/>
+      <w:jc w:val="left"/>
       <w:outlineLvl w:val="2"/>
     </w:pPr>
     <w:rPr>
-      <w:rFonts w:asciiTheme="majorHAnsi" w:eastAsiaTheme="majorEastAsia" w:hAnsiTheme="majorHAnsi" w:cstheme="majorBidi"/>
+      <w:rFonts w:asciiTheme="majorHAnsi" w:eastAsiaTheme="majorEastAsia" w:hAnsiTheme="majorHAnsi" w:cstheme="majorBidi" w:ascii="Times New Roman" w:hAnsi="Times New Roman" w:eastAsia="黑体" w:cs="Times New Roman"/>
       <w:b/>
       <w:bCs/>
-      <w:color w:val="4F81BD" w:themeColor="accent1"/>
+      <w:i w:val="0"/>
+      <w:sz w:val="24"/>
     </w:rPr>
   </w:style>
   <w:style w:type="paragraph" w:styleId="Heading4">

--- a/AI大模型在财务场景的应用/项目2_范例_v7.docx
+++ b/AI大模型在财务场景的应用/项目2_范例_v7.docx
@@ -3441,37 +3441,317 @@
         <w:t>还需要区分“收入”与“经费拨入”。学院拨款若是专门用于某项活动，就应当视为有指定用途的资金，并在备注中写明用途与期限。学生组织中，这一点常被忽略：拨款被当作普通收入使用，到期末才发现其中一部分只能用于指定项目。因此，拨款的用途和期限，应当在流水表的备注栏中逐笔标明。</w:t>
       </w:r>
     </w:p>
-    <w:p>
-      <w:pPr>
-        <w:keepNext/>
-        <w:spacing w:lineRule="exact" w:line="400" w:before="120" w:after="0"/>
-        <w:ind w:firstLine="0"/>
-      </w:pPr>
-      <w:r>
-        <w:rPr>
-          <w:rFonts w:ascii="Times New Roman" w:hAnsi="Times New Roman" w:cs="Times New Roman" w:eastAsia="黑体"/>
-          <w:b/>
-          <w:color w:val="000000"/>
-          <w:sz w:val="24"/>
-        </w:rPr>
-        <w:t>思政园地：分类是一种判断，AI的分类也是判断</w:t>
-      </w:r>
-    </w:p>
-    <w:p>
-      <w:pPr>
-        <w:spacing w:lineRule="exact" w:line="400" w:before="0" w:after="0"/>
-        <w:ind w:firstLine="480"/>
-      </w:pPr>
-      <w:r>
-        <w:rPr>
-          <w:rFonts w:ascii="Times New Roman" w:hAnsi="Times New Roman" w:eastAsia="宋体" w:cs="Times New Roman"/>
-          <w:b w:val="0"/>
-          <w:color w:val="000000"/>
-          <w:sz w:val="24"/>
-        </w:rPr>
-        <w:t>在财务工作中，分类看似只是把东西放进对应的格子，实际上每一次分类都是一次判断，它决定了钱被看作“做了什么事”。大模型能帮助我们快速完成大量分类，但它的判断依据是文字的相似性，不是业务的真实情况。一名负责任的财务人员，既要善于借助AI提高效率，也要对每一个分类结果负责。学生在使用AI的过程中，应当养成“先看依据，再下结论”的习惯：不仅要知道AI分到了哪一类，还要能说出它为什么这样分，以及这样分是否符合业务实际。</w:t>
-      </w:r>
-    </w:p>
+    <w:tbl>
+      <w:tblPr>
+        <w:tblW w:type="auto" w:w="0"/>
+        <w:jc w:val="center"/>
+        <w:tblLayout w:type="fixed"/>
+        <w:tblLook w:firstColumn="1" w:firstRow="1" w:lastColumn="0" w:lastRow="0" w:noHBand="0" w:noVBand="1" w:val="04A0"/>
+        <w:tblBorders>
+          <w:top w:val="single" w:sz="12" w:space="0" w:color="2E6DB4"/>
+          <w:left w:val="single" w:sz="12" w:space="0" w:color="2E6DB4"/>
+          <w:bottom w:val="single" w:sz="12" w:space="0" w:color="2E6DB4"/>
+          <w:right w:val="single" w:sz="12" w:space="0" w:color="2E6DB4"/>
+        </w:tblBorders>
+      </w:tblPr>
+      <w:tblGrid>
+        <w:gridCol w:w="8312"/>
+      </w:tblGrid>
+      <w:tr>
+        <w:tc>
+          <w:tcPr>
+            <w:tcW w:type="dxa" w:w="8878"/>
+            <w:shd w:val="clear" w:color="auto" w:fill="EAF1F8"/>
+          </w:tcPr>
+          <w:p>
+            <w:pPr>
+              <w:keepNext/>
+              <w:spacing w:lineRule="exact" w:line="400" w:after="160" w:before="0"/>
+              <w:ind w:firstLine="0"/>
+              <w:jc w:val="center"/>
+            </w:pPr>
+            <w:r>
+              <w:rPr>
+                <w:rFonts w:ascii="Times New Roman" w:hAnsi="Times New Roman" w:eastAsia="黑体" w:cs="Times New Roman"/>
+                <w:b/>
+                <w:sz w:val="24"/>
+              </w:rPr>
+              <w:t xml:space="preserve">思政园地：分类是一种判断，AI的分类也是判断</w:t>
+            </w:r>
+          </w:p>
+          <w:p>
+            <w:pPr>
+              <w:keepNext/>
+              <w:spacing w:lineRule="exact" w:line="400" w:after="60" w:before="0"/>
+              <w:ind w:firstLine="0"/>
+            </w:pPr>
+            <w:r>
+              <w:rPr>
+                <w:rFonts w:ascii="Times New Roman" w:hAnsi="Times New Roman" w:eastAsia="黑体" w:cs="Times New Roman"/>
+                <w:b/>
+                <w:sz w:val="24"/>
+              </w:rPr>
+              <w:t xml:space="preserve">【校园案例】</w:t>
+            </w:r>
+          </w:p>
+          <w:p>
+            <w:pPr>
+              <w:keepNext w:val="0"/>
+              <w:spacing w:lineRule="exact" w:line="400" w:after="80" w:before="0"/>
+              <w:ind w:firstLine="0"/>
+            </w:pPr>
+            <w:r>
+              <w:rPr>
+                <w:rFonts w:ascii="Times New Roman" w:hAnsi="Times New Roman" w:eastAsia="宋体" w:cs="Times New Roman"/>
+                <w:b w:val="0"/>
+                <w:sz w:val="24"/>
+              </w:rPr>
+              <w:t xml:space="preserve">星空读书会的学院拨款和社员会费，在整理流水时被同一位同学归入了“其他收入”，导致学期收入统计混乱。小何重新核对原始凭证后，把拨款单独列为“拨入款”，会费归入“社员收入”，统计结果才与银行回单一致。</w:t>
+            </w:r>
+          </w:p>
+          <w:p>
+            <w:pPr>
+              <w:keepNext/>
+              <w:spacing w:lineRule="exact" w:line="400" w:after="60" w:before="0"/>
+              <w:ind w:firstLine="0"/>
+            </w:pPr>
+            <w:r>
+              <w:rPr>
+                <w:rFonts w:ascii="Times New Roman" w:hAnsi="Times New Roman" w:eastAsia="黑体" w:cs="Times New Roman"/>
+                <w:b/>
+                <w:sz w:val="24"/>
+              </w:rPr>
+              <w:t xml:space="preserve">【职业案例】</w:t>
+            </w:r>
+          </w:p>
+          <w:p>
+            <w:pPr>
+              <w:keepNext w:val="0"/>
+              <w:spacing w:lineRule="exact" w:line="400" w:after="80" w:before="0"/>
+              <w:ind w:firstLine="0"/>
+            </w:pPr>
+            <w:r>
+              <w:rPr>
+                <w:rFonts w:ascii="Times New Roman" w:hAnsi="Times New Roman" w:eastAsia="宋体" w:cs="Times New Roman"/>
+                <w:b w:val="0"/>
+                <w:sz w:val="24"/>
+              </w:rPr>
+              <w:t xml:space="preserve">青禾文具的财务助理小周用AI把“快递费”归入“办公费用”，理由是“都和物流有关”。财务主管陈静审阅时指出，快递费如果用于客户发货，应归入销售相关费用。分类依据不能只看词语是否相似，还要看业务实际。</w:t>
+            </w:r>
+          </w:p>
+          <w:p>
+            <w:pPr>
+              <w:keepNext/>
+              <w:spacing w:lineRule="exact" w:line="400" w:after="60" w:before="0"/>
+              <w:ind w:firstLine="0"/>
+            </w:pPr>
+            <w:r>
+              <w:rPr>
+                <w:rFonts w:ascii="Times New Roman" w:hAnsi="Times New Roman" w:eastAsia="黑体" w:cs="Times New Roman"/>
+                <w:b/>
+                <w:sz w:val="24"/>
+              </w:rPr>
+              <w:t xml:space="preserve">【AI情境】</w:t>
+            </w:r>
+          </w:p>
+          <w:p>
+            <w:pPr>
+              <w:keepNext w:val="0"/>
+              <w:spacing w:lineRule="exact" w:line="400" w:after="80" w:before="0"/>
+              <w:ind w:firstLine="0"/>
+            </w:pPr>
+            <w:r>
+              <w:rPr>
+                <w:rFonts w:ascii="Times New Roman" w:hAnsi="Times New Roman" w:eastAsia="宋体" w:cs="Times New Roman"/>
+                <w:b w:val="0"/>
+                <w:sz w:val="24"/>
+              </w:rPr>
+              <w:t xml:space="preserve">提示词：把下列流水分为收入、支出两类，并按业务性质归类。</w:t>
+            </w:r>
+          </w:p>
+          <w:p>
+            <w:pPr>
+              <w:keepNext w:val="0"/>
+              <w:spacing w:lineRule="exact" w:line="400" w:after="80" w:before="0"/>
+              <w:ind w:firstLine="0"/>
+            </w:pPr>
+            <w:r>
+              <w:rPr>
+                <w:rFonts w:ascii="Times New Roman" w:hAnsi="Times New Roman" w:eastAsia="宋体" w:cs="Times New Roman"/>
+                <w:b w:val="0"/>
+                <w:sz w:val="24"/>
+              </w:rPr>
+              <w:t xml:space="preserve">AI大模型回复：“快递费”归入办公费用。</w:t>
+            </w:r>
+          </w:p>
+          <w:p>
+            <w:pPr>
+              <w:keepNext w:val="0"/>
+              <w:spacing w:lineRule="exact" w:line="400" w:after="80" w:before="0"/>
+              <w:ind w:firstLine="0"/>
+            </w:pPr>
+            <w:r>
+              <w:rPr>
+                <w:rFonts w:ascii="Times New Roman" w:hAnsi="Times New Roman" w:eastAsia="宋体" w:cs="Times New Roman"/>
+                <w:b w:val="0"/>
+                <w:sz w:val="24"/>
+              </w:rPr>
+              <w:t xml:space="preserve">分析：AI依据的是词语的相似性，没有问明这笔快递是用于内部办公，还是用于客户发货。分类结果可能影响利润口径和成本分析。改进的提示词应补充业务说明，例如“快递费用于客户发货，归入销售费用”，并要求AI说明分类依据。</w:t>
+            </w:r>
+          </w:p>
+          <w:p>
+            <w:pPr>
+              <w:keepNext/>
+              <w:spacing w:lineRule="exact" w:line="400" w:after="60" w:before="0"/>
+              <w:ind w:firstLine="0"/>
+            </w:pPr>
+            <w:r>
+              <w:rPr>
+                <w:rFonts w:ascii="Times New Roman" w:hAnsi="Times New Roman" w:eastAsia="黑体" w:cs="Times New Roman"/>
+                <w:b/>
+                <w:sz w:val="24"/>
+              </w:rPr>
+              <w:t xml:space="preserve">【讨论】</w:t>
+            </w:r>
+          </w:p>
+          <w:p>
+            <w:pPr>
+              <w:keepNext w:val="0"/>
+              <w:spacing w:lineRule="exact" w:line="400" w:after="80" w:before="0"/>
+              <w:ind w:firstLine="0"/>
+            </w:pPr>
+            <w:r>
+              <w:rPr>
+                <w:rFonts w:ascii="Times New Roman" w:hAnsi="Times New Roman" w:eastAsia="宋体" w:cs="Times New Roman"/>
+                <w:b w:val="0"/>
+                <w:sz w:val="24"/>
+              </w:rPr>
+              <w:t xml:space="preserve">在分类时，怎样区分“看起来相似”和“实际相同”？你的分类依据是否经得起别人追问？</w:t>
+            </w:r>
+          </w:p>
+          <w:p>
+            <w:pPr>
+              <w:keepNext/>
+              <w:spacing w:lineRule="exact" w:line="400" w:after="60" w:before="0"/>
+              <w:ind w:firstLine="0"/>
+            </w:pPr>
+            <w:r>
+              <w:rPr>
+                <w:rFonts w:ascii="Times New Roman" w:hAnsi="Times New Roman" w:eastAsia="黑体" w:cs="Times New Roman"/>
+                <w:b/>
+                <w:sz w:val="24"/>
+              </w:rPr>
+              <w:t xml:space="preserve">【点题】</w:t>
+            </w:r>
+          </w:p>
+          <w:p>
+            <w:pPr>
+              <w:keepNext w:val="0"/>
+              <w:spacing w:lineRule="exact" w:line="400" w:after="80" w:before="0"/>
+              <w:ind w:firstLine="0"/>
+            </w:pPr>
+            <w:r>
+              <w:rPr>
+                <w:rFonts w:ascii="Times New Roman" w:hAnsi="Times New Roman" w:eastAsia="宋体" w:cs="Times New Roman"/>
+                <w:b w:val="0"/>
+                <w:sz w:val="24"/>
+              </w:rPr>
+              <w:t xml:space="preserve">分类看似只是把东西放进对应的格子，实际上每一次分类都是一次判断，它决定了钱被看作“做了什么事”。大模型能帮助我们快速分类，但判断的责任始终在人。</w:t>
+            </w:r>
+          </w:p>
+          <w:p>
+            <w:pPr>
+              <w:keepNext/>
+              <w:spacing w:lineRule="exact" w:line="400" w:after="60" w:before="0"/>
+              <w:ind w:firstLine="0"/>
+            </w:pPr>
+            <w:r>
+              <w:rPr>
+                <w:rFonts w:ascii="Times New Roman" w:hAnsi="Times New Roman" w:eastAsia="黑体" w:cs="Times New Roman"/>
+                <w:b/>
+                <w:sz w:val="24"/>
+              </w:rPr>
+              <w:t xml:space="preserve">【践行】</w:t>
+            </w:r>
+          </w:p>
+          <w:p>
+            <w:pPr>
+              <w:keepNext w:val="0"/>
+              <w:spacing w:lineRule="exact" w:line="400" w:after="80" w:before="0"/>
+              <w:ind w:firstLine="0"/>
+            </w:pPr>
+            <w:r>
+              <w:rPr>
+                <w:rFonts w:ascii="Times New Roman" w:hAnsi="Times New Roman" w:eastAsia="宋体" w:cs="Times New Roman"/>
+                <w:b w:val="0"/>
+                <w:sz w:val="24"/>
+              </w:rPr>
+              <w:t xml:space="preserve">我承诺：请AI完成分类时，我会同时要求它写出每一类的依据，并对存在争议的项目进行人工复核，不把“看起来对”当作“确实对”。</w:t>
+            </w:r>
+          </w:p>
+          <w:p>
+            <w:pPr>
+              <w:keepNext/>
+              <w:spacing w:lineRule="exact" w:line="400" w:after="60" w:before="0"/>
+              <w:ind w:firstLine="0"/>
+            </w:pPr>
+            <w:r>
+              <w:rPr>
+                <w:rFonts w:ascii="Times New Roman" w:hAnsi="Times New Roman" w:eastAsia="黑体" w:cs="Times New Roman"/>
+                <w:b/>
+                <w:sz w:val="24"/>
+              </w:rPr>
+              <w:t xml:space="preserve">【自检清单】</w:t>
+            </w:r>
+          </w:p>
+          <w:p>
+            <w:pPr>
+              <w:keepNext w:val="0"/>
+              <w:spacing w:lineRule="exact" w:line="400" w:after="80" w:before="0"/>
+              <w:ind w:firstLine="0"/>
+            </w:pPr>
+            <w:r>
+              <w:rPr>
+                <w:rFonts w:ascii="Times New Roman" w:hAnsi="Times New Roman" w:eastAsia="宋体" w:cs="Times New Roman"/>
+                <w:b w:val="0"/>
+                <w:sz w:val="24"/>
+              </w:rPr>
+              <w:t xml:space="preserve">□ 每一笔流水是否都有明确的业务性质？</w:t>
+            </w:r>
+          </w:p>
+          <w:p>
+            <w:pPr>
+              <w:keepNext w:val="0"/>
+              <w:spacing w:lineRule="exact" w:line="400" w:after="80" w:before="0"/>
+              <w:ind w:firstLine="0"/>
+            </w:pPr>
+            <w:r>
+              <w:rPr>
+                <w:rFonts w:ascii="Times New Roman" w:hAnsi="Times New Roman" w:eastAsia="宋体" w:cs="Times New Roman"/>
+                <w:b w:val="0"/>
+                <w:sz w:val="24"/>
+              </w:rPr>
+              <w:t xml:space="preserve">□ AI的分类依据是否经过人工核对？</w:t>
+            </w:r>
+          </w:p>
+          <w:p>
+            <w:pPr>
+              <w:keepNext w:val="0"/>
+              <w:spacing w:lineRule="exact" w:line="400" w:after="80" w:before="0"/>
+              <w:ind w:firstLine="0"/>
+            </w:pPr>
+            <w:r>
+              <w:rPr>
+                <w:rFonts w:ascii="Times New Roman" w:hAnsi="Times New Roman" w:eastAsia="宋体" w:cs="Times New Roman"/>
+                <w:b w:val="0"/>
+                <w:sz w:val="24"/>
+              </w:rPr>
+              <w:t xml:space="preserve">□ 争议项目是否已经单独标注并确认？</w:t>
+            </w:r>
+          </w:p>
+        </w:tc>
+      </w:tr>
+    </w:tbl>
     <w:p>
       <w:pPr>
         <w:keepNext/>
@@ -7225,37 +7505,317 @@
         <w:t>需要注意，弹性预算不是为了“放松预算”。即使业务量增加后，弹性预算与实际相符，也仍需说明业务量为什么增加，即这次增加是否经过审批、是否与活动方案一致。弹性预算只回答“在这个业务量下，花费是否合理”，并不回答“这个业务量是否应该发生”。后一个问题，需要回到活动方案与审批记录中去判断。</w:t>
       </w:r>
     </w:p>
-    <w:p>
-      <w:pPr>
-        <w:keepNext/>
-        <w:spacing w:lineRule="exact" w:line="400" w:before="120" w:after="0"/>
-        <w:ind w:firstLine="0"/>
-      </w:pPr>
-      <w:r>
-        <w:rPr>
-          <w:rFonts w:ascii="Times New Roman" w:hAnsi="Times New Roman" w:cs="Times New Roman" w:eastAsia="黑体"/>
-          <w:b/>
-          <w:color w:val="000000"/>
-          <w:sz w:val="24"/>
-        </w:rPr>
-        <w:t>思政园地：数字不能为了好看而改</w:t>
-      </w:r>
-    </w:p>
-    <w:p>
-      <w:pPr>
-        <w:spacing w:lineRule="exact" w:line="400" w:before="0" w:after="0"/>
-        <w:ind w:firstLine="480"/>
-      </w:pPr>
-      <w:r>
-        <w:rPr>
-          <w:rFonts w:ascii="Times New Roman" w:hAnsi="Times New Roman" w:eastAsia="宋体" w:cs="Times New Roman"/>
-          <w:b w:val="0"/>
-          <w:color w:val="000000"/>
-          <w:sz w:val="24"/>
-        </w:rPr>
-        <w:t>预算和对比表的目的，是让人看清真实情况，而不是让人看到想看的情况。大模型生成的表格越漂亮，越容易让人放松警惕。当一张对比表的结论与领导的期望不一致时，最诚实的做法，是保留原始数字，并说明差异的来源；最不负责任的做法，是修改数字，让结论变得“好看”。学生在使用AI的过程中，应当养成这样的习惯：对结论有疑问时，回到原始数据，而不是回到结论本身。</w:t>
-      </w:r>
-    </w:p>
+    <w:tbl>
+      <w:tblPr>
+        <w:tblW w:type="auto" w:w="0"/>
+        <w:jc w:val="center"/>
+        <w:tblLayout w:type="fixed"/>
+        <w:tblLook w:firstColumn="1" w:firstRow="1" w:lastColumn="0" w:lastRow="0" w:noHBand="0" w:noVBand="1" w:val="04A0"/>
+        <w:tblBorders>
+          <w:top w:val="single" w:sz="12" w:space="0" w:color="2E6DB4"/>
+          <w:left w:val="single" w:sz="12" w:space="0" w:color="2E6DB4"/>
+          <w:bottom w:val="single" w:sz="12" w:space="0" w:color="2E6DB4"/>
+          <w:right w:val="single" w:sz="12" w:space="0" w:color="2E6DB4"/>
+        </w:tblBorders>
+      </w:tblPr>
+      <w:tblGrid>
+        <w:gridCol w:w="8312"/>
+      </w:tblGrid>
+      <w:tr>
+        <w:tc>
+          <w:tcPr>
+            <w:tcW w:type="dxa" w:w="8878"/>
+            <w:shd w:val="clear" w:color="auto" w:fill="EAF1F8"/>
+          </w:tcPr>
+          <w:p>
+            <w:pPr>
+              <w:keepNext/>
+              <w:spacing w:lineRule="exact" w:line="400" w:after="160" w:before="0"/>
+              <w:ind w:firstLine="0"/>
+              <w:jc w:val="center"/>
+            </w:pPr>
+            <w:r>
+              <w:rPr>
+                <w:rFonts w:ascii="Times New Roman" w:hAnsi="Times New Roman" w:eastAsia="黑体" w:cs="Times New Roman"/>
+                <w:b/>
+                <w:sz w:val="24"/>
+              </w:rPr>
+              <w:t xml:space="preserve">思政园地：数字不能为了好看而改</w:t>
+            </w:r>
+          </w:p>
+          <w:p>
+            <w:pPr>
+              <w:keepNext/>
+              <w:spacing w:lineRule="exact" w:line="400" w:after="60" w:before="0"/>
+              <w:ind w:firstLine="0"/>
+            </w:pPr>
+            <w:r>
+              <w:rPr>
+                <w:rFonts w:ascii="Times New Roman" w:hAnsi="Times New Roman" w:eastAsia="黑体" w:cs="Times New Roman"/>
+                <w:b/>
+                <w:sz w:val="24"/>
+              </w:rPr>
+              <w:t xml:space="preserve">【校园案例】</w:t>
+            </w:r>
+          </w:p>
+          <w:p>
+            <w:pPr>
+              <w:keepNext w:val="0"/>
+              <w:spacing w:lineRule="exact" w:line="400" w:after="80" w:before="0"/>
+              <w:ind w:firstLine="0"/>
+            </w:pPr>
+            <w:r>
+              <w:rPr>
+                <w:rFonts w:ascii="Times New Roman" w:hAnsi="Times New Roman" w:eastAsia="宋体" w:cs="Times New Roman"/>
+                <w:b w:val="0"/>
+                <w:sz w:val="24"/>
+              </w:rPr>
+              <w:t xml:space="preserve">星空读书会的对比表显示印刷费超出预算，有组员提议把超支数字改回预算数字，理由是“下次再补回来”。小何坚持保留原始数字，并在表格下方写明超支的原因和后续的调整计划。大家最终接受了这个处理方式。</w:t>
+            </w:r>
+          </w:p>
+          <w:p>
+            <w:pPr>
+              <w:keepNext/>
+              <w:spacing w:lineRule="exact" w:line="400" w:after="60" w:before="0"/>
+              <w:ind w:firstLine="0"/>
+            </w:pPr>
+            <w:r>
+              <w:rPr>
+                <w:rFonts w:ascii="Times New Roman" w:hAnsi="Times New Roman" w:eastAsia="黑体" w:cs="Times New Roman"/>
+                <w:b/>
+                <w:sz w:val="24"/>
+              </w:rPr>
+              <w:t xml:space="preserve">【职业案例】</w:t>
+            </w:r>
+          </w:p>
+          <w:p>
+            <w:pPr>
+              <w:keepNext w:val="0"/>
+              <w:spacing w:lineRule="exact" w:line="400" w:after="80" w:before="0"/>
+              <w:ind w:firstLine="0"/>
+            </w:pPr>
+            <w:r>
+              <w:rPr>
+                <w:rFonts w:ascii="Times New Roman" w:hAnsi="Times New Roman" w:eastAsia="宋体" w:cs="Times New Roman"/>
+                <w:b w:val="0"/>
+                <w:sz w:val="24"/>
+              </w:rPr>
+              <w:t xml:space="preserve">青禾文具AI生成的对比表中，有一行“差异率”算错了。陈静看到后要求“直接改得好看一点”。小周没有改数字，而是先找出了公式出错的位置，再保留原始记录，并写下修改说明。</w:t>
+            </w:r>
+          </w:p>
+          <w:p>
+            <w:pPr>
+              <w:keepNext/>
+              <w:spacing w:lineRule="exact" w:line="400" w:after="60" w:before="0"/>
+              <w:ind w:firstLine="0"/>
+            </w:pPr>
+            <w:r>
+              <w:rPr>
+                <w:rFonts w:ascii="Times New Roman" w:hAnsi="Times New Roman" w:eastAsia="黑体" w:cs="Times New Roman"/>
+                <w:b/>
+                <w:sz w:val="24"/>
+              </w:rPr>
+              <w:t xml:space="preserve">【AI情境】</w:t>
+            </w:r>
+          </w:p>
+          <w:p>
+            <w:pPr>
+              <w:keepNext w:val="0"/>
+              <w:spacing w:lineRule="exact" w:line="400" w:after="80" w:before="0"/>
+              <w:ind w:firstLine="0"/>
+            </w:pPr>
+            <w:r>
+              <w:rPr>
+                <w:rFonts w:ascii="Times New Roman" w:hAnsi="Times New Roman" w:eastAsia="宋体" w:cs="Times New Roman"/>
+                <w:b w:val="0"/>
+                <w:sz w:val="24"/>
+              </w:rPr>
+              <w:t xml:space="preserve">提示词：根据预算和实际数据，生成对比表，差异=实际−预算，差异率=差异÷预算。</w:t>
+            </w:r>
+          </w:p>
+          <w:p>
+            <w:pPr>
+              <w:keepNext w:val="0"/>
+              <w:spacing w:lineRule="exact" w:line="400" w:after="80" w:before="0"/>
+              <w:ind w:firstLine="0"/>
+            </w:pPr>
+            <w:r>
+              <w:rPr>
+                <w:rFonts w:ascii="Times New Roman" w:hAnsi="Times New Roman" w:eastAsia="宋体" w:cs="Times New Roman"/>
+                <w:b w:val="0"/>
+                <w:sz w:val="24"/>
+              </w:rPr>
+              <w:t xml:space="preserve">AI大模型回复：宣传物料：预算2400元，实际2950元，差异+550元，差异率+18.8%。</w:t>
+            </w:r>
+          </w:p>
+          <w:p>
+            <w:pPr>
+              <w:keepNext w:val="0"/>
+              <w:spacing w:lineRule="exact" w:line="400" w:after="80" w:before="0"/>
+              <w:ind w:firstLine="0"/>
+            </w:pPr>
+            <w:r>
+              <w:rPr>
+                <w:rFonts w:ascii="Times New Roman" w:hAnsi="Times New Roman" w:eastAsia="宋体" w:cs="Times New Roman"/>
+                <w:b w:val="0"/>
+                <w:sz w:val="24"/>
+              </w:rPr>
+              <w:t xml:space="preserve">分析：差异额550元是正确的，但550÷2400约为22.9%，AI给出的18.8%是错的。这种错误最容易被人忽视，因为表格看起来很整齐。正确的处理方式是回到公式核对，修正差异率，并保留修改记录，而不是为了让结论“好看”而去改动原始数据。</w:t>
+            </w:r>
+          </w:p>
+          <w:p>
+            <w:pPr>
+              <w:keepNext/>
+              <w:spacing w:lineRule="exact" w:line="400" w:after="60" w:before="0"/>
+              <w:ind w:firstLine="0"/>
+            </w:pPr>
+            <w:r>
+              <w:rPr>
+                <w:rFonts w:ascii="Times New Roman" w:hAnsi="Times New Roman" w:eastAsia="黑体" w:cs="Times New Roman"/>
+                <w:b/>
+                <w:sz w:val="24"/>
+              </w:rPr>
+              <w:t xml:space="preserve">【讨论】</w:t>
+            </w:r>
+          </w:p>
+          <w:p>
+            <w:pPr>
+              <w:keepNext w:val="0"/>
+              <w:spacing w:lineRule="exact" w:line="400" w:after="80" w:before="0"/>
+              <w:ind w:firstLine="0"/>
+            </w:pPr>
+            <w:r>
+              <w:rPr>
+                <w:rFonts w:ascii="Times New Roman" w:hAnsi="Times New Roman" w:eastAsia="宋体" w:cs="Times New Roman"/>
+                <w:b w:val="0"/>
+                <w:sz w:val="24"/>
+              </w:rPr>
+              <w:t xml:space="preserve">如果对比表的结论与领导的期望不一致，你会怎样做？数字“好看”与“真实”发生冲突时，应当以谁为准？</w:t>
+            </w:r>
+          </w:p>
+          <w:p>
+            <w:pPr>
+              <w:keepNext/>
+              <w:spacing w:lineRule="exact" w:line="400" w:after="60" w:before="0"/>
+              <w:ind w:firstLine="0"/>
+            </w:pPr>
+            <w:r>
+              <w:rPr>
+                <w:rFonts w:ascii="Times New Roman" w:hAnsi="Times New Roman" w:eastAsia="黑体" w:cs="Times New Roman"/>
+                <w:b/>
+                <w:sz w:val="24"/>
+              </w:rPr>
+              <w:t xml:space="preserve">【点题】</w:t>
+            </w:r>
+          </w:p>
+          <w:p>
+            <w:pPr>
+              <w:keepNext w:val="0"/>
+              <w:spacing w:lineRule="exact" w:line="400" w:after="80" w:before="0"/>
+              <w:ind w:firstLine="0"/>
+            </w:pPr>
+            <w:r>
+              <w:rPr>
+                <w:rFonts w:ascii="Times New Roman" w:hAnsi="Times New Roman" w:eastAsia="宋体" w:cs="Times New Roman"/>
+                <w:b w:val="0"/>
+                <w:sz w:val="24"/>
+              </w:rPr>
+              <w:t xml:space="preserve">预算和对比表的目的，是让人看清真实情况，而不是让人看到想看的情况。大模型生成的表格越整齐，越容易让人放松警惕。对结论有疑问时，应回到原始数据，而不是回到结论本身。</w:t>
+            </w:r>
+          </w:p>
+          <w:p>
+            <w:pPr>
+              <w:keepNext/>
+              <w:spacing w:lineRule="exact" w:line="400" w:after="60" w:before="0"/>
+              <w:ind w:firstLine="0"/>
+            </w:pPr>
+            <w:r>
+              <w:rPr>
+                <w:rFonts w:ascii="Times New Roman" w:hAnsi="Times New Roman" w:eastAsia="黑体" w:cs="Times New Roman"/>
+                <w:b/>
+                <w:sz w:val="24"/>
+              </w:rPr>
+              <w:t xml:space="preserve">【践行】</w:t>
+            </w:r>
+          </w:p>
+          <w:p>
+            <w:pPr>
+              <w:keepNext w:val="0"/>
+              <w:spacing w:lineRule="exact" w:line="400" w:after="80" w:before="0"/>
+              <w:ind w:firstLine="0"/>
+            </w:pPr>
+            <w:r>
+              <w:rPr>
+                <w:rFonts w:ascii="Times New Roman" w:hAnsi="Times New Roman" w:eastAsia="宋体" w:cs="Times New Roman"/>
+                <w:b w:val="0"/>
+                <w:sz w:val="24"/>
+              </w:rPr>
+              <w:t xml:space="preserve">我承诺：对AI生成的对比表，逐行核对公式和数字；发现错误时，只修正错误本身，并保留修改记录，不为了结论好看而改动原始数据。</w:t>
+            </w:r>
+          </w:p>
+          <w:p>
+            <w:pPr>
+              <w:keepNext/>
+              <w:spacing w:lineRule="exact" w:line="400" w:after="60" w:before="0"/>
+              <w:ind w:firstLine="0"/>
+            </w:pPr>
+            <w:r>
+              <w:rPr>
+                <w:rFonts w:ascii="Times New Roman" w:hAnsi="Times New Roman" w:eastAsia="黑体" w:cs="Times New Roman"/>
+                <w:b/>
+                <w:sz w:val="24"/>
+              </w:rPr>
+              <w:t xml:space="preserve">【自检清单】</w:t>
+            </w:r>
+          </w:p>
+          <w:p>
+            <w:pPr>
+              <w:keepNext w:val="0"/>
+              <w:spacing w:lineRule="exact" w:line="400" w:after="80" w:before="0"/>
+              <w:ind w:firstLine="0"/>
+            </w:pPr>
+            <w:r>
+              <w:rPr>
+                <w:rFonts w:ascii="Times New Roman" w:hAnsi="Times New Roman" w:eastAsia="宋体" w:cs="Times New Roman"/>
+                <w:b w:val="0"/>
+                <w:sz w:val="24"/>
+              </w:rPr>
+              <w:t xml:space="preserve">□ 差异额与差异率的公式是否都已核对？</w:t>
+            </w:r>
+          </w:p>
+          <w:p>
+            <w:pPr>
+              <w:keepNext w:val="0"/>
+              <w:spacing w:lineRule="exact" w:line="400" w:after="80" w:before="0"/>
+              <w:ind w:firstLine="0"/>
+            </w:pPr>
+            <w:r>
+              <w:rPr>
+                <w:rFonts w:ascii="Times New Roman" w:hAnsi="Times New Roman" w:eastAsia="宋体" w:cs="Times New Roman"/>
+                <w:b w:val="0"/>
+                <w:sz w:val="24"/>
+              </w:rPr>
+              <w:t xml:space="preserve">□ 原始数据是否保持不变？</w:t>
+            </w:r>
+          </w:p>
+          <w:p>
+            <w:pPr>
+              <w:keepNext w:val="0"/>
+              <w:spacing w:lineRule="exact" w:line="400" w:after="80" w:before="0"/>
+              <w:ind w:firstLine="0"/>
+            </w:pPr>
+            <w:r>
+              <w:rPr>
+                <w:rFonts w:ascii="Times New Roman" w:hAnsi="Times New Roman" w:eastAsia="宋体" w:cs="Times New Roman"/>
+                <w:b w:val="0"/>
+                <w:sz w:val="24"/>
+              </w:rPr>
+              <w:t xml:space="preserve">□ 修改之处是否都有说明和记录？</w:t>
+            </w:r>
+          </w:p>
+        </w:tc>
+      </w:tr>
+    </w:tbl>
     <w:p>
       <w:pPr>
         <w:keepNext/>
@@ -9375,37 +9935,317 @@
         <w:t>价量分解只说明数量与单价各自的贡献，并不能证明原因。单价上涨可能是供应商调价，也可能是临时改用了更贵的规格：前者可以通过报价单验证，后者可以通过采购记录验证。分解的作用是缩小需要查证的范围，而查证本身仍需依靠证据。</w:t>
       </w:r>
     </w:p>
-    <w:p>
-      <w:pPr>
-        <w:keepNext/>
-        <w:spacing w:lineRule="exact" w:line="400" w:before="120" w:after="0"/>
-        <w:ind w:firstLine="0"/>
-      </w:pPr>
-      <w:r>
-        <w:rPr>
-          <w:rFonts w:ascii="Times New Roman" w:hAnsi="Times New Roman" w:cs="Times New Roman" w:eastAsia="黑体"/>
-          <w:b/>
-          <w:color w:val="000000"/>
-          <w:sz w:val="24"/>
-        </w:rPr>
-        <w:t>思政园地：找原因不是找替罪羊</w:t>
-      </w:r>
-    </w:p>
-    <w:p>
-      <w:pPr>
-        <w:spacing w:lineRule="exact" w:line="400" w:before="0" w:after="0"/>
-        <w:ind w:firstLine="480"/>
-      </w:pPr>
-      <w:r>
-        <w:rPr>
-          <w:rFonts w:ascii="Times New Roman" w:hAnsi="Times New Roman" w:eastAsia="宋体" w:cs="Times New Roman"/>
-          <w:b w:val="0"/>
-          <w:color w:val="000000"/>
-          <w:sz w:val="24"/>
-        </w:rPr>
-        <w:t>超支之后，最容易出现的反应，是寻找一个“替罪羊”。大模型能够快速列出各种原因，却不能判断谁应当承担责任。负责任的分析，应当先看数据，再看证据，最后看制度，而不是先下结论，再寻找支持结论的材料。学生在做分析时，应当注意公平：超支既可能来自个人的疏忽，也可能来自制度的缺失或市场的变化。找到真正的原因，比找到一个人来承担责任，更有助于组织的长期发展。</w:t>
-      </w:r>
-    </w:p>
+    <w:tbl>
+      <w:tblPr>
+        <w:tblW w:type="auto" w:w="0"/>
+        <w:jc w:val="center"/>
+        <w:tblLayout w:type="fixed"/>
+        <w:tblLook w:firstColumn="1" w:firstRow="1" w:lastColumn="0" w:lastRow="0" w:noHBand="0" w:noVBand="1" w:val="04A0"/>
+        <w:tblBorders>
+          <w:top w:val="single" w:sz="12" w:space="0" w:color="2E6DB4"/>
+          <w:left w:val="single" w:sz="12" w:space="0" w:color="2E6DB4"/>
+          <w:bottom w:val="single" w:sz="12" w:space="0" w:color="2E6DB4"/>
+          <w:right w:val="single" w:sz="12" w:space="0" w:color="2E6DB4"/>
+        </w:tblBorders>
+      </w:tblPr>
+      <w:tblGrid>
+        <w:gridCol w:w="8312"/>
+      </w:tblGrid>
+      <w:tr>
+        <w:tc>
+          <w:tcPr>
+            <w:tcW w:type="dxa" w:w="8878"/>
+            <w:shd w:val="clear" w:color="auto" w:fill="EAF1F8"/>
+          </w:tcPr>
+          <w:p>
+            <w:pPr>
+              <w:keepNext/>
+              <w:spacing w:lineRule="exact" w:line="400" w:after="160" w:before="0"/>
+              <w:ind w:firstLine="0"/>
+              <w:jc w:val="center"/>
+            </w:pPr>
+            <w:r>
+              <w:rPr>
+                <w:rFonts w:ascii="Times New Roman" w:hAnsi="Times New Roman" w:eastAsia="黑体" w:cs="Times New Roman"/>
+                <w:b/>
+                <w:sz w:val="24"/>
+              </w:rPr>
+              <w:t xml:space="preserve">思政园地：找原因不是找替罪羊</w:t>
+            </w:r>
+          </w:p>
+          <w:p>
+            <w:pPr>
+              <w:keepNext/>
+              <w:spacing w:lineRule="exact" w:line="400" w:after="60" w:before="0"/>
+              <w:ind w:firstLine="0"/>
+            </w:pPr>
+            <w:r>
+              <w:rPr>
+                <w:rFonts w:ascii="Times New Roman" w:hAnsi="Times New Roman" w:eastAsia="黑体" w:cs="Times New Roman"/>
+                <w:b/>
+                <w:sz w:val="24"/>
+              </w:rPr>
+              <w:t xml:space="preserve">【校园案例】</w:t>
+            </w:r>
+          </w:p>
+          <w:p>
+            <w:pPr>
+              <w:keepNext w:val="0"/>
+              <w:spacing w:lineRule="exact" w:line="400" w:after="80" w:before="0"/>
+              <w:ind w:firstLine="0"/>
+            </w:pPr>
+            <w:r>
+              <w:rPr>
+                <w:rFonts w:ascii="Times New Roman" w:hAnsi="Times New Roman" w:eastAsia="宋体" w:cs="Times New Roman"/>
+                <w:b w:val="0"/>
+                <w:sz w:val="24"/>
+              </w:rPr>
+              <w:t xml:space="preserve">星空读书会的活动费超支后，有人立刻指责负责采购的同学。小何没有附和，而是查看了报名记录和价格单，发现主要原因是临时增加了参加人数，同时印刷价格也有上涨。负责采购的同学因此得到了公正的评价。</w:t>
+            </w:r>
+          </w:p>
+          <w:p>
+            <w:pPr>
+              <w:keepNext/>
+              <w:spacing w:lineRule="exact" w:line="400" w:after="60" w:before="0"/>
+              <w:ind w:firstLine="0"/>
+            </w:pPr>
+            <w:r>
+              <w:rPr>
+                <w:rFonts w:ascii="Times New Roman" w:hAnsi="Times New Roman" w:eastAsia="黑体" w:cs="Times New Roman"/>
+                <w:b/>
+                <w:sz w:val="24"/>
+              </w:rPr>
+              <w:t xml:space="preserve">【职业案例】</w:t>
+            </w:r>
+          </w:p>
+          <w:p>
+            <w:pPr>
+              <w:keepNext w:val="0"/>
+              <w:spacing w:lineRule="exact" w:line="400" w:after="80" w:before="0"/>
+              <w:ind w:firstLine="0"/>
+            </w:pPr>
+            <w:r>
+              <w:rPr>
+                <w:rFonts w:ascii="Times New Roman" w:hAnsi="Times New Roman" w:eastAsia="宋体" w:cs="Times New Roman"/>
+                <w:b w:val="0"/>
+                <w:sz w:val="24"/>
+              </w:rPr>
+              <w:t xml:space="preserve">青禾文具9月超支1390元。AI初步给出的原因是“销售人员控制不严”，建议追责。陈静没有直接采纳，而是要求小周逐项找出证据。核对后发现，超支主要来自采购单价上涨和销量增加，责任判断需要依据制度，而不是依据AI的猜测。</w:t>
+            </w:r>
+          </w:p>
+          <w:p>
+            <w:pPr>
+              <w:keepNext/>
+              <w:spacing w:lineRule="exact" w:line="400" w:after="60" w:before="0"/>
+              <w:ind w:firstLine="0"/>
+            </w:pPr>
+            <w:r>
+              <w:rPr>
+                <w:rFonts w:ascii="Times New Roman" w:hAnsi="Times New Roman" w:eastAsia="黑体" w:cs="Times New Roman"/>
+                <w:b/>
+                <w:sz w:val="24"/>
+              </w:rPr>
+              <w:t xml:space="preserve">【AI情境】</w:t>
+            </w:r>
+          </w:p>
+          <w:p>
+            <w:pPr>
+              <w:keepNext w:val="0"/>
+              <w:spacing w:lineRule="exact" w:line="400" w:after="80" w:before="0"/>
+              <w:ind w:firstLine="0"/>
+            </w:pPr>
+            <w:r>
+              <w:rPr>
+                <w:rFonts w:ascii="Times New Roman" w:hAnsi="Times New Roman" w:eastAsia="宋体" w:cs="Times New Roman"/>
+                <w:b w:val="0"/>
+                <w:sz w:val="24"/>
+              </w:rPr>
+              <w:t xml:space="preserve">提示词：请分析超支原因，并指出责任人。</w:t>
+            </w:r>
+          </w:p>
+          <w:p>
+            <w:pPr>
+              <w:keepNext w:val="0"/>
+              <w:spacing w:lineRule="exact" w:line="400" w:after="80" w:before="0"/>
+              <w:ind w:firstLine="0"/>
+            </w:pPr>
+            <w:r>
+              <w:rPr>
+                <w:rFonts w:ascii="Times New Roman" w:hAnsi="Times New Roman" w:eastAsia="宋体" w:cs="Times New Roman"/>
+                <w:b w:val="0"/>
+                <w:sz w:val="24"/>
+              </w:rPr>
+              <w:t xml:space="preserve">AI大模型回复：主要原因是销售人员控制不严，建议对相关人员追责。</w:t>
+            </w:r>
+          </w:p>
+          <w:p>
+            <w:pPr>
+              <w:keepNext w:val="0"/>
+              <w:spacing w:lineRule="exact" w:line="400" w:after="80" w:before="0"/>
+              <w:ind w:firstLine="0"/>
+            </w:pPr>
+            <w:r>
+              <w:rPr>
+                <w:rFonts w:ascii="Times New Roman" w:hAnsi="Times New Roman" w:eastAsia="宋体" w:cs="Times New Roman"/>
+                <w:b w:val="0"/>
+                <w:sz w:val="24"/>
+              </w:rPr>
+              <w:t xml:space="preserve">分析：AI在没有证据时就给出了责任人，结论先于证据出现。它无法判断谁应当承担责任，也不了解制度和具体情形。改进的提示词应当是：“请列出可以用数据验证的原因，每条注明数据依据，不要判断责任。”责任判断应由管理者依据制度作出。</w:t>
+            </w:r>
+          </w:p>
+          <w:p>
+            <w:pPr>
+              <w:keepNext/>
+              <w:spacing w:lineRule="exact" w:line="400" w:after="60" w:before="0"/>
+              <w:ind w:firstLine="0"/>
+            </w:pPr>
+            <w:r>
+              <w:rPr>
+                <w:rFonts w:ascii="Times New Roman" w:hAnsi="Times New Roman" w:eastAsia="黑体" w:cs="Times New Roman"/>
+                <w:b/>
+                <w:sz w:val="24"/>
+              </w:rPr>
+              <w:t xml:space="preserve">【讨论】</w:t>
+            </w:r>
+          </w:p>
+          <w:p>
+            <w:pPr>
+              <w:keepNext w:val="0"/>
+              <w:spacing w:lineRule="exact" w:line="400" w:after="80" w:before="0"/>
+              <w:ind w:firstLine="0"/>
+            </w:pPr>
+            <w:r>
+              <w:rPr>
+                <w:rFonts w:ascii="Times New Roman" w:hAnsi="Times New Roman" w:eastAsia="宋体" w:cs="Times New Roman"/>
+                <w:b w:val="0"/>
+                <w:sz w:val="24"/>
+              </w:rPr>
+              <w:t xml:space="preserve">超支既可能来自个人疏忽，也可能来自制度缺失或市场变化。你认为怎样才能找到真正的原因？</w:t>
+            </w:r>
+          </w:p>
+          <w:p>
+            <w:pPr>
+              <w:keepNext/>
+              <w:spacing w:lineRule="exact" w:line="400" w:after="60" w:before="0"/>
+              <w:ind w:firstLine="0"/>
+            </w:pPr>
+            <w:r>
+              <w:rPr>
+                <w:rFonts w:ascii="Times New Roman" w:hAnsi="Times New Roman" w:eastAsia="黑体" w:cs="Times New Roman"/>
+                <w:b/>
+                <w:sz w:val="24"/>
+              </w:rPr>
+              <w:t xml:space="preserve">【点题】</w:t>
+            </w:r>
+          </w:p>
+          <w:p>
+            <w:pPr>
+              <w:keepNext w:val="0"/>
+              <w:spacing w:lineRule="exact" w:line="400" w:after="80" w:before="0"/>
+              <w:ind w:firstLine="0"/>
+            </w:pPr>
+            <w:r>
+              <w:rPr>
+                <w:rFonts w:ascii="Times New Roman" w:hAnsi="Times New Roman" w:eastAsia="宋体" w:cs="Times New Roman"/>
+                <w:b w:val="0"/>
+                <w:sz w:val="24"/>
+              </w:rPr>
+              <w:t xml:space="preserve">找到真正的原因，比找到一个人来承担责任，更有助于组织的长期发展。负责任的分析应当先看数据，再看证据，最后看制度。</w:t>
+            </w:r>
+          </w:p>
+          <w:p>
+            <w:pPr>
+              <w:keepNext/>
+              <w:spacing w:lineRule="exact" w:line="400" w:after="60" w:before="0"/>
+              <w:ind w:firstLine="0"/>
+            </w:pPr>
+            <w:r>
+              <w:rPr>
+                <w:rFonts w:ascii="Times New Roman" w:hAnsi="Times New Roman" w:eastAsia="黑体" w:cs="Times New Roman"/>
+                <w:b/>
+                <w:sz w:val="24"/>
+              </w:rPr>
+              <w:t xml:space="preserve">【践行】</w:t>
+            </w:r>
+          </w:p>
+          <w:p>
+            <w:pPr>
+              <w:keepNext w:val="0"/>
+              <w:spacing w:lineRule="exact" w:line="400" w:after="80" w:before="0"/>
+              <w:ind w:firstLine="0"/>
+            </w:pPr>
+            <w:r>
+              <w:rPr>
+                <w:rFonts w:ascii="Times New Roman" w:hAnsi="Times New Roman" w:eastAsia="宋体" w:cs="Times New Roman"/>
+                <w:b w:val="0"/>
+                <w:sz w:val="24"/>
+              </w:rPr>
+              <w:t xml:space="preserve">我承诺：请AI分析原因时，要求它先列出数据依据，再区分可控因素与外部因素，并把责任判断留给有权限的人，不让AI的猜测代替事实。</w:t>
+            </w:r>
+          </w:p>
+          <w:p>
+            <w:pPr>
+              <w:keepNext/>
+              <w:spacing w:lineRule="exact" w:line="400" w:after="60" w:before="0"/>
+              <w:ind w:firstLine="0"/>
+            </w:pPr>
+            <w:r>
+              <w:rPr>
+                <w:rFonts w:ascii="Times New Roman" w:hAnsi="Times New Roman" w:eastAsia="黑体" w:cs="Times New Roman"/>
+                <w:b/>
+                <w:sz w:val="24"/>
+              </w:rPr>
+              <w:t xml:space="preserve">【自检清单】</w:t>
+            </w:r>
+          </w:p>
+          <w:p>
+            <w:pPr>
+              <w:keepNext w:val="0"/>
+              <w:spacing w:lineRule="exact" w:line="400" w:after="80" w:before="0"/>
+              <w:ind w:firstLine="0"/>
+            </w:pPr>
+            <w:r>
+              <w:rPr>
+                <w:rFonts w:ascii="Times New Roman" w:hAnsi="Times New Roman" w:eastAsia="宋体" w:cs="Times New Roman"/>
+                <w:b w:val="0"/>
+                <w:sz w:val="24"/>
+              </w:rPr>
+              <w:t xml:space="preserve">□ 每一条原因是否都有数据或凭证支持？</w:t>
+            </w:r>
+          </w:p>
+          <w:p>
+            <w:pPr>
+              <w:keepNext w:val="0"/>
+              <w:spacing w:lineRule="exact" w:line="400" w:after="80" w:before="0"/>
+              <w:ind w:firstLine="0"/>
+            </w:pPr>
+            <w:r>
+              <w:rPr>
+                <w:rFonts w:ascii="Times New Roman" w:hAnsi="Times New Roman" w:eastAsia="宋体" w:cs="Times New Roman"/>
+                <w:b w:val="0"/>
+                <w:sz w:val="24"/>
+              </w:rPr>
+              <w:t xml:space="preserve">□ 是否区分了可控因素与外部因素？</w:t>
+            </w:r>
+          </w:p>
+          <w:p>
+            <w:pPr>
+              <w:keepNext w:val="0"/>
+              <w:spacing w:lineRule="exact" w:line="400" w:after="80" w:before="0"/>
+              <w:ind w:firstLine="0"/>
+            </w:pPr>
+            <w:r>
+              <w:rPr>
+                <w:rFonts w:ascii="Times New Roman" w:hAnsi="Times New Roman" w:eastAsia="宋体" w:cs="Times New Roman"/>
+                <w:b w:val="0"/>
+                <w:sz w:val="24"/>
+              </w:rPr>
+              <w:t xml:space="preserve">□ 责任判断是否依据制度，而不是依据猜测？</w:t>
+            </w:r>
+          </w:p>
+        </w:tc>
+      </w:tr>
+    </w:tbl>
     <w:p>
       <w:pPr>
         <w:keepNext/>

--- a/AI大模型在财务场景的应用/项目2_范例_v7.docx
+++ b/AI大模型在财务场景的应用/项目2_范例_v7.docx
@@ -10598,153 +10598,4770 @@
     <w:p>
       <w:pPr>
         <w:pStyle w:val="Heading2"/>
+      </w:pPr>
+      <w:r>
+        <w:t xml:space="preserve">项目综合练习</w:t>
+      </w:r>
+    </w:p>
+    <w:p>
+      <w:r>
+        <w:t xml:space="preserve">本练习以某高校读书社（示例）2026年10月的收支为材料。全部数据均为教学示例，已删除个人信息，学生无需自行收集材料，按下列要求完成即可。</w:t>
+      </w:r>
+    </w:p>
+    <w:p>
+      <w:pPr>
+        <w:pStyle w:val="Heading3"/>
+      </w:pPr>
+      <w:r>
+        <w:t xml:space="preserve">综合任务背景</w:t>
+      </w:r>
+    </w:p>
+    <w:p>
+      <w:r>
+        <w:t xml:space="preserve">该读书社10月为活动月，期初余额为500元。社团的预算见表2-9，10月的流水见表2-10。流水尚未标注类别，需要学生按本项目的分类规则进行处理。</w:t>
+      </w:r>
+    </w:p>
+    <w:p>
+      <w:pPr>
         <w:keepNext/>
-        <w:spacing w:lineRule="exact" w:line="400" w:before="240" w:after="120"/>
         <w:ind w:firstLine="0"/>
+        <w:jc w:val="center"/>
       </w:pPr>
       <w:r>
         <w:rPr>
           <w:rFonts w:ascii="Times New Roman" w:hAnsi="Times New Roman" w:eastAsia="黑体" w:cs="Times New Roman"/>
-          <w:b/>
-          <w:color w:val="000000"/>
-          <w:sz w:val="28"/>
+          <w:sz w:val="21"/>
         </w:rPr>
-        <w:t>项目综合练习</w:t>
+        <w:t xml:space="preserve">表2-9 综合练习预算表（示例）</w:t>
+      </w:r>
+    </w:p>
+    <w:tbl>
+      <w:tblPr>
+        <w:tblStyle w:val="TableGrid"/>
+        <w:tblW w:type="auto" w:w="0"/>
+        <w:jc w:val="center"/>
+        <w:tblLook w:firstColumn="1" w:firstRow="1" w:lastColumn="0" w:lastRow="0" w:noHBand="0" w:noVBand="1" w:val="04A0"/>
+      </w:tblPr>
+      <w:tblGrid>
+        <w:gridCol w:w="1500"/>
+        <w:gridCol w:w="2600"/>
+        <w:gridCol w:w="1800"/>
+        <w:gridCol w:w="2412"/>
+      </w:tblGrid>
+      <w:tr>
+        <w:trPr>
+          <w:tblHeader/>
+        </w:trPr>
+        <w:tc>
+          <w:tcPr>
+            <w:tcW w:type="dxa" w:w="1500"/>
+            <w:shd w:val="clear" w:color="auto" w:fill="EDEDED"/>
+          </w:tcPr>
+          <w:p>
+            <w:pPr>
+              <w:spacing w:line="240" w:lineRule="auto"/>
+              <w:ind w:firstLine="0"/>
+              <w:jc w:val="center"/>
+            </w:pPr>
+            <w:r>
+              <w:rPr>
+                <w:rFonts w:ascii="Times New Roman" w:hAnsi="Times New Roman" w:eastAsia="宋体" w:cs="Times New Roman"/>
+                <w:b/>
+                <w:sz w:val="21"/>
+              </w:rPr>
+              <w:t xml:space="preserve">类别</w:t>
+            </w:r>
+          </w:p>
+        </w:tc>
+        <w:tc>
+          <w:tcPr>
+            <w:tcW w:type="dxa" w:w="2600"/>
+            <w:shd w:val="clear" w:color="auto" w:fill="EDEDED"/>
+          </w:tcPr>
+          <w:p>
+            <w:pPr>
+              <w:spacing w:line="240" w:lineRule="auto"/>
+              <w:ind w:firstLine="0"/>
+              <w:jc w:val="center"/>
+            </w:pPr>
+            <w:r>
+              <w:rPr>
+                <w:rFonts w:ascii="Times New Roman" w:hAnsi="Times New Roman" w:eastAsia="宋体" w:cs="Times New Roman"/>
+                <w:b/>
+                <w:sz w:val="21"/>
+              </w:rPr>
+              <w:t xml:space="preserve">项目</w:t>
+            </w:r>
+          </w:p>
+        </w:tc>
+        <w:tc>
+          <w:tcPr>
+            <w:tcW w:type="dxa" w:w="1800"/>
+            <w:shd w:val="clear" w:color="auto" w:fill="EDEDED"/>
+          </w:tcPr>
+          <w:p>
+            <w:pPr>
+              <w:spacing w:line="240" w:lineRule="auto"/>
+              <w:ind w:firstLine="0"/>
+              <w:jc w:val="center"/>
+            </w:pPr>
+            <w:r>
+              <w:rPr>
+                <w:rFonts w:ascii="Times New Roman" w:hAnsi="Times New Roman" w:eastAsia="宋体" w:cs="Times New Roman"/>
+                <w:b/>
+                <w:sz w:val="21"/>
+              </w:rPr>
+              <w:t xml:space="preserve">预算（元）</w:t>
+            </w:r>
+          </w:p>
+        </w:tc>
+        <w:tc>
+          <w:tcPr>
+            <w:tcW w:type="dxa" w:w="2412"/>
+            <w:shd w:val="clear" w:color="auto" w:fill="EDEDED"/>
+          </w:tcPr>
+          <w:p>
+            <w:pPr>
+              <w:spacing w:line="240" w:lineRule="auto"/>
+              <w:ind w:firstLine="0"/>
+              <w:jc w:val="center"/>
+            </w:pPr>
+            <w:r>
+              <w:rPr>
+                <w:rFonts w:ascii="Times New Roman" w:hAnsi="Times New Roman" w:eastAsia="宋体" w:cs="Times New Roman"/>
+                <w:b/>
+                <w:sz w:val="21"/>
+              </w:rPr>
+              <w:t xml:space="preserve">说明</w:t>
+            </w:r>
+          </w:p>
+        </w:tc>
+      </w:tr>
+      <w:tr>
+        <w:tc>
+          <w:tcPr>
+            <w:tcW w:type="dxa" w:w="1500"/>
+          </w:tcPr>
+          <w:p>
+            <w:pPr>
+              <w:spacing w:line="240" w:lineRule="auto"/>
+              <w:ind w:firstLine="0"/>
+              <w:jc w:val="left"/>
+            </w:pPr>
+            <w:r>
+              <w:rPr>
+                <w:rFonts w:ascii="Times New Roman" w:hAnsi="Times New Roman" w:eastAsia="宋体" w:cs="Times New Roman"/>
+                <w:sz w:val="21"/>
+              </w:rPr>
+              <w:t xml:space="preserve">收入</w:t>
+            </w:r>
+          </w:p>
+        </w:tc>
+        <w:tc>
+          <w:tcPr>
+            <w:tcW w:type="dxa" w:w="2600"/>
+          </w:tcPr>
+          <w:p>
+            <w:pPr>
+              <w:spacing w:line="240" w:lineRule="auto"/>
+              <w:ind w:firstLine="0"/>
+              <w:jc w:val="left"/>
+            </w:pPr>
+            <w:r>
+              <w:rPr>
+                <w:rFonts w:ascii="Times New Roman" w:hAnsi="Times New Roman" w:eastAsia="宋体" w:cs="Times New Roman"/>
+                <w:sz w:val="21"/>
+              </w:rPr>
+              <w:t xml:space="preserve">学院拨款</w:t>
+            </w:r>
+          </w:p>
+        </w:tc>
+        <w:tc>
+          <w:tcPr>
+            <w:tcW w:type="dxa" w:w="1800"/>
+          </w:tcPr>
+          <w:p>
+            <w:pPr>
+              <w:spacing w:line="240" w:lineRule="auto"/>
+              <w:ind w:firstLine="0"/>
+              <w:jc w:val="left"/>
+            </w:pPr>
+            <w:r>
+              <w:rPr>
+                <w:rFonts w:ascii="Times New Roman" w:hAnsi="Times New Roman" w:eastAsia="宋体" w:cs="Times New Roman"/>
+                <w:sz w:val="21"/>
+              </w:rPr>
+              <w:t xml:space="preserve">800</w:t>
+            </w:r>
+          </w:p>
+        </w:tc>
+        <w:tc>
+          <w:tcPr>
+            <w:tcW w:type="dxa" w:w="2412"/>
+          </w:tcPr>
+          <w:p>
+            <w:pPr>
+              <w:spacing w:line="240" w:lineRule="auto"/>
+              <w:ind w:firstLine="0"/>
+              <w:jc w:val="left"/>
+            </w:pPr>
+            <w:r>
+              <w:rPr>
+                <w:rFonts w:ascii="Times New Roman" w:hAnsi="Times New Roman" w:eastAsia="宋体" w:cs="Times New Roman"/>
+                <w:sz w:val="21"/>
+              </w:rPr>
+              <w:t xml:space="preserve">—</w:t>
+            </w:r>
+          </w:p>
+        </w:tc>
+      </w:tr>
+      <w:tr>
+        <w:tc>
+          <w:tcPr>
+            <w:tcW w:type="dxa" w:w="1500"/>
+          </w:tcPr>
+          <w:p>
+            <w:pPr>
+              <w:spacing w:line="240" w:lineRule="auto"/>
+              <w:ind w:firstLine="0"/>
+              <w:jc w:val="left"/>
+            </w:pPr>
+            <w:r>
+              <w:rPr>
+                <w:rFonts w:ascii="Times New Roman" w:hAnsi="Times New Roman" w:eastAsia="宋体" w:cs="Times New Roman"/>
+                <w:sz w:val="21"/>
+              </w:rPr>
+              <w:t xml:space="preserve">收入</w:t>
+            </w:r>
+          </w:p>
+        </w:tc>
+        <w:tc>
+          <w:tcPr>
+            <w:tcW w:type="dxa" w:w="2600"/>
+          </w:tcPr>
+          <w:p>
+            <w:pPr>
+              <w:spacing w:line="240" w:lineRule="auto"/>
+              <w:ind w:firstLine="0"/>
+              <w:jc w:val="left"/>
+            </w:pPr>
+            <w:r>
+              <w:rPr>
+                <w:rFonts w:ascii="Times New Roman" w:hAnsi="Times New Roman" w:eastAsia="宋体" w:cs="Times New Roman"/>
+                <w:sz w:val="21"/>
+              </w:rPr>
+              <w:t xml:space="preserve">社员会费</w:t>
+            </w:r>
+          </w:p>
+        </w:tc>
+        <w:tc>
+          <w:tcPr>
+            <w:tcW w:type="dxa" w:w="1800"/>
+          </w:tcPr>
+          <w:p>
+            <w:pPr>
+              <w:spacing w:line="240" w:lineRule="auto"/>
+              <w:ind w:firstLine="0"/>
+              <w:jc w:val="left"/>
+            </w:pPr>
+            <w:r>
+              <w:rPr>
+                <w:rFonts w:ascii="Times New Roman" w:hAnsi="Times New Roman" w:eastAsia="宋体" w:cs="Times New Roman"/>
+                <w:sz w:val="21"/>
+              </w:rPr>
+              <w:t xml:space="preserve">300</w:t>
+            </w:r>
+          </w:p>
+        </w:tc>
+        <w:tc>
+          <w:tcPr>
+            <w:tcW w:type="dxa" w:w="2412"/>
+          </w:tcPr>
+          <w:p>
+            <w:pPr>
+              <w:spacing w:line="240" w:lineRule="auto"/>
+              <w:ind w:firstLine="0"/>
+              <w:jc w:val="left"/>
+            </w:pPr>
+            <w:r>
+              <w:rPr>
+                <w:rFonts w:ascii="Times New Roman" w:hAnsi="Times New Roman" w:eastAsia="宋体" w:cs="Times New Roman"/>
+                <w:sz w:val="21"/>
+              </w:rPr>
+              <w:t xml:space="preserve">15人×20元</w:t>
+            </w:r>
+          </w:p>
+        </w:tc>
+      </w:tr>
+      <w:tr>
+        <w:tc>
+          <w:tcPr>
+            <w:tcW w:type="dxa" w:w="1500"/>
+          </w:tcPr>
+          <w:p>
+            <w:pPr>
+              <w:spacing w:line="240" w:lineRule="auto"/>
+              <w:ind w:firstLine="0"/>
+              <w:jc w:val="left"/>
+            </w:pPr>
+            <w:r>
+              <w:rPr>
+                <w:rFonts w:ascii="Times New Roman" w:hAnsi="Times New Roman" w:eastAsia="宋体" w:cs="Times New Roman"/>
+                <w:sz w:val="21"/>
+              </w:rPr>
+              <w:t xml:space="preserve">收入</w:t>
+            </w:r>
+          </w:p>
+        </w:tc>
+        <w:tc>
+          <w:tcPr>
+            <w:tcW w:type="dxa" w:w="2600"/>
+          </w:tcPr>
+          <w:p>
+            <w:pPr>
+              <w:spacing w:line="240" w:lineRule="auto"/>
+              <w:ind w:firstLine="0"/>
+              <w:jc w:val="left"/>
+            </w:pPr>
+            <w:r>
+              <w:rPr>
+                <w:rFonts w:ascii="Times New Roman" w:hAnsi="Times New Roman" w:eastAsia="宋体" w:cs="Times New Roman"/>
+                <w:sz w:val="21"/>
+              </w:rPr>
+              <w:t xml:space="preserve">校外赞助</w:t>
+            </w:r>
+          </w:p>
+        </w:tc>
+        <w:tc>
+          <w:tcPr>
+            <w:tcW w:type="dxa" w:w="1800"/>
+          </w:tcPr>
+          <w:p>
+            <w:pPr>
+              <w:spacing w:line="240" w:lineRule="auto"/>
+              <w:ind w:firstLine="0"/>
+              <w:jc w:val="left"/>
+            </w:pPr>
+            <w:r>
+              <w:rPr>
+                <w:rFonts w:ascii="Times New Roman" w:hAnsi="Times New Roman" w:eastAsia="宋体" w:cs="Times New Roman"/>
+                <w:sz w:val="21"/>
+              </w:rPr>
+              <w:t xml:space="preserve">200</w:t>
+            </w:r>
+          </w:p>
+        </w:tc>
+        <w:tc>
+          <w:tcPr>
+            <w:tcW w:type="dxa" w:w="2412"/>
+          </w:tcPr>
+          <w:p>
+            <w:pPr>
+              <w:spacing w:line="240" w:lineRule="auto"/>
+              <w:ind w:firstLine="0"/>
+              <w:jc w:val="left"/>
+            </w:pPr>
+            <w:r>
+              <w:rPr>
+                <w:rFonts w:ascii="Times New Roman" w:hAnsi="Times New Roman" w:eastAsia="宋体" w:cs="Times New Roman"/>
+                <w:sz w:val="21"/>
+              </w:rPr>
+              <w:t xml:space="preserve">—</w:t>
+            </w:r>
+          </w:p>
+        </w:tc>
+      </w:tr>
+      <w:tr>
+        <w:tc>
+          <w:tcPr>
+            <w:tcW w:type="dxa" w:w="1500"/>
+          </w:tcPr>
+          <w:p>
+            <w:pPr>
+              <w:spacing w:line="240" w:lineRule="auto"/>
+              <w:ind w:firstLine="0"/>
+              <w:jc w:val="left"/>
+            </w:pPr>
+            <w:r>
+              <w:rPr>
+                <w:rFonts w:ascii="Times New Roman" w:hAnsi="Times New Roman" w:eastAsia="宋体" w:cs="Times New Roman"/>
+                <w:sz w:val="21"/>
+              </w:rPr>
+              <w:t xml:space="preserve">支出</w:t>
+            </w:r>
+          </w:p>
+        </w:tc>
+        <w:tc>
+          <w:tcPr>
+            <w:tcW w:type="dxa" w:w="2600"/>
+          </w:tcPr>
+          <w:p>
+            <w:pPr>
+              <w:spacing w:line="240" w:lineRule="auto"/>
+              <w:ind w:firstLine="0"/>
+              <w:jc w:val="left"/>
+            </w:pPr>
+            <w:r>
+              <w:rPr>
+                <w:rFonts w:ascii="Times New Roman" w:hAnsi="Times New Roman" w:eastAsia="宋体" w:cs="Times New Roman"/>
+                <w:sz w:val="21"/>
+              </w:rPr>
+              <w:t xml:space="preserve">印刷材料</w:t>
+            </w:r>
+          </w:p>
+        </w:tc>
+        <w:tc>
+          <w:tcPr>
+            <w:tcW w:type="dxa" w:w="1800"/>
+          </w:tcPr>
+          <w:p>
+            <w:pPr>
+              <w:spacing w:line="240" w:lineRule="auto"/>
+              <w:ind w:firstLine="0"/>
+              <w:jc w:val="left"/>
+            </w:pPr>
+            <w:r>
+              <w:rPr>
+                <w:rFonts w:ascii="Times New Roman" w:hAnsi="Times New Roman" w:eastAsia="宋体" w:cs="Times New Roman"/>
+                <w:sz w:val="21"/>
+              </w:rPr>
+              <w:t xml:space="preserve">360</w:t>
+            </w:r>
+          </w:p>
+        </w:tc>
+        <w:tc>
+          <w:tcPr>
+            <w:tcW w:type="dxa" w:w="2412"/>
+          </w:tcPr>
+          <w:p>
+            <w:pPr>
+              <w:spacing w:line="240" w:lineRule="auto"/>
+              <w:ind w:firstLine="0"/>
+              <w:jc w:val="left"/>
+            </w:pPr>
+            <w:r>
+              <w:rPr>
+                <w:rFonts w:ascii="Times New Roman" w:hAnsi="Times New Roman" w:eastAsia="宋体" w:cs="Times New Roman"/>
+                <w:sz w:val="21"/>
+              </w:rPr>
+              <w:t xml:space="preserve">300页×1.20元</w:t>
+            </w:r>
+          </w:p>
+        </w:tc>
+      </w:tr>
+      <w:tr>
+        <w:tc>
+          <w:tcPr>
+            <w:tcW w:type="dxa" w:w="1500"/>
+          </w:tcPr>
+          <w:p>
+            <w:pPr>
+              <w:spacing w:line="240" w:lineRule="auto"/>
+              <w:ind w:firstLine="0"/>
+              <w:jc w:val="left"/>
+            </w:pPr>
+            <w:r>
+              <w:rPr>
+                <w:rFonts w:ascii="Times New Roman" w:hAnsi="Times New Roman" w:eastAsia="宋体" w:cs="Times New Roman"/>
+                <w:sz w:val="21"/>
+              </w:rPr>
+              <w:t xml:space="preserve">支出</w:t>
+            </w:r>
+          </w:p>
+        </w:tc>
+        <w:tc>
+          <w:tcPr>
+            <w:tcW w:type="dxa" w:w="2600"/>
+          </w:tcPr>
+          <w:p>
+            <w:pPr>
+              <w:spacing w:line="240" w:lineRule="auto"/>
+              <w:ind w:firstLine="0"/>
+              <w:jc w:val="left"/>
+            </w:pPr>
+            <w:r>
+              <w:rPr>
+                <w:rFonts w:ascii="Times New Roman" w:hAnsi="Times New Roman" w:eastAsia="宋体" w:cs="Times New Roman"/>
+                <w:sz w:val="21"/>
+              </w:rPr>
+              <w:t xml:space="preserve">场地租用</w:t>
+            </w:r>
+          </w:p>
+        </w:tc>
+        <w:tc>
+          <w:tcPr>
+            <w:tcW w:type="dxa" w:w="1800"/>
+          </w:tcPr>
+          <w:p>
+            <w:pPr>
+              <w:spacing w:line="240" w:lineRule="auto"/>
+              <w:ind w:firstLine="0"/>
+              <w:jc w:val="left"/>
+            </w:pPr>
+            <w:r>
+              <w:rPr>
+                <w:rFonts w:ascii="Times New Roman" w:hAnsi="Times New Roman" w:eastAsia="宋体" w:cs="Times New Roman"/>
+                <w:sz w:val="21"/>
+              </w:rPr>
+              <w:t xml:space="preserve">200</w:t>
+            </w:r>
+          </w:p>
+        </w:tc>
+        <w:tc>
+          <w:tcPr>
+            <w:tcW w:type="dxa" w:w="2412"/>
+          </w:tcPr>
+          <w:p>
+            <w:pPr>
+              <w:spacing w:line="240" w:lineRule="auto"/>
+              <w:ind w:firstLine="0"/>
+              <w:jc w:val="left"/>
+            </w:pPr>
+            <w:r>
+              <w:rPr>
+                <w:rFonts w:ascii="Times New Roman" w:hAnsi="Times New Roman" w:eastAsia="宋体" w:cs="Times New Roman"/>
+                <w:sz w:val="21"/>
+              </w:rPr>
+              <w:t xml:space="preserve">—</w:t>
+            </w:r>
+          </w:p>
+        </w:tc>
+      </w:tr>
+      <w:tr>
+        <w:tc>
+          <w:tcPr>
+            <w:tcW w:type="dxa" w:w="1500"/>
+          </w:tcPr>
+          <w:p>
+            <w:pPr>
+              <w:spacing w:line="240" w:lineRule="auto"/>
+              <w:ind w:firstLine="0"/>
+              <w:jc w:val="left"/>
+            </w:pPr>
+            <w:r>
+              <w:rPr>
+                <w:rFonts w:ascii="Times New Roman" w:hAnsi="Times New Roman" w:eastAsia="宋体" w:cs="Times New Roman"/>
+                <w:sz w:val="21"/>
+              </w:rPr>
+              <w:t xml:space="preserve">支出</w:t>
+            </w:r>
+          </w:p>
+        </w:tc>
+        <w:tc>
+          <w:tcPr>
+            <w:tcW w:type="dxa" w:w="2600"/>
+          </w:tcPr>
+          <w:p>
+            <w:pPr>
+              <w:spacing w:line="240" w:lineRule="auto"/>
+              <w:ind w:firstLine="0"/>
+              <w:jc w:val="left"/>
+            </w:pPr>
+            <w:r>
+              <w:rPr>
+                <w:rFonts w:ascii="Times New Roman" w:hAnsi="Times New Roman" w:eastAsia="宋体" w:cs="Times New Roman"/>
+                <w:sz w:val="21"/>
+              </w:rPr>
+              <w:t xml:space="preserve">活动道具</w:t>
+            </w:r>
+          </w:p>
+        </w:tc>
+        <w:tc>
+          <w:tcPr>
+            <w:tcW w:type="dxa" w:w="1800"/>
+          </w:tcPr>
+          <w:p>
+            <w:pPr>
+              <w:spacing w:line="240" w:lineRule="auto"/>
+              <w:ind w:firstLine="0"/>
+              <w:jc w:val="left"/>
+            </w:pPr>
+            <w:r>
+              <w:rPr>
+                <w:rFonts w:ascii="Times New Roman" w:hAnsi="Times New Roman" w:eastAsia="宋体" w:cs="Times New Roman"/>
+                <w:sz w:val="21"/>
+              </w:rPr>
+              <w:t xml:space="preserve">260</w:t>
+            </w:r>
+          </w:p>
+        </w:tc>
+        <w:tc>
+          <w:tcPr>
+            <w:tcW w:type="dxa" w:w="2412"/>
+          </w:tcPr>
+          <w:p>
+            <w:pPr>
+              <w:spacing w:line="240" w:lineRule="auto"/>
+              <w:ind w:firstLine="0"/>
+              <w:jc w:val="left"/>
+            </w:pPr>
+            <w:r>
+              <w:rPr>
+                <w:rFonts w:ascii="Times New Roman" w:hAnsi="Times New Roman" w:eastAsia="宋体" w:cs="Times New Roman"/>
+                <w:sz w:val="21"/>
+              </w:rPr>
+              <w:t xml:space="preserve">—</w:t>
+            </w:r>
+          </w:p>
+        </w:tc>
+      </w:tr>
+      <w:tr>
+        <w:tc>
+          <w:tcPr>
+            <w:tcW w:type="dxa" w:w="1500"/>
+          </w:tcPr>
+          <w:p>
+            <w:pPr>
+              <w:spacing w:line="240" w:lineRule="auto"/>
+              <w:ind w:firstLine="0"/>
+              <w:jc w:val="left"/>
+            </w:pPr>
+            <w:r>
+              <w:rPr>
+                <w:rFonts w:ascii="Times New Roman" w:hAnsi="Times New Roman" w:eastAsia="宋体" w:cs="Times New Roman"/>
+                <w:sz w:val="21"/>
+              </w:rPr>
+              <w:t xml:space="preserve">支出</w:t>
+            </w:r>
+          </w:p>
+        </w:tc>
+        <w:tc>
+          <w:tcPr>
+            <w:tcW w:type="dxa" w:w="2600"/>
+          </w:tcPr>
+          <w:p>
+            <w:pPr>
+              <w:spacing w:line="240" w:lineRule="auto"/>
+              <w:ind w:firstLine="0"/>
+              <w:jc w:val="left"/>
+            </w:pPr>
+            <w:r>
+              <w:rPr>
+                <w:rFonts w:ascii="Times New Roman" w:hAnsi="Times New Roman" w:eastAsia="宋体" w:cs="Times New Roman"/>
+                <w:sz w:val="21"/>
+              </w:rPr>
+              <w:t xml:space="preserve">宣传海报</w:t>
+            </w:r>
+          </w:p>
+        </w:tc>
+        <w:tc>
+          <w:tcPr>
+            <w:tcW w:type="dxa" w:w="1800"/>
+          </w:tcPr>
+          <w:p>
+            <w:pPr>
+              <w:spacing w:line="240" w:lineRule="auto"/>
+              <w:ind w:firstLine="0"/>
+              <w:jc w:val="left"/>
+            </w:pPr>
+            <w:r>
+              <w:rPr>
+                <w:rFonts w:ascii="Times New Roman" w:hAnsi="Times New Roman" w:eastAsia="宋体" w:cs="Times New Roman"/>
+                <w:sz w:val="21"/>
+              </w:rPr>
+              <w:t xml:space="preserve">150</w:t>
+            </w:r>
+          </w:p>
+        </w:tc>
+        <w:tc>
+          <w:tcPr>
+            <w:tcW w:type="dxa" w:w="2412"/>
+          </w:tcPr>
+          <w:p>
+            <w:pPr>
+              <w:spacing w:line="240" w:lineRule="auto"/>
+              <w:ind w:firstLine="0"/>
+              <w:jc w:val="left"/>
+            </w:pPr>
+            <w:r>
+              <w:rPr>
+                <w:rFonts w:ascii="Times New Roman" w:hAnsi="Times New Roman" w:eastAsia="宋体" w:cs="Times New Roman"/>
+                <w:sz w:val="21"/>
+              </w:rPr>
+              <w:t xml:space="preserve">—</w:t>
+            </w:r>
+          </w:p>
+        </w:tc>
+      </w:tr>
+      <w:tr>
+        <w:tc>
+          <w:tcPr>
+            <w:tcW w:type="dxa" w:w="1500"/>
+          </w:tcPr>
+          <w:p>
+            <w:pPr>
+              <w:spacing w:line="240" w:lineRule="auto"/>
+              <w:ind w:firstLine="0"/>
+              <w:jc w:val="left"/>
+            </w:pPr>
+            <w:r>
+              <w:rPr>
+                <w:rFonts w:ascii="Times New Roman" w:hAnsi="Times New Roman" w:eastAsia="宋体" w:cs="Times New Roman"/>
+                <w:sz w:val="21"/>
+              </w:rPr>
+              <w:t xml:space="preserve">支出</w:t>
+            </w:r>
+          </w:p>
+        </w:tc>
+        <w:tc>
+          <w:tcPr>
+            <w:tcW w:type="dxa" w:w="2600"/>
+          </w:tcPr>
+          <w:p>
+            <w:pPr>
+              <w:spacing w:line="240" w:lineRule="auto"/>
+              <w:ind w:firstLine="0"/>
+              <w:jc w:val="left"/>
+            </w:pPr>
+            <w:r>
+              <w:rPr>
+                <w:rFonts w:ascii="Times New Roman" w:hAnsi="Times New Roman" w:eastAsia="宋体" w:cs="Times New Roman"/>
+                <w:sz w:val="21"/>
+              </w:rPr>
+              <w:t xml:space="preserve">茶歇</w:t>
+            </w:r>
+          </w:p>
+        </w:tc>
+        <w:tc>
+          <w:tcPr>
+            <w:tcW w:type="dxa" w:w="1800"/>
+          </w:tcPr>
+          <w:p>
+            <w:pPr>
+              <w:spacing w:line="240" w:lineRule="auto"/>
+              <w:ind w:firstLine="0"/>
+              <w:jc w:val="left"/>
+            </w:pPr>
+            <w:r>
+              <w:rPr>
+                <w:rFonts w:ascii="Times New Roman" w:hAnsi="Times New Roman" w:eastAsia="宋体" w:cs="Times New Roman"/>
+                <w:sz w:val="21"/>
+              </w:rPr>
+              <w:t xml:space="preserve">300</w:t>
+            </w:r>
+          </w:p>
+        </w:tc>
+        <w:tc>
+          <w:tcPr>
+            <w:tcW w:type="dxa" w:w="2412"/>
+          </w:tcPr>
+          <w:p>
+            <w:pPr>
+              <w:spacing w:line="240" w:lineRule="auto"/>
+              <w:ind w:firstLine="0"/>
+              <w:jc w:val="left"/>
+            </w:pPr>
+            <w:r>
+              <w:rPr>
+                <w:rFonts w:ascii="Times New Roman" w:hAnsi="Times New Roman" w:eastAsia="宋体" w:cs="Times New Roman"/>
+                <w:sz w:val="21"/>
+              </w:rPr>
+              <w:t xml:space="preserve">—</w:t>
+            </w:r>
+          </w:p>
+        </w:tc>
+      </w:tr>
+      <w:tr>
+        <w:tc>
+          <w:tcPr>
+            <w:tcW w:type="dxa" w:w="1500"/>
+          </w:tcPr>
+          <w:p>
+            <w:pPr>
+              <w:spacing w:line="240" w:lineRule="auto"/>
+              <w:ind w:firstLine="0"/>
+              <w:jc w:val="left"/>
+            </w:pPr>
+            <w:r>
+              <w:rPr>
+                <w:rFonts w:ascii="Times New Roman" w:hAnsi="Times New Roman" w:eastAsia="宋体" w:cs="Times New Roman"/>
+                <w:sz w:val="21"/>
+              </w:rPr>
+              <w:t xml:space="preserve">支出</w:t>
+            </w:r>
+          </w:p>
+        </w:tc>
+        <w:tc>
+          <w:tcPr>
+            <w:tcW w:type="dxa" w:w="2600"/>
+          </w:tcPr>
+          <w:p>
+            <w:pPr>
+              <w:spacing w:line="240" w:lineRule="auto"/>
+              <w:ind w:firstLine="0"/>
+              <w:jc w:val="left"/>
+            </w:pPr>
+            <w:r>
+              <w:rPr>
+                <w:rFonts w:ascii="Times New Roman" w:hAnsi="Times New Roman" w:eastAsia="宋体" w:cs="Times New Roman"/>
+                <w:sz w:val="21"/>
+              </w:rPr>
+              <w:t xml:space="preserve">其他备用金</w:t>
+            </w:r>
+          </w:p>
+        </w:tc>
+        <w:tc>
+          <w:tcPr>
+            <w:tcW w:type="dxa" w:w="1800"/>
+          </w:tcPr>
+          <w:p>
+            <w:pPr>
+              <w:spacing w:line="240" w:lineRule="auto"/>
+              <w:ind w:firstLine="0"/>
+              <w:jc w:val="left"/>
+            </w:pPr>
+            <w:r>
+              <w:rPr>
+                <w:rFonts w:ascii="Times New Roman" w:hAnsi="Times New Roman" w:eastAsia="宋体" w:cs="Times New Roman"/>
+                <w:sz w:val="21"/>
+              </w:rPr>
+              <w:t xml:space="preserve">100</w:t>
+            </w:r>
+          </w:p>
+        </w:tc>
+        <w:tc>
+          <w:tcPr>
+            <w:tcW w:type="dxa" w:w="2412"/>
+          </w:tcPr>
+          <w:p>
+            <w:pPr>
+              <w:spacing w:line="240" w:lineRule="auto"/>
+              <w:ind w:firstLine="0"/>
+              <w:jc w:val="left"/>
+            </w:pPr>
+            <w:r>
+              <w:rPr>
+                <w:rFonts w:ascii="Times New Roman" w:hAnsi="Times New Roman" w:eastAsia="宋体" w:cs="Times New Roman"/>
+                <w:sz w:val="21"/>
+              </w:rPr>
+              <w:t xml:space="preserve">—</w:t>
+            </w:r>
+          </w:p>
+        </w:tc>
+      </w:tr>
+    </w:tbl>
+    <w:p>
+      <w:pPr>
+        <w:ind w:firstLine="0"/>
+      </w:pPr>
+    </w:p>
+    <w:p>
+      <w:pPr>
+        <w:keepNext/>
+        <w:ind w:firstLine="0"/>
+        <w:jc w:val="center"/>
+      </w:pPr>
+      <w:r>
+        <w:rPr>
+          <w:rFonts w:ascii="Times New Roman" w:hAnsi="Times New Roman" w:eastAsia="黑体" w:cs="Times New Roman"/>
+          <w:sz w:val="21"/>
+        </w:rPr>
+        <w:t xml:space="preserve">表2-10 综合练习流水（示例，未分类）</w:t>
+      </w:r>
+    </w:p>
+    <w:tbl>
+      <w:tblPr>
+        <w:tblStyle w:val="TableGrid"/>
+        <w:tblW w:type="auto" w:w="0"/>
+        <w:jc w:val="center"/>
+        <w:tblLook w:firstColumn="1" w:firstRow="1" w:lastColumn="0" w:lastRow="0" w:noHBand="0" w:noVBand="1" w:val="04A0"/>
+      </w:tblPr>
+      <w:tblGrid>
+        <w:gridCol w:w="1500"/>
+        <w:gridCol w:w="2900"/>
+        <w:gridCol w:w="1300"/>
+        <w:gridCol w:w="1300"/>
+        <w:gridCol w:w="1312"/>
+      </w:tblGrid>
+      <w:tr>
+        <w:trPr>
+          <w:tblHeader/>
+        </w:trPr>
+        <w:tc>
+          <w:tcPr>
+            <w:tcW w:type="dxa" w:w="1500"/>
+            <w:shd w:val="clear" w:color="auto" w:fill="EDEDED"/>
+          </w:tcPr>
+          <w:p>
+            <w:pPr>
+              <w:spacing w:line="240" w:lineRule="auto"/>
+              <w:ind w:firstLine="0"/>
+              <w:jc w:val="center"/>
+            </w:pPr>
+            <w:r>
+              <w:rPr>
+                <w:rFonts w:ascii="Times New Roman" w:hAnsi="Times New Roman" w:eastAsia="宋体" w:cs="Times New Roman"/>
+                <w:b/>
+                <w:sz w:val="21"/>
+              </w:rPr>
+              <w:t xml:space="preserve">日期</w:t>
+            </w:r>
+          </w:p>
+        </w:tc>
+        <w:tc>
+          <w:tcPr>
+            <w:tcW w:type="dxa" w:w="2900"/>
+            <w:shd w:val="clear" w:color="auto" w:fill="EDEDED"/>
+          </w:tcPr>
+          <w:p>
+            <w:pPr>
+              <w:spacing w:line="240" w:lineRule="auto"/>
+              <w:ind w:firstLine="0"/>
+              <w:jc w:val="center"/>
+            </w:pPr>
+            <w:r>
+              <w:rPr>
+                <w:rFonts w:ascii="Times New Roman" w:hAnsi="Times New Roman" w:eastAsia="宋体" w:cs="Times New Roman"/>
+                <w:b/>
+                <w:sz w:val="21"/>
+              </w:rPr>
+              <w:t xml:space="preserve">摘要</w:t>
+            </w:r>
+          </w:p>
+        </w:tc>
+        <w:tc>
+          <w:tcPr>
+            <w:tcW w:type="dxa" w:w="1300"/>
+            <w:shd w:val="clear" w:color="auto" w:fill="EDEDED"/>
+          </w:tcPr>
+          <w:p>
+            <w:pPr>
+              <w:spacing w:line="240" w:lineRule="auto"/>
+              <w:ind w:firstLine="0"/>
+              <w:jc w:val="center"/>
+            </w:pPr>
+            <w:r>
+              <w:rPr>
+                <w:rFonts w:ascii="Times New Roman" w:hAnsi="Times New Roman" w:eastAsia="宋体" w:cs="Times New Roman"/>
+                <w:b/>
+                <w:sz w:val="21"/>
+              </w:rPr>
+              <w:t xml:space="preserve">收入（元）</w:t>
+            </w:r>
+          </w:p>
+        </w:tc>
+        <w:tc>
+          <w:tcPr>
+            <w:tcW w:type="dxa" w:w="1300"/>
+            <w:shd w:val="clear" w:color="auto" w:fill="EDEDED"/>
+          </w:tcPr>
+          <w:p>
+            <w:pPr>
+              <w:spacing w:line="240" w:lineRule="auto"/>
+              <w:ind w:firstLine="0"/>
+              <w:jc w:val="center"/>
+            </w:pPr>
+            <w:r>
+              <w:rPr>
+                <w:rFonts w:ascii="Times New Roman" w:hAnsi="Times New Roman" w:eastAsia="宋体" w:cs="Times New Roman"/>
+                <w:b/>
+                <w:sz w:val="21"/>
+              </w:rPr>
+              <w:t xml:space="preserve">支出（元）</w:t>
+            </w:r>
+          </w:p>
+        </w:tc>
+        <w:tc>
+          <w:tcPr>
+            <w:tcW w:type="dxa" w:w="1312"/>
+            <w:shd w:val="clear" w:color="auto" w:fill="EDEDED"/>
+          </w:tcPr>
+          <w:p>
+            <w:pPr>
+              <w:spacing w:line="240" w:lineRule="auto"/>
+              <w:ind w:firstLine="0"/>
+              <w:jc w:val="center"/>
+            </w:pPr>
+            <w:r>
+              <w:rPr>
+                <w:rFonts w:ascii="Times New Roman" w:hAnsi="Times New Roman" w:eastAsia="宋体" w:cs="Times New Roman"/>
+                <w:b/>
+                <w:sz w:val="21"/>
+              </w:rPr>
+              <w:t xml:space="preserve">备注</w:t>
+            </w:r>
+          </w:p>
+        </w:tc>
+      </w:tr>
+      <w:tr>
+        <w:tc>
+          <w:tcPr>
+            <w:tcW w:type="dxa" w:w="1500"/>
+          </w:tcPr>
+          <w:p>
+            <w:pPr>
+              <w:spacing w:line="240" w:lineRule="auto"/>
+              <w:ind w:firstLine="0"/>
+              <w:jc w:val="left"/>
+            </w:pPr>
+            <w:r>
+              <w:rPr>
+                <w:rFonts w:ascii="Times New Roman" w:hAnsi="Times New Roman" w:eastAsia="宋体" w:cs="Times New Roman"/>
+                <w:sz w:val="21"/>
+              </w:rPr>
+              <w:t xml:space="preserve">2026-10-01</w:t>
+            </w:r>
+          </w:p>
+        </w:tc>
+        <w:tc>
+          <w:tcPr>
+            <w:tcW w:type="dxa" w:w="2900"/>
+          </w:tcPr>
+          <w:p>
+            <w:pPr>
+              <w:spacing w:line="240" w:lineRule="auto"/>
+              <w:ind w:firstLine="0"/>
+              <w:jc w:val="left"/>
+            </w:pPr>
+            <w:r>
+              <w:rPr>
+                <w:rFonts w:ascii="Times New Roman" w:hAnsi="Times New Roman" w:eastAsia="宋体" w:cs="Times New Roman"/>
+                <w:sz w:val="21"/>
+              </w:rPr>
+              <w:t xml:space="preserve">学院拨款到账</w:t>
+            </w:r>
+          </w:p>
+        </w:tc>
+        <w:tc>
+          <w:tcPr>
+            <w:tcW w:type="dxa" w:w="1300"/>
+          </w:tcPr>
+          <w:p>
+            <w:pPr>
+              <w:spacing w:line="240" w:lineRule="auto"/>
+              <w:ind w:firstLine="0"/>
+              <w:jc w:val="left"/>
+            </w:pPr>
+            <w:r>
+              <w:rPr>
+                <w:rFonts w:ascii="Times New Roman" w:hAnsi="Times New Roman" w:eastAsia="宋体" w:cs="Times New Roman"/>
+                <w:sz w:val="21"/>
+              </w:rPr>
+              <w:t xml:space="preserve">800.00</w:t>
+            </w:r>
+          </w:p>
+        </w:tc>
+        <w:tc>
+          <w:tcPr>
+            <w:tcW w:type="dxa" w:w="1300"/>
+          </w:tcPr>
+          <w:p>
+            <w:pPr>
+              <w:spacing w:line="240" w:lineRule="auto"/>
+              <w:ind w:firstLine="0"/>
+              <w:jc w:val="left"/>
+            </w:pPr>
+            <w:r>
+              <w:rPr>
+                <w:rFonts w:ascii="Times New Roman" w:hAnsi="Times New Roman" w:eastAsia="宋体" w:cs="Times New Roman"/>
+                <w:sz w:val="21"/>
+              </w:rPr>
+              <w:t xml:space="preserve"/>
+            </w:r>
+          </w:p>
+        </w:tc>
+        <w:tc>
+          <w:tcPr>
+            <w:tcW w:type="dxa" w:w="1312"/>
+          </w:tcPr>
+          <w:p>
+            <w:pPr>
+              <w:spacing w:line="240" w:lineRule="auto"/>
+              <w:ind w:firstLine="0"/>
+              <w:jc w:val="left"/>
+            </w:pPr>
+            <w:r>
+              <w:rPr>
+                <w:rFonts w:ascii="Times New Roman" w:hAnsi="Times New Roman" w:eastAsia="宋体" w:cs="Times New Roman"/>
+                <w:sz w:val="21"/>
+              </w:rPr>
+              <w:t xml:space="preserve">银行回单</w:t>
+            </w:r>
+          </w:p>
+        </w:tc>
+      </w:tr>
+      <w:tr>
+        <w:tc>
+          <w:tcPr>
+            <w:tcW w:type="dxa" w:w="1500"/>
+          </w:tcPr>
+          <w:p>
+            <w:pPr>
+              <w:spacing w:line="240" w:lineRule="auto"/>
+              <w:ind w:firstLine="0"/>
+              <w:jc w:val="left"/>
+            </w:pPr>
+            <w:r>
+              <w:rPr>
+                <w:rFonts w:ascii="Times New Roman" w:hAnsi="Times New Roman" w:eastAsia="宋体" w:cs="Times New Roman"/>
+                <w:sz w:val="21"/>
+              </w:rPr>
+              <w:t xml:space="preserve">2026-10-02</w:t>
+            </w:r>
+          </w:p>
+        </w:tc>
+        <w:tc>
+          <w:tcPr>
+            <w:tcW w:type="dxa" w:w="2900"/>
+          </w:tcPr>
+          <w:p>
+            <w:pPr>
+              <w:spacing w:line="240" w:lineRule="auto"/>
+              <w:ind w:firstLine="0"/>
+              <w:jc w:val="left"/>
+            </w:pPr>
+            <w:r>
+              <w:rPr>
+                <w:rFonts w:ascii="Times New Roman" w:hAnsi="Times New Roman" w:eastAsia="宋体" w:cs="Times New Roman"/>
+                <w:sz w:val="21"/>
+              </w:rPr>
+              <w:t xml:space="preserve">印刷宣传单（第一批）</w:t>
+            </w:r>
+          </w:p>
+        </w:tc>
+        <w:tc>
+          <w:tcPr>
+            <w:tcW w:type="dxa" w:w="1300"/>
+          </w:tcPr>
+          <w:p>
+            <w:pPr>
+              <w:spacing w:line="240" w:lineRule="auto"/>
+              <w:ind w:firstLine="0"/>
+              <w:jc w:val="left"/>
+            </w:pPr>
+            <w:r>
+              <w:rPr>
+                <w:rFonts w:ascii="Times New Roman" w:hAnsi="Times New Roman" w:eastAsia="宋体" w:cs="Times New Roman"/>
+                <w:sz w:val="21"/>
+              </w:rPr>
+              <w:t xml:space="preserve"/>
+            </w:r>
+          </w:p>
+        </w:tc>
+        <w:tc>
+          <w:tcPr>
+            <w:tcW w:type="dxa" w:w="1300"/>
+          </w:tcPr>
+          <w:p>
+            <w:pPr>
+              <w:spacing w:line="240" w:lineRule="auto"/>
+              <w:ind w:firstLine="0"/>
+              <w:jc w:val="left"/>
+            </w:pPr>
+            <w:r>
+              <w:rPr>
+                <w:rFonts w:ascii="Times New Roman" w:hAnsi="Times New Roman" w:eastAsia="宋体" w:cs="Times New Roman"/>
+                <w:sz w:val="21"/>
+              </w:rPr>
+              <w:t xml:space="preserve">200.00</w:t>
+            </w:r>
+          </w:p>
+        </w:tc>
+        <w:tc>
+          <w:tcPr>
+            <w:tcW w:type="dxa" w:w="1312"/>
+          </w:tcPr>
+          <w:p>
+            <w:pPr>
+              <w:spacing w:line="240" w:lineRule="auto"/>
+              <w:ind w:firstLine="0"/>
+              <w:jc w:val="left"/>
+            </w:pPr>
+            <w:r>
+              <w:rPr>
+                <w:rFonts w:ascii="Times New Roman" w:hAnsi="Times New Roman" w:eastAsia="宋体" w:cs="Times New Roman"/>
+                <w:sz w:val="21"/>
+              </w:rPr>
+              <w:t xml:space="preserve">160页×1.25元，发票</w:t>
+            </w:r>
+          </w:p>
+        </w:tc>
+      </w:tr>
+      <w:tr>
+        <w:tc>
+          <w:tcPr>
+            <w:tcW w:type="dxa" w:w="1500"/>
+          </w:tcPr>
+          <w:p>
+            <w:pPr>
+              <w:spacing w:line="240" w:lineRule="auto"/>
+              <w:ind w:firstLine="0"/>
+              <w:jc w:val="left"/>
+            </w:pPr>
+            <w:r>
+              <w:rPr>
+                <w:rFonts w:ascii="Times New Roman" w:hAnsi="Times New Roman" w:eastAsia="宋体" w:cs="Times New Roman"/>
+                <w:sz w:val="21"/>
+              </w:rPr>
+              <w:t xml:space="preserve">2026-10-03</w:t>
+            </w:r>
+          </w:p>
+        </w:tc>
+        <w:tc>
+          <w:tcPr>
+            <w:tcW w:type="dxa" w:w="2900"/>
+          </w:tcPr>
+          <w:p>
+            <w:pPr>
+              <w:spacing w:line="240" w:lineRule="auto"/>
+              <w:ind w:firstLine="0"/>
+              <w:jc w:val="left"/>
+            </w:pPr>
+            <w:r>
+              <w:rPr>
+                <w:rFonts w:ascii="Times New Roman" w:hAnsi="Times New Roman" w:eastAsia="宋体" w:cs="Times New Roman"/>
+                <w:sz w:val="21"/>
+              </w:rPr>
+              <w:t xml:space="preserve">社员会费（第一批）</w:t>
+            </w:r>
+          </w:p>
+        </w:tc>
+        <w:tc>
+          <w:tcPr>
+            <w:tcW w:type="dxa" w:w="1300"/>
+          </w:tcPr>
+          <w:p>
+            <w:pPr>
+              <w:spacing w:line="240" w:lineRule="auto"/>
+              <w:ind w:firstLine="0"/>
+              <w:jc w:val="left"/>
+            </w:pPr>
+            <w:r>
+              <w:rPr>
+                <w:rFonts w:ascii="Times New Roman" w:hAnsi="Times New Roman" w:eastAsia="宋体" w:cs="Times New Roman"/>
+                <w:sz w:val="21"/>
+              </w:rPr>
+              <w:t xml:space="preserve">120.00</w:t>
+            </w:r>
+          </w:p>
+        </w:tc>
+        <w:tc>
+          <w:tcPr>
+            <w:tcW w:type="dxa" w:w="1300"/>
+          </w:tcPr>
+          <w:p>
+            <w:pPr>
+              <w:spacing w:line="240" w:lineRule="auto"/>
+              <w:ind w:firstLine="0"/>
+              <w:jc w:val="left"/>
+            </w:pPr>
+            <w:r>
+              <w:rPr>
+                <w:rFonts w:ascii="Times New Roman" w:hAnsi="Times New Roman" w:eastAsia="宋体" w:cs="Times New Roman"/>
+                <w:sz w:val="21"/>
+              </w:rPr>
+              <w:t xml:space="preserve"/>
+            </w:r>
+          </w:p>
+        </w:tc>
+        <w:tc>
+          <w:tcPr>
+            <w:tcW w:type="dxa" w:w="1312"/>
+          </w:tcPr>
+          <w:p>
+            <w:pPr>
+              <w:spacing w:line="240" w:lineRule="auto"/>
+              <w:ind w:firstLine="0"/>
+              <w:jc w:val="left"/>
+            </w:pPr>
+            <w:r>
+              <w:rPr>
+                <w:rFonts w:ascii="Times New Roman" w:hAnsi="Times New Roman" w:eastAsia="宋体" w:cs="Times New Roman"/>
+                <w:sz w:val="21"/>
+              </w:rPr>
+              <w:t xml:space="preserve">6人×20元</w:t>
+            </w:r>
+          </w:p>
+        </w:tc>
+      </w:tr>
+      <w:tr>
+        <w:tc>
+          <w:tcPr>
+            <w:tcW w:type="dxa" w:w="1500"/>
+          </w:tcPr>
+          <w:p>
+            <w:pPr>
+              <w:spacing w:line="240" w:lineRule="auto"/>
+              <w:ind w:firstLine="0"/>
+              <w:jc w:val="left"/>
+            </w:pPr>
+            <w:r>
+              <w:rPr>
+                <w:rFonts w:ascii="Times New Roman" w:hAnsi="Times New Roman" w:eastAsia="宋体" w:cs="Times New Roman"/>
+                <w:sz w:val="21"/>
+              </w:rPr>
+              <w:t xml:space="preserve">2026-10-04</w:t>
+            </w:r>
+          </w:p>
+        </w:tc>
+        <w:tc>
+          <w:tcPr>
+            <w:tcW w:type="dxa" w:w="2900"/>
+          </w:tcPr>
+          <w:p>
+            <w:pPr>
+              <w:spacing w:line="240" w:lineRule="auto"/>
+              <w:ind w:firstLine="0"/>
+              <w:jc w:val="left"/>
+            </w:pPr>
+            <w:r>
+              <w:rPr>
+                <w:rFonts w:ascii="Times New Roman" w:hAnsi="Times New Roman" w:eastAsia="宋体" w:cs="Times New Roman"/>
+                <w:sz w:val="21"/>
+              </w:rPr>
+              <w:t xml:space="preserve">场地租用</w:t>
+            </w:r>
+          </w:p>
+        </w:tc>
+        <w:tc>
+          <w:tcPr>
+            <w:tcW w:type="dxa" w:w="1300"/>
+          </w:tcPr>
+          <w:p>
+            <w:pPr>
+              <w:spacing w:line="240" w:lineRule="auto"/>
+              <w:ind w:firstLine="0"/>
+              <w:jc w:val="left"/>
+            </w:pPr>
+            <w:r>
+              <w:rPr>
+                <w:rFonts w:ascii="Times New Roman" w:hAnsi="Times New Roman" w:eastAsia="宋体" w:cs="Times New Roman"/>
+                <w:sz w:val="21"/>
+              </w:rPr>
+              <w:t xml:space="preserve"/>
+            </w:r>
+          </w:p>
+        </w:tc>
+        <w:tc>
+          <w:tcPr>
+            <w:tcW w:type="dxa" w:w="1300"/>
+          </w:tcPr>
+          <w:p>
+            <w:pPr>
+              <w:spacing w:line="240" w:lineRule="auto"/>
+              <w:ind w:firstLine="0"/>
+              <w:jc w:val="left"/>
+            </w:pPr>
+            <w:r>
+              <w:rPr>
+                <w:rFonts w:ascii="Times New Roman" w:hAnsi="Times New Roman" w:eastAsia="宋体" w:cs="Times New Roman"/>
+                <w:sz w:val="21"/>
+              </w:rPr>
+              <w:t xml:space="preserve">200.00</w:t>
+            </w:r>
+          </w:p>
+        </w:tc>
+        <w:tc>
+          <w:tcPr>
+            <w:tcW w:type="dxa" w:w="1312"/>
+          </w:tcPr>
+          <w:p>
+            <w:pPr>
+              <w:spacing w:line="240" w:lineRule="auto"/>
+              <w:ind w:firstLine="0"/>
+              <w:jc w:val="left"/>
+            </w:pPr>
+            <w:r>
+              <w:rPr>
+                <w:rFonts w:ascii="Times New Roman" w:hAnsi="Times New Roman" w:eastAsia="宋体" w:cs="Times New Roman"/>
+                <w:sz w:val="21"/>
+              </w:rPr>
+              <w:t xml:space="preserve">合同，整月</w:t>
+            </w:r>
+          </w:p>
+        </w:tc>
+      </w:tr>
+      <w:tr>
+        <w:tc>
+          <w:tcPr>
+            <w:tcW w:type="dxa" w:w="1500"/>
+          </w:tcPr>
+          <w:p>
+            <w:pPr>
+              <w:spacing w:line="240" w:lineRule="auto"/>
+              <w:ind w:firstLine="0"/>
+              <w:jc w:val="left"/>
+            </w:pPr>
+            <w:r>
+              <w:rPr>
+                <w:rFonts w:ascii="Times New Roman" w:hAnsi="Times New Roman" w:eastAsia="宋体" w:cs="Times New Roman"/>
+                <w:sz w:val="21"/>
+              </w:rPr>
+              <w:t xml:space="preserve">2026-10-06</w:t>
+            </w:r>
+          </w:p>
+        </w:tc>
+        <w:tc>
+          <w:tcPr>
+            <w:tcW w:type="dxa" w:w="2900"/>
+          </w:tcPr>
+          <w:p>
+            <w:pPr>
+              <w:spacing w:line="240" w:lineRule="auto"/>
+              <w:ind w:firstLine="0"/>
+              <w:jc w:val="left"/>
+            </w:pPr>
+            <w:r>
+              <w:rPr>
+                <w:rFonts w:ascii="Times New Roman" w:hAnsi="Times New Roman" w:eastAsia="宋体" w:cs="Times New Roman"/>
+                <w:sz w:val="21"/>
+              </w:rPr>
+              <w:t xml:space="preserve">活动道具（灯带）</w:t>
+            </w:r>
+          </w:p>
+        </w:tc>
+        <w:tc>
+          <w:tcPr>
+            <w:tcW w:type="dxa" w:w="1300"/>
+          </w:tcPr>
+          <w:p>
+            <w:pPr>
+              <w:spacing w:line="240" w:lineRule="auto"/>
+              <w:ind w:firstLine="0"/>
+              <w:jc w:val="left"/>
+            </w:pPr>
+            <w:r>
+              <w:rPr>
+                <w:rFonts w:ascii="Times New Roman" w:hAnsi="Times New Roman" w:eastAsia="宋体" w:cs="Times New Roman"/>
+                <w:sz w:val="21"/>
+              </w:rPr>
+              <w:t xml:space="preserve"/>
+            </w:r>
+          </w:p>
+        </w:tc>
+        <w:tc>
+          <w:tcPr>
+            <w:tcW w:type="dxa" w:w="1300"/>
+          </w:tcPr>
+          <w:p>
+            <w:pPr>
+              <w:spacing w:line="240" w:lineRule="auto"/>
+              <w:ind w:firstLine="0"/>
+              <w:jc w:val="left"/>
+            </w:pPr>
+            <w:r>
+              <w:rPr>
+                <w:rFonts w:ascii="Times New Roman" w:hAnsi="Times New Roman" w:eastAsia="宋体" w:cs="Times New Roman"/>
+                <w:sz w:val="21"/>
+              </w:rPr>
+              <w:t xml:space="preserve">120.00</w:t>
+            </w:r>
+          </w:p>
+        </w:tc>
+        <w:tc>
+          <w:tcPr>
+            <w:tcW w:type="dxa" w:w="1312"/>
+          </w:tcPr>
+          <w:p>
+            <w:pPr>
+              <w:spacing w:line="240" w:lineRule="auto"/>
+              <w:ind w:firstLine="0"/>
+              <w:jc w:val="left"/>
+            </w:pPr>
+            <w:r>
+              <w:rPr>
+                <w:rFonts w:ascii="Times New Roman" w:hAnsi="Times New Roman" w:eastAsia="宋体" w:cs="Times New Roman"/>
+                <w:sz w:val="21"/>
+              </w:rPr>
+              <w:t xml:space="preserve">发票</w:t>
+            </w:r>
+          </w:p>
+        </w:tc>
+      </w:tr>
+      <w:tr>
+        <w:tc>
+          <w:tcPr>
+            <w:tcW w:type="dxa" w:w="1500"/>
+          </w:tcPr>
+          <w:p>
+            <w:pPr>
+              <w:spacing w:line="240" w:lineRule="auto"/>
+              <w:ind w:firstLine="0"/>
+              <w:jc w:val="left"/>
+            </w:pPr>
+            <w:r>
+              <w:rPr>
+                <w:rFonts w:ascii="Times New Roman" w:hAnsi="Times New Roman" w:eastAsia="宋体" w:cs="Times New Roman"/>
+                <w:sz w:val="21"/>
+              </w:rPr>
+              <w:t xml:space="preserve">2026-10-07</w:t>
+            </w:r>
+          </w:p>
+        </w:tc>
+        <w:tc>
+          <w:tcPr>
+            <w:tcW w:type="dxa" w:w="2900"/>
+          </w:tcPr>
+          <w:p>
+            <w:pPr>
+              <w:spacing w:line="240" w:lineRule="auto"/>
+              <w:ind w:firstLine="0"/>
+              <w:jc w:val="left"/>
+            </w:pPr>
+            <w:r>
+              <w:rPr>
+                <w:rFonts w:ascii="Times New Roman" w:hAnsi="Times New Roman" w:eastAsia="宋体" w:cs="Times New Roman"/>
+                <w:sz w:val="21"/>
+              </w:rPr>
+              <w:t xml:space="preserve">校外赞助（第一批）</w:t>
+            </w:r>
+          </w:p>
+        </w:tc>
+        <w:tc>
+          <w:tcPr>
+            <w:tcW w:type="dxa" w:w="1300"/>
+          </w:tcPr>
+          <w:p>
+            <w:pPr>
+              <w:spacing w:line="240" w:lineRule="auto"/>
+              <w:ind w:firstLine="0"/>
+              <w:jc w:val="left"/>
+            </w:pPr>
+            <w:r>
+              <w:rPr>
+                <w:rFonts w:ascii="Times New Roman" w:hAnsi="Times New Roman" w:eastAsia="宋体" w:cs="Times New Roman"/>
+                <w:sz w:val="21"/>
+              </w:rPr>
+              <w:t xml:space="preserve">200.00</w:t>
+            </w:r>
+          </w:p>
+        </w:tc>
+        <w:tc>
+          <w:tcPr>
+            <w:tcW w:type="dxa" w:w="1300"/>
+          </w:tcPr>
+          <w:p>
+            <w:pPr>
+              <w:spacing w:line="240" w:lineRule="auto"/>
+              <w:ind w:firstLine="0"/>
+              <w:jc w:val="left"/>
+            </w:pPr>
+            <w:r>
+              <w:rPr>
+                <w:rFonts w:ascii="Times New Roman" w:hAnsi="Times New Roman" w:eastAsia="宋体" w:cs="Times New Roman"/>
+                <w:sz w:val="21"/>
+              </w:rPr>
+              <w:t xml:space="preserve"/>
+            </w:r>
+          </w:p>
+        </w:tc>
+        <w:tc>
+          <w:tcPr>
+            <w:tcW w:type="dxa" w:w="1312"/>
+          </w:tcPr>
+          <w:p>
+            <w:pPr>
+              <w:spacing w:line="240" w:lineRule="auto"/>
+              <w:ind w:firstLine="0"/>
+              <w:jc w:val="left"/>
+            </w:pPr>
+            <w:r>
+              <w:rPr>
+                <w:rFonts w:ascii="Times New Roman" w:hAnsi="Times New Roman" w:eastAsia="宋体" w:cs="Times New Roman"/>
+                <w:sz w:val="21"/>
+              </w:rPr>
+              <w:t xml:space="preserve">银行回单</w:t>
+            </w:r>
+          </w:p>
+        </w:tc>
+      </w:tr>
+      <w:tr>
+        <w:tc>
+          <w:tcPr>
+            <w:tcW w:type="dxa" w:w="1500"/>
+          </w:tcPr>
+          <w:p>
+            <w:pPr>
+              <w:spacing w:line="240" w:lineRule="auto"/>
+              <w:ind w:firstLine="0"/>
+              <w:jc w:val="left"/>
+            </w:pPr>
+            <w:r>
+              <w:rPr>
+                <w:rFonts w:ascii="Times New Roman" w:hAnsi="Times New Roman" w:eastAsia="宋体" w:cs="Times New Roman"/>
+                <w:sz w:val="21"/>
+              </w:rPr>
+              <w:t xml:space="preserve">2026-10-08</w:t>
+            </w:r>
+          </w:p>
+        </w:tc>
+        <w:tc>
+          <w:tcPr>
+            <w:tcW w:type="dxa" w:w="2900"/>
+          </w:tcPr>
+          <w:p>
+            <w:pPr>
+              <w:spacing w:line="240" w:lineRule="auto"/>
+              <w:ind w:firstLine="0"/>
+              <w:jc w:val="left"/>
+            </w:pPr>
+            <w:r>
+              <w:rPr>
+                <w:rFonts w:ascii="Times New Roman" w:hAnsi="Times New Roman" w:eastAsia="宋体" w:cs="Times New Roman"/>
+                <w:sz w:val="21"/>
+              </w:rPr>
+              <w:t xml:space="preserve">海报设计费（外包）</w:t>
+            </w:r>
+          </w:p>
+        </w:tc>
+        <w:tc>
+          <w:tcPr>
+            <w:tcW w:type="dxa" w:w="1300"/>
+          </w:tcPr>
+          <w:p>
+            <w:pPr>
+              <w:spacing w:line="240" w:lineRule="auto"/>
+              <w:ind w:firstLine="0"/>
+              <w:jc w:val="left"/>
+            </w:pPr>
+            <w:r>
+              <w:rPr>
+                <w:rFonts w:ascii="Times New Roman" w:hAnsi="Times New Roman" w:eastAsia="宋体" w:cs="Times New Roman"/>
+                <w:sz w:val="21"/>
+              </w:rPr>
+              <w:t xml:space="preserve"/>
+            </w:r>
+          </w:p>
+        </w:tc>
+        <w:tc>
+          <w:tcPr>
+            <w:tcW w:type="dxa" w:w="1300"/>
+          </w:tcPr>
+          <w:p>
+            <w:pPr>
+              <w:spacing w:line="240" w:lineRule="auto"/>
+              <w:ind w:firstLine="0"/>
+              <w:jc w:val="left"/>
+            </w:pPr>
+            <w:r>
+              <w:rPr>
+                <w:rFonts w:ascii="Times New Roman" w:hAnsi="Times New Roman" w:eastAsia="宋体" w:cs="Times New Roman"/>
+                <w:sz w:val="21"/>
+              </w:rPr>
+              <w:t xml:space="preserve">120.00</w:t>
+            </w:r>
+          </w:p>
+        </w:tc>
+        <w:tc>
+          <w:tcPr>
+            <w:tcW w:type="dxa" w:w="1312"/>
+          </w:tcPr>
+          <w:p>
+            <w:pPr>
+              <w:spacing w:line="240" w:lineRule="auto"/>
+              <w:ind w:firstLine="0"/>
+              <w:jc w:val="left"/>
+            </w:pPr>
+            <w:r>
+              <w:rPr>
+                <w:rFonts w:ascii="Times New Roman" w:hAnsi="Times New Roman" w:eastAsia="宋体" w:cs="Times New Roman"/>
+                <w:sz w:val="21"/>
+              </w:rPr>
+              <w:t xml:space="preserve">设计合同</w:t>
+            </w:r>
+          </w:p>
+        </w:tc>
+      </w:tr>
+      <w:tr>
+        <w:tc>
+          <w:tcPr>
+            <w:tcW w:type="dxa" w:w="1500"/>
+          </w:tcPr>
+          <w:p>
+            <w:pPr>
+              <w:spacing w:line="240" w:lineRule="auto"/>
+              <w:ind w:firstLine="0"/>
+              <w:jc w:val="left"/>
+            </w:pPr>
+            <w:r>
+              <w:rPr>
+                <w:rFonts w:ascii="Times New Roman" w:hAnsi="Times New Roman" w:eastAsia="宋体" w:cs="Times New Roman"/>
+                <w:sz w:val="21"/>
+              </w:rPr>
+              <w:t xml:space="preserve">2026-10-09</w:t>
+            </w:r>
+          </w:p>
+        </w:tc>
+        <w:tc>
+          <w:tcPr>
+            <w:tcW w:type="dxa" w:w="2900"/>
+          </w:tcPr>
+          <w:p>
+            <w:pPr>
+              <w:spacing w:line="240" w:lineRule="auto"/>
+              <w:ind w:firstLine="0"/>
+              <w:jc w:val="left"/>
+            </w:pPr>
+            <w:r>
+              <w:rPr>
+                <w:rFonts w:ascii="Times New Roman" w:hAnsi="Times New Roman" w:eastAsia="宋体" w:cs="Times New Roman"/>
+                <w:sz w:val="21"/>
+              </w:rPr>
+              <w:t xml:space="preserve">印刷宣传单（第二批）</w:t>
+            </w:r>
+          </w:p>
+        </w:tc>
+        <w:tc>
+          <w:tcPr>
+            <w:tcW w:type="dxa" w:w="1300"/>
+          </w:tcPr>
+          <w:p>
+            <w:pPr>
+              <w:spacing w:line="240" w:lineRule="auto"/>
+              <w:ind w:firstLine="0"/>
+              <w:jc w:val="left"/>
+            </w:pPr>
+            <w:r>
+              <w:rPr>
+                <w:rFonts w:ascii="Times New Roman" w:hAnsi="Times New Roman" w:eastAsia="宋体" w:cs="Times New Roman"/>
+                <w:sz w:val="21"/>
+              </w:rPr>
+              <w:t xml:space="preserve"/>
+            </w:r>
+          </w:p>
+        </w:tc>
+        <w:tc>
+          <w:tcPr>
+            <w:tcW w:type="dxa" w:w="1300"/>
+          </w:tcPr>
+          <w:p>
+            <w:pPr>
+              <w:spacing w:line="240" w:lineRule="auto"/>
+              <w:ind w:firstLine="0"/>
+              <w:jc w:val="left"/>
+            </w:pPr>
+            <w:r>
+              <w:rPr>
+                <w:rFonts w:ascii="Times New Roman" w:hAnsi="Times New Roman" w:eastAsia="宋体" w:cs="Times New Roman"/>
+                <w:sz w:val="21"/>
+              </w:rPr>
+              <w:t xml:space="preserve">150.00</w:t>
+            </w:r>
+          </w:p>
+        </w:tc>
+        <w:tc>
+          <w:tcPr>
+            <w:tcW w:type="dxa" w:w="1312"/>
+          </w:tcPr>
+          <w:p>
+            <w:pPr>
+              <w:spacing w:line="240" w:lineRule="auto"/>
+              <w:ind w:firstLine="0"/>
+              <w:jc w:val="left"/>
+            </w:pPr>
+            <w:r>
+              <w:rPr>
+                <w:rFonts w:ascii="Times New Roman" w:hAnsi="Times New Roman" w:eastAsia="宋体" w:cs="Times New Roman"/>
+                <w:sz w:val="21"/>
+              </w:rPr>
+              <w:t xml:space="preserve">120页×1.25元</w:t>
+            </w:r>
+          </w:p>
+        </w:tc>
+      </w:tr>
+      <w:tr>
+        <w:tc>
+          <w:tcPr>
+            <w:tcW w:type="dxa" w:w="1500"/>
+          </w:tcPr>
+          <w:p>
+            <w:pPr>
+              <w:spacing w:line="240" w:lineRule="auto"/>
+              <w:ind w:firstLine="0"/>
+              <w:jc w:val="left"/>
+            </w:pPr>
+            <w:r>
+              <w:rPr>
+                <w:rFonts w:ascii="Times New Roman" w:hAnsi="Times New Roman" w:eastAsia="宋体" w:cs="Times New Roman"/>
+                <w:sz w:val="21"/>
+              </w:rPr>
+              <w:t xml:space="preserve">2026-10-10</w:t>
+            </w:r>
+          </w:p>
+        </w:tc>
+        <w:tc>
+          <w:tcPr>
+            <w:tcW w:type="dxa" w:w="2900"/>
+          </w:tcPr>
+          <w:p>
+            <w:pPr>
+              <w:spacing w:line="240" w:lineRule="auto"/>
+              <w:ind w:firstLine="0"/>
+              <w:jc w:val="left"/>
+            </w:pPr>
+            <w:r>
+              <w:rPr>
+                <w:rFonts w:ascii="Times New Roman" w:hAnsi="Times New Roman" w:eastAsia="宋体" w:cs="Times New Roman"/>
+                <w:sz w:val="21"/>
+              </w:rPr>
+              <w:t xml:space="preserve">社员会费（第二批）</w:t>
+            </w:r>
+          </w:p>
+        </w:tc>
+        <w:tc>
+          <w:tcPr>
+            <w:tcW w:type="dxa" w:w="1300"/>
+          </w:tcPr>
+          <w:p>
+            <w:pPr>
+              <w:spacing w:line="240" w:lineRule="auto"/>
+              <w:ind w:firstLine="0"/>
+              <w:jc w:val="left"/>
+            </w:pPr>
+            <w:r>
+              <w:rPr>
+                <w:rFonts w:ascii="Times New Roman" w:hAnsi="Times New Roman" w:eastAsia="宋体" w:cs="Times New Roman"/>
+                <w:sz w:val="21"/>
+              </w:rPr>
+              <w:t xml:space="preserve">80.00</w:t>
+            </w:r>
+          </w:p>
+        </w:tc>
+        <w:tc>
+          <w:tcPr>
+            <w:tcW w:type="dxa" w:w="1300"/>
+          </w:tcPr>
+          <w:p>
+            <w:pPr>
+              <w:spacing w:line="240" w:lineRule="auto"/>
+              <w:ind w:firstLine="0"/>
+              <w:jc w:val="left"/>
+            </w:pPr>
+            <w:r>
+              <w:rPr>
+                <w:rFonts w:ascii="Times New Roman" w:hAnsi="Times New Roman" w:eastAsia="宋体" w:cs="Times New Roman"/>
+                <w:sz w:val="21"/>
+              </w:rPr>
+              <w:t xml:space="preserve"/>
+            </w:r>
+          </w:p>
+        </w:tc>
+        <w:tc>
+          <w:tcPr>
+            <w:tcW w:type="dxa" w:w="1312"/>
+          </w:tcPr>
+          <w:p>
+            <w:pPr>
+              <w:spacing w:line="240" w:lineRule="auto"/>
+              <w:ind w:firstLine="0"/>
+              <w:jc w:val="left"/>
+            </w:pPr>
+            <w:r>
+              <w:rPr>
+                <w:rFonts w:ascii="Times New Roman" w:hAnsi="Times New Roman" w:eastAsia="宋体" w:cs="Times New Roman"/>
+                <w:sz w:val="21"/>
+              </w:rPr>
+              <w:t xml:space="preserve">4人×20元</w:t>
+            </w:r>
+          </w:p>
+        </w:tc>
+      </w:tr>
+      <w:tr>
+        <w:tc>
+          <w:tcPr>
+            <w:tcW w:type="dxa" w:w="1500"/>
+          </w:tcPr>
+          <w:p>
+            <w:pPr>
+              <w:spacing w:line="240" w:lineRule="auto"/>
+              <w:ind w:firstLine="0"/>
+              <w:jc w:val="left"/>
+            </w:pPr>
+            <w:r>
+              <w:rPr>
+                <w:rFonts w:ascii="Times New Roman" w:hAnsi="Times New Roman" w:eastAsia="宋体" w:cs="Times New Roman"/>
+                <w:sz w:val="21"/>
+              </w:rPr>
+              <w:t xml:space="preserve">2026-10-12</w:t>
+            </w:r>
+          </w:p>
+        </w:tc>
+        <w:tc>
+          <w:tcPr>
+            <w:tcW w:type="dxa" w:w="2900"/>
+          </w:tcPr>
+          <w:p>
+            <w:pPr>
+              <w:spacing w:line="240" w:lineRule="auto"/>
+              <w:ind w:firstLine="0"/>
+              <w:jc w:val="left"/>
+            </w:pPr>
+            <w:r>
+              <w:rPr>
+                <w:rFonts w:ascii="Times New Roman" w:hAnsi="Times New Roman" w:eastAsia="宋体" w:cs="Times New Roman"/>
+                <w:sz w:val="21"/>
+              </w:rPr>
+              <w:t xml:space="preserve">活动道具（桌布）</w:t>
+            </w:r>
+          </w:p>
+        </w:tc>
+        <w:tc>
+          <w:tcPr>
+            <w:tcW w:type="dxa" w:w="1300"/>
+          </w:tcPr>
+          <w:p>
+            <w:pPr>
+              <w:spacing w:line="240" w:lineRule="auto"/>
+              <w:ind w:firstLine="0"/>
+              <w:jc w:val="left"/>
+            </w:pPr>
+            <w:r>
+              <w:rPr>
+                <w:rFonts w:ascii="Times New Roman" w:hAnsi="Times New Roman" w:eastAsia="宋体" w:cs="Times New Roman"/>
+                <w:sz w:val="21"/>
+              </w:rPr>
+              <w:t xml:space="preserve"/>
+            </w:r>
+          </w:p>
+        </w:tc>
+        <w:tc>
+          <w:tcPr>
+            <w:tcW w:type="dxa" w:w="1300"/>
+          </w:tcPr>
+          <w:p>
+            <w:pPr>
+              <w:spacing w:line="240" w:lineRule="auto"/>
+              <w:ind w:firstLine="0"/>
+              <w:jc w:val="left"/>
+            </w:pPr>
+            <w:r>
+              <w:rPr>
+                <w:rFonts w:ascii="Times New Roman" w:hAnsi="Times New Roman" w:eastAsia="宋体" w:cs="Times New Roman"/>
+                <w:sz w:val="21"/>
+              </w:rPr>
+              <w:t xml:space="preserve">60.00</w:t>
+            </w:r>
+          </w:p>
+        </w:tc>
+        <w:tc>
+          <w:tcPr>
+            <w:tcW w:type="dxa" w:w="1312"/>
+          </w:tcPr>
+          <w:p>
+            <w:pPr>
+              <w:spacing w:line="240" w:lineRule="auto"/>
+              <w:ind w:firstLine="0"/>
+              <w:jc w:val="left"/>
+            </w:pPr>
+            <w:r>
+              <w:rPr>
+                <w:rFonts w:ascii="Times New Roman" w:hAnsi="Times New Roman" w:eastAsia="宋体" w:cs="Times New Roman"/>
+                <w:sz w:val="21"/>
+              </w:rPr>
+              <w:t xml:space="preserve">发票</w:t>
+            </w:r>
+          </w:p>
+        </w:tc>
+      </w:tr>
+      <w:tr>
+        <w:tc>
+          <w:tcPr>
+            <w:tcW w:type="dxa" w:w="1500"/>
+          </w:tcPr>
+          <w:p>
+            <w:pPr>
+              <w:spacing w:line="240" w:lineRule="auto"/>
+              <w:ind w:firstLine="0"/>
+              <w:jc w:val="left"/>
+            </w:pPr>
+            <w:r>
+              <w:rPr>
+                <w:rFonts w:ascii="Times New Roman" w:hAnsi="Times New Roman" w:eastAsia="宋体" w:cs="Times New Roman"/>
+                <w:sz w:val="21"/>
+              </w:rPr>
+              <w:t xml:space="preserve">2026-10-13</w:t>
+            </w:r>
+          </w:p>
+        </w:tc>
+        <w:tc>
+          <w:tcPr>
+            <w:tcW w:type="dxa" w:w="2900"/>
+          </w:tcPr>
+          <w:p>
+            <w:pPr>
+              <w:spacing w:line="240" w:lineRule="auto"/>
+              <w:ind w:firstLine="0"/>
+              <w:jc w:val="left"/>
+            </w:pPr>
+            <w:r>
+              <w:rPr>
+                <w:rFonts w:ascii="Times New Roman" w:hAnsi="Times New Roman" w:eastAsia="宋体" w:cs="Times New Roman"/>
+                <w:sz w:val="21"/>
+              </w:rPr>
+              <w:t xml:space="preserve">周会茶歇</w:t>
+            </w:r>
+          </w:p>
+        </w:tc>
+        <w:tc>
+          <w:tcPr>
+            <w:tcW w:type="dxa" w:w="1300"/>
+          </w:tcPr>
+          <w:p>
+            <w:pPr>
+              <w:spacing w:line="240" w:lineRule="auto"/>
+              <w:ind w:firstLine="0"/>
+              <w:jc w:val="left"/>
+            </w:pPr>
+            <w:r>
+              <w:rPr>
+                <w:rFonts w:ascii="Times New Roman" w:hAnsi="Times New Roman" w:eastAsia="宋体" w:cs="Times New Roman"/>
+                <w:sz w:val="21"/>
+              </w:rPr>
+              <w:t xml:space="preserve"/>
+            </w:r>
+          </w:p>
+        </w:tc>
+        <w:tc>
+          <w:tcPr>
+            <w:tcW w:type="dxa" w:w="1300"/>
+          </w:tcPr>
+          <w:p>
+            <w:pPr>
+              <w:spacing w:line="240" w:lineRule="auto"/>
+              <w:ind w:firstLine="0"/>
+              <w:jc w:val="left"/>
+            </w:pPr>
+            <w:r>
+              <w:rPr>
+                <w:rFonts w:ascii="Times New Roman" w:hAnsi="Times New Roman" w:eastAsia="宋体" w:cs="Times New Roman"/>
+                <w:sz w:val="21"/>
+              </w:rPr>
+              <w:t xml:space="preserve">150.00</w:t>
+            </w:r>
+          </w:p>
+        </w:tc>
+        <w:tc>
+          <w:tcPr>
+            <w:tcW w:type="dxa" w:w="1312"/>
+          </w:tcPr>
+          <w:p>
+            <w:pPr>
+              <w:spacing w:line="240" w:lineRule="auto"/>
+              <w:ind w:firstLine="0"/>
+              <w:jc w:val="left"/>
+            </w:pPr>
+            <w:r>
+              <w:rPr>
+                <w:rFonts w:ascii="Times New Roman" w:hAnsi="Times New Roman" w:eastAsia="宋体" w:cs="Times New Roman"/>
+                <w:sz w:val="21"/>
+              </w:rPr>
+              <w:t xml:space="preserve">收据</w:t>
+            </w:r>
+          </w:p>
+        </w:tc>
+      </w:tr>
+      <w:tr>
+        <w:tc>
+          <w:tcPr>
+            <w:tcW w:type="dxa" w:w="1500"/>
+          </w:tcPr>
+          <w:p>
+            <w:pPr>
+              <w:spacing w:line="240" w:lineRule="auto"/>
+              <w:ind w:firstLine="0"/>
+              <w:jc w:val="left"/>
+            </w:pPr>
+            <w:r>
+              <w:rPr>
+                <w:rFonts w:ascii="Times New Roman" w:hAnsi="Times New Roman" w:eastAsia="宋体" w:cs="Times New Roman"/>
+                <w:sz w:val="21"/>
+              </w:rPr>
+              <w:t xml:space="preserve">2026-10-15</w:t>
+            </w:r>
+          </w:p>
+        </w:tc>
+        <w:tc>
+          <w:tcPr>
+            <w:tcW w:type="dxa" w:w="2900"/>
+          </w:tcPr>
+          <w:p>
+            <w:pPr>
+              <w:spacing w:line="240" w:lineRule="auto"/>
+              <w:ind w:firstLine="0"/>
+              <w:jc w:val="left"/>
+            </w:pPr>
+            <w:r>
+              <w:rPr>
+                <w:rFonts w:ascii="Times New Roman" w:hAnsi="Times New Roman" w:eastAsia="宋体" w:cs="Times New Roman"/>
+                <w:sz w:val="21"/>
+              </w:rPr>
+              <w:t xml:space="preserve">海报印刷</w:t>
+            </w:r>
+          </w:p>
+        </w:tc>
+        <w:tc>
+          <w:tcPr>
+            <w:tcW w:type="dxa" w:w="1300"/>
+          </w:tcPr>
+          <w:p>
+            <w:pPr>
+              <w:spacing w:line="240" w:lineRule="auto"/>
+              <w:ind w:firstLine="0"/>
+              <w:jc w:val="left"/>
+            </w:pPr>
+            <w:r>
+              <w:rPr>
+                <w:rFonts w:ascii="Times New Roman" w:hAnsi="Times New Roman" w:eastAsia="宋体" w:cs="Times New Roman"/>
+                <w:sz w:val="21"/>
+              </w:rPr>
+              <w:t xml:space="preserve"/>
+            </w:r>
+          </w:p>
+        </w:tc>
+        <w:tc>
+          <w:tcPr>
+            <w:tcW w:type="dxa" w:w="1300"/>
+          </w:tcPr>
+          <w:p>
+            <w:pPr>
+              <w:spacing w:line="240" w:lineRule="auto"/>
+              <w:ind w:firstLine="0"/>
+              <w:jc w:val="left"/>
+            </w:pPr>
+            <w:r>
+              <w:rPr>
+                <w:rFonts w:ascii="Times New Roman" w:hAnsi="Times New Roman" w:eastAsia="宋体" w:cs="Times New Roman"/>
+                <w:sz w:val="21"/>
+              </w:rPr>
+              <w:t xml:space="preserve">90.00</w:t>
+            </w:r>
+          </w:p>
+        </w:tc>
+        <w:tc>
+          <w:tcPr>
+            <w:tcW w:type="dxa" w:w="1312"/>
+          </w:tcPr>
+          <w:p>
+            <w:pPr>
+              <w:spacing w:line="240" w:lineRule="auto"/>
+              <w:ind w:firstLine="0"/>
+              <w:jc w:val="left"/>
+            </w:pPr>
+            <w:r>
+              <w:rPr>
+                <w:rFonts w:ascii="Times New Roman" w:hAnsi="Times New Roman" w:eastAsia="宋体" w:cs="Times New Roman"/>
+                <w:sz w:val="21"/>
+              </w:rPr>
+              <w:t xml:space="preserve">发票</w:t>
+            </w:r>
+          </w:p>
+        </w:tc>
+      </w:tr>
+      <w:tr>
+        <w:tc>
+          <w:tcPr>
+            <w:tcW w:type="dxa" w:w="1500"/>
+          </w:tcPr>
+          <w:p>
+            <w:pPr>
+              <w:spacing w:line="240" w:lineRule="auto"/>
+              <w:ind w:firstLine="0"/>
+              <w:jc w:val="left"/>
+            </w:pPr>
+            <w:r>
+              <w:rPr>
+                <w:rFonts w:ascii="Times New Roman" w:hAnsi="Times New Roman" w:eastAsia="宋体" w:cs="Times New Roman"/>
+                <w:sz w:val="21"/>
+              </w:rPr>
+              <w:t xml:space="preserve">2026-10-16</w:t>
+            </w:r>
+          </w:p>
+        </w:tc>
+        <w:tc>
+          <w:tcPr>
+            <w:tcW w:type="dxa" w:w="2900"/>
+          </w:tcPr>
+          <w:p>
+            <w:pPr>
+              <w:spacing w:line="240" w:lineRule="auto"/>
+              <w:ind w:firstLine="0"/>
+              <w:jc w:val="left"/>
+            </w:pPr>
+            <w:r>
+              <w:rPr>
+                <w:rFonts w:ascii="Times New Roman" w:hAnsi="Times New Roman" w:eastAsia="宋体" w:cs="Times New Roman"/>
+                <w:sz w:val="21"/>
+              </w:rPr>
+              <w:t xml:space="preserve">印刷宣传单（第三批）</w:t>
+            </w:r>
+          </w:p>
+        </w:tc>
+        <w:tc>
+          <w:tcPr>
+            <w:tcW w:type="dxa" w:w="1300"/>
+          </w:tcPr>
+          <w:p>
+            <w:pPr>
+              <w:spacing w:line="240" w:lineRule="auto"/>
+              <w:ind w:firstLine="0"/>
+              <w:jc w:val="left"/>
+            </w:pPr>
+            <w:r>
+              <w:rPr>
+                <w:rFonts w:ascii="Times New Roman" w:hAnsi="Times New Roman" w:eastAsia="宋体" w:cs="Times New Roman"/>
+                <w:sz w:val="21"/>
+              </w:rPr>
+              <w:t xml:space="preserve"/>
+            </w:r>
+          </w:p>
+        </w:tc>
+        <w:tc>
+          <w:tcPr>
+            <w:tcW w:type="dxa" w:w="1300"/>
+          </w:tcPr>
+          <w:p>
+            <w:pPr>
+              <w:spacing w:line="240" w:lineRule="auto"/>
+              <w:ind w:firstLine="0"/>
+              <w:jc w:val="left"/>
+            </w:pPr>
+            <w:r>
+              <w:rPr>
+                <w:rFonts w:ascii="Times New Roman" w:hAnsi="Times New Roman" w:eastAsia="宋体" w:cs="Times New Roman"/>
+                <w:sz w:val="21"/>
+              </w:rPr>
+              <w:t xml:space="preserve">75.00</w:t>
+            </w:r>
+          </w:p>
+        </w:tc>
+        <w:tc>
+          <w:tcPr>
+            <w:tcW w:type="dxa" w:w="1312"/>
+          </w:tcPr>
+          <w:p>
+            <w:pPr>
+              <w:spacing w:line="240" w:lineRule="auto"/>
+              <w:ind w:firstLine="0"/>
+              <w:jc w:val="left"/>
+            </w:pPr>
+            <w:r>
+              <w:rPr>
+                <w:rFonts w:ascii="Times New Roman" w:hAnsi="Times New Roman" w:eastAsia="宋体" w:cs="Times New Roman"/>
+                <w:sz w:val="21"/>
+              </w:rPr>
+              <w:t xml:space="preserve">60页×1.25元</w:t>
+            </w:r>
+          </w:p>
+        </w:tc>
+      </w:tr>
+      <w:tr>
+        <w:tc>
+          <w:tcPr>
+            <w:tcW w:type="dxa" w:w="1500"/>
+          </w:tcPr>
+          <w:p>
+            <w:pPr>
+              <w:spacing w:line="240" w:lineRule="auto"/>
+              <w:ind w:firstLine="0"/>
+              <w:jc w:val="left"/>
+            </w:pPr>
+            <w:r>
+              <w:rPr>
+                <w:rFonts w:ascii="Times New Roman" w:hAnsi="Times New Roman" w:eastAsia="宋体" w:cs="Times New Roman"/>
+                <w:sz w:val="21"/>
+              </w:rPr>
+              <w:t xml:space="preserve">2026-10-17</w:t>
+            </w:r>
+          </w:p>
+        </w:tc>
+        <w:tc>
+          <w:tcPr>
+            <w:tcW w:type="dxa" w:w="2900"/>
+          </w:tcPr>
+          <w:p>
+            <w:pPr>
+              <w:spacing w:line="240" w:lineRule="auto"/>
+              <w:ind w:firstLine="0"/>
+              <w:jc w:val="left"/>
+            </w:pPr>
+            <w:r>
+              <w:rPr>
+                <w:rFonts w:ascii="Times New Roman" w:hAnsi="Times New Roman" w:eastAsia="宋体" w:cs="Times New Roman"/>
+                <w:sz w:val="21"/>
+              </w:rPr>
+              <w:t xml:space="preserve">活动道具（音响线材）</w:t>
+            </w:r>
+          </w:p>
+        </w:tc>
+        <w:tc>
+          <w:tcPr>
+            <w:tcW w:type="dxa" w:w="1300"/>
+          </w:tcPr>
+          <w:p>
+            <w:pPr>
+              <w:spacing w:line="240" w:lineRule="auto"/>
+              <w:ind w:firstLine="0"/>
+              <w:jc w:val="left"/>
+            </w:pPr>
+            <w:r>
+              <w:rPr>
+                <w:rFonts w:ascii="Times New Roman" w:hAnsi="Times New Roman" w:eastAsia="宋体" w:cs="Times New Roman"/>
+                <w:sz w:val="21"/>
+              </w:rPr>
+              <w:t xml:space="preserve"/>
+            </w:r>
+          </w:p>
+        </w:tc>
+        <w:tc>
+          <w:tcPr>
+            <w:tcW w:type="dxa" w:w="1300"/>
+          </w:tcPr>
+          <w:p>
+            <w:pPr>
+              <w:spacing w:line="240" w:lineRule="auto"/>
+              <w:ind w:firstLine="0"/>
+              <w:jc w:val="left"/>
+            </w:pPr>
+            <w:r>
+              <w:rPr>
+                <w:rFonts w:ascii="Times New Roman" w:hAnsi="Times New Roman" w:eastAsia="宋体" w:cs="Times New Roman"/>
+                <w:sz w:val="21"/>
+              </w:rPr>
+              <w:t xml:space="preserve">30.00</w:t>
+            </w:r>
+          </w:p>
+        </w:tc>
+        <w:tc>
+          <w:tcPr>
+            <w:tcW w:type="dxa" w:w="1312"/>
+          </w:tcPr>
+          <w:p>
+            <w:pPr>
+              <w:spacing w:line="240" w:lineRule="auto"/>
+              <w:ind w:firstLine="0"/>
+              <w:jc w:val="left"/>
+            </w:pPr>
+            <w:r>
+              <w:rPr>
+                <w:rFonts w:ascii="Times New Roman" w:hAnsi="Times New Roman" w:eastAsia="宋体" w:cs="Times New Roman"/>
+                <w:sz w:val="21"/>
+              </w:rPr>
+              <w:t xml:space="preserve">发票</w:t>
+            </w:r>
+          </w:p>
+        </w:tc>
+      </w:tr>
+      <w:tr>
+        <w:tc>
+          <w:tcPr>
+            <w:tcW w:type="dxa" w:w="1500"/>
+          </w:tcPr>
+          <w:p>
+            <w:pPr>
+              <w:spacing w:line="240" w:lineRule="auto"/>
+              <w:ind w:firstLine="0"/>
+              <w:jc w:val="left"/>
+            </w:pPr>
+            <w:r>
+              <w:rPr>
+                <w:rFonts w:ascii="Times New Roman" w:hAnsi="Times New Roman" w:eastAsia="宋体" w:cs="Times New Roman"/>
+                <w:sz w:val="21"/>
+              </w:rPr>
+              <w:t xml:space="preserve">2026-10-18</w:t>
+            </w:r>
+          </w:p>
+        </w:tc>
+        <w:tc>
+          <w:tcPr>
+            <w:tcW w:type="dxa" w:w="2900"/>
+          </w:tcPr>
+          <w:p>
+            <w:pPr>
+              <w:spacing w:line="240" w:lineRule="auto"/>
+              <w:ind w:firstLine="0"/>
+              <w:jc w:val="left"/>
+            </w:pPr>
+            <w:r>
+              <w:rPr>
+                <w:rFonts w:ascii="Times New Roman" w:hAnsi="Times New Roman" w:eastAsia="宋体" w:cs="Times New Roman"/>
+                <w:sz w:val="21"/>
+              </w:rPr>
+              <w:t xml:space="preserve">活动当天茶歇（第一批）</w:t>
+            </w:r>
+          </w:p>
+        </w:tc>
+        <w:tc>
+          <w:tcPr>
+            <w:tcW w:type="dxa" w:w="1300"/>
+          </w:tcPr>
+          <w:p>
+            <w:pPr>
+              <w:spacing w:line="240" w:lineRule="auto"/>
+              <w:ind w:firstLine="0"/>
+              <w:jc w:val="left"/>
+            </w:pPr>
+            <w:r>
+              <w:rPr>
+                <w:rFonts w:ascii="Times New Roman" w:hAnsi="Times New Roman" w:eastAsia="宋体" w:cs="Times New Roman"/>
+                <w:sz w:val="21"/>
+              </w:rPr>
+              <w:t xml:space="preserve"/>
+            </w:r>
+          </w:p>
+        </w:tc>
+        <w:tc>
+          <w:tcPr>
+            <w:tcW w:type="dxa" w:w="1300"/>
+          </w:tcPr>
+          <w:p>
+            <w:pPr>
+              <w:spacing w:line="240" w:lineRule="auto"/>
+              <w:ind w:firstLine="0"/>
+              <w:jc w:val="left"/>
+            </w:pPr>
+            <w:r>
+              <w:rPr>
+                <w:rFonts w:ascii="Times New Roman" w:hAnsi="Times New Roman" w:eastAsia="宋体" w:cs="Times New Roman"/>
+                <w:sz w:val="21"/>
+              </w:rPr>
+              <w:t xml:space="preserve">120.00</w:t>
+            </w:r>
+          </w:p>
+        </w:tc>
+        <w:tc>
+          <w:tcPr>
+            <w:tcW w:type="dxa" w:w="1312"/>
+          </w:tcPr>
+          <w:p>
+            <w:pPr>
+              <w:spacing w:line="240" w:lineRule="auto"/>
+              <w:ind w:firstLine="0"/>
+              <w:jc w:val="left"/>
+            </w:pPr>
+            <w:r>
+              <w:rPr>
+                <w:rFonts w:ascii="Times New Roman" w:hAnsi="Times New Roman" w:eastAsia="宋体" w:cs="Times New Roman"/>
+                <w:sz w:val="21"/>
+              </w:rPr>
+              <w:t xml:space="preserve">收据</w:t>
+            </w:r>
+          </w:p>
+        </w:tc>
+      </w:tr>
+      <w:tr>
+        <w:tc>
+          <w:tcPr>
+            <w:tcW w:type="dxa" w:w="1500"/>
+          </w:tcPr>
+          <w:p>
+            <w:pPr>
+              <w:spacing w:line="240" w:lineRule="auto"/>
+              <w:ind w:firstLine="0"/>
+              <w:jc w:val="left"/>
+            </w:pPr>
+            <w:r>
+              <w:rPr>
+                <w:rFonts w:ascii="Times New Roman" w:hAnsi="Times New Roman" w:eastAsia="宋体" w:cs="Times New Roman"/>
+                <w:sz w:val="21"/>
+              </w:rPr>
+              <w:t xml:space="preserve">2026-10-19</w:t>
+            </w:r>
+          </w:p>
+        </w:tc>
+        <w:tc>
+          <w:tcPr>
+            <w:tcW w:type="dxa" w:w="2900"/>
+          </w:tcPr>
+          <w:p>
+            <w:pPr>
+              <w:spacing w:line="240" w:lineRule="auto"/>
+              <w:ind w:firstLine="0"/>
+              <w:jc w:val="left"/>
+            </w:pPr>
+            <w:r>
+              <w:rPr>
+                <w:rFonts w:ascii="Times New Roman" w:hAnsi="Times New Roman" w:eastAsia="宋体" w:cs="Times New Roman"/>
+                <w:sz w:val="21"/>
+              </w:rPr>
+              <w:t xml:space="preserve">社员会费（第三批）</w:t>
+            </w:r>
+          </w:p>
+        </w:tc>
+        <w:tc>
+          <w:tcPr>
+            <w:tcW w:type="dxa" w:w="1300"/>
+          </w:tcPr>
+          <w:p>
+            <w:pPr>
+              <w:spacing w:line="240" w:lineRule="auto"/>
+              <w:ind w:firstLine="0"/>
+              <w:jc w:val="left"/>
+            </w:pPr>
+            <w:r>
+              <w:rPr>
+                <w:rFonts w:ascii="Times New Roman" w:hAnsi="Times New Roman" w:eastAsia="宋体" w:cs="Times New Roman"/>
+                <w:sz w:val="21"/>
+              </w:rPr>
+              <w:t xml:space="preserve">40.00</w:t>
+            </w:r>
+          </w:p>
+        </w:tc>
+        <w:tc>
+          <w:tcPr>
+            <w:tcW w:type="dxa" w:w="1300"/>
+          </w:tcPr>
+          <w:p>
+            <w:pPr>
+              <w:spacing w:line="240" w:lineRule="auto"/>
+              <w:ind w:firstLine="0"/>
+              <w:jc w:val="left"/>
+            </w:pPr>
+            <w:r>
+              <w:rPr>
+                <w:rFonts w:ascii="Times New Roman" w:hAnsi="Times New Roman" w:eastAsia="宋体" w:cs="Times New Roman"/>
+                <w:sz w:val="21"/>
+              </w:rPr>
+              <w:t xml:space="preserve"/>
+            </w:r>
+          </w:p>
+        </w:tc>
+        <w:tc>
+          <w:tcPr>
+            <w:tcW w:type="dxa" w:w="1312"/>
+          </w:tcPr>
+          <w:p>
+            <w:pPr>
+              <w:spacing w:line="240" w:lineRule="auto"/>
+              <w:ind w:firstLine="0"/>
+              <w:jc w:val="left"/>
+            </w:pPr>
+            <w:r>
+              <w:rPr>
+                <w:rFonts w:ascii="Times New Roman" w:hAnsi="Times New Roman" w:eastAsia="宋体" w:cs="Times New Roman"/>
+                <w:sz w:val="21"/>
+              </w:rPr>
+              <w:t xml:space="preserve">2人×20元</w:t>
+            </w:r>
+          </w:p>
+        </w:tc>
+      </w:tr>
+      <w:tr>
+        <w:tc>
+          <w:tcPr>
+            <w:tcW w:type="dxa" w:w="1500"/>
+          </w:tcPr>
+          <w:p>
+            <w:pPr>
+              <w:spacing w:line="240" w:lineRule="auto"/>
+              <w:ind w:firstLine="0"/>
+              <w:jc w:val="left"/>
+            </w:pPr>
+            <w:r>
+              <w:rPr>
+                <w:rFonts w:ascii="Times New Roman" w:hAnsi="Times New Roman" w:eastAsia="宋体" w:cs="Times New Roman"/>
+                <w:sz w:val="21"/>
+              </w:rPr>
+              <w:t xml:space="preserve">2026-10-20</w:t>
+            </w:r>
+          </w:p>
+        </w:tc>
+        <w:tc>
+          <w:tcPr>
+            <w:tcW w:type="dxa" w:w="2900"/>
+          </w:tcPr>
+          <w:p>
+            <w:pPr>
+              <w:spacing w:line="240" w:lineRule="auto"/>
+              <w:ind w:firstLine="0"/>
+              <w:jc w:val="left"/>
+            </w:pPr>
+            <w:r>
+              <w:rPr>
+                <w:rFonts w:ascii="Times New Roman" w:hAnsi="Times New Roman" w:eastAsia="宋体" w:cs="Times New Roman"/>
+                <w:sz w:val="21"/>
+              </w:rPr>
+              <w:t xml:space="preserve">校外赞助（第二批）</w:t>
+            </w:r>
+          </w:p>
+        </w:tc>
+        <w:tc>
+          <w:tcPr>
+            <w:tcW w:type="dxa" w:w="1300"/>
+          </w:tcPr>
+          <w:p>
+            <w:pPr>
+              <w:spacing w:line="240" w:lineRule="auto"/>
+              <w:ind w:firstLine="0"/>
+              <w:jc w:val="left"/>
+            </w:pPr>
+            <w:r>
+              <w:rPr>
+                <w:rFonts w:ascii="Times New Roman" w:hAnsi="Times New Roman" w:eastAsia="宋体" w:cs="Times New Roman"/>
+                <w:sz w:val="21"/>
+              </w:rPr>
+              <w:t xml:space="preserve">100.00</w:t>
+            </w:r>
+          </w:p>
+        </w:tc>
+        <w:tc>
+          <w:tcPr>
+            <w:tcW w:type="dxa" w:w="1300"/>
+          </w:tcPr>
+          <w:p>
+            <w:pPr>
+              <w:spacing w:line="240" w:lineRule="auto"/>
+              <w:ind w:firstLine="0"/>
+              <w:jc w:val="left"/>
+            </w:pPr>
+            <w:r>
+              <w:rPr>
+                <w:rFonts w:ascii="Times New Roman" w:hAnsi="Times New Roman" w:eastAsia="宋体" w:cs="Times New Roman"/>
+                <w:sz w:val="21"/>
+              </w:rPr>
+              <w:t xml:space="preserve"/>
+            </w:r>
+          </w:p>
+        </w:tc>
+        <w:tc>
+          <w:tcPr>
+            <w:tcW w:type="dxa" w:w="1312"/>
+          </w:tcPr>
+          <w:p>
+            <w:pPr>
+              <w:spacing w:line="240" w:lineRule="auto"/>
+              <w:ind w:firstLine="0"/>
+              <w:jc w:val="left"/>
+            </w:pPr>
+            <w:r>
+              <w:rPr>
+                <w:rFonts w:ascii="Times New Roman" w:hAnsi="Times New Roman" w:eastAsia="宋体" w:cs="Times New Roman"/>
+                <w:sz w:val="21"/>
+              </w:rPr>
+              <w:t xml:space="preserve">银行回单</w:t>
+            </w:r>
+          </w:p>
+        </w:tc>
+      </w:tr>
+      <w:tr>
+        <w:tc>
+          <w:tcPr>
+            <w:tcW w:type="dxa" w:w="1500"/>
+          </w:tcPr>
+          <w:p>
+            <w:pPr>
+              <w:spacing w:line="240" w:lineRule="auto"/>
+              <w:ind w:firstLine="0"/>
+              <w:jc w:val="left"/>
+            </w:pPr>
+            <w:r>
+              <w:rPr>
+                <w:rFonts w:ascii="Times New Roman" w:hAnsi="Times New Roman" w:eastAsia="宋体" w:cs="Times New Roman"/>
+                <w:sz w:val="21"/>
+              </w:rPr>
+              <w:t xml:space="preserve">2026-10-22</w:t>
+            </w:r>
+          </w:p>
+        </w:tc>
+        <w:tc>
+          <w:tcPr>
+            <w:tcW w:type="dxa" w:w="2900"/>
+          </w:tcPr>
+          <w:p>
+            <w:pPr>
+              <w:spacing w:line="240" w:lineRule="auto"/>
+              <w:ind w:firstLine="0"/>
+              <w:jc w:val="left"/>
+            </w:pPr>
+            <w:r>
+              <w:rPr>
+                <w:rFonts w:ascii="Times New Roman" w:hAnsi="Times New Roman" w:eastAsia="宋体" w:cs="Times New Roman"/>
+                <w:sz w:val="21"/>
+              </w:rPr>
+              <w:t xml:space="preserve">活动道具（临时用品）</w:t>
+            </w:r>
+          </w:p>
+        </w:tc>
+        <w:tc>
+          <w:tcPr>
+            <w:tcW w:type="dxa" w:w="1300"/>
+          </w:tcPr>
+          <w:p>
+            <w:pPr>
+              <w:spacing w:line="240" w:lineRule="auto"/>
+              <w:ind w:firstLine="0"/>
+              <w:jc w:val="left"/>
+            </w:pPr>
+            <w:r>
+              <w:rPr>
+                <w:rFonts w:ascii="Times New Roman" w:hAnsi="Times New Roman" w:eastAsia="宋体" w:cs="Times New Roman"/>
+                <w:sz w:val="21"/>
+              </w:rPr>
+              <w:t xml:space="preserve"/>
+            </w:r>
+          </w:p>
+        </w:tc>
+        <w:tc>
+          <w:tcPr>
+            <w:tcW w:type="dxa" w:w="1300"/>
+          </w:tcPr>
+          <w:p>
+            <w:pPr>
+              <w:spacing w:line="240" w:lineRule="auto"/>
+              <w:ind w:firstLine="0"/>
+              <w:jc w:val="left"/>
+            </w:pPr>
+            <w:r>
+              <w:rPr>
+                <w:rFonts w:ascii="Times New Roman" w:hAnsi="Times New Roman" w:eastAsia="宋体" w:cs="Times New Roman"/>
+                <w:sz w:val="21"/>
+              </w:rPr>
+              <w:t xml:space="preserve">20.00</w:t>
+            </w:r>
+          </w:p>
+        </w:tc>
+        <w:tc>
+          <w:tcPr>
+            <w:tcW w:type="dxa" w:w="1312"/>
+          </w:tcPr>
+          <w:p>
+            <w:pPr>
+              <w:spacing w:line="240" w:lineRule="auto"/>
+              <w:ind w:firstLine="0"/>
+              <w:jc w:val="left"/>
+            </w:pPr>
+            <w:r>
+              <w:rPr>
+                <w:rFonts w:ascii="Times New Roman" w:hAnsi="Times New Roman" w:eastAsia="宋体" w:cs="Times New Roman"/>
+                <w:sz w:val="21"/>
+              </w:rPr>
+              <w:t xml:space="preserve">收据</w:t>
+            </w:r>
+          </w:p>
+        </w:tc>
+      </w:tr>
+      <w:tr>
+        <w:tc>
+          <w:tcPr>
+            <w:tcW w:type="dxa" w:w="1500"/>
+          </w:tcPr>
+          <w:p>
+            <w:pPr>
+              <w:spacing w:line="240" w:lineRule="auto"/>
+              <w:ind w:firstLine="0"/>
+              <w:jc w:val="left"/>
+            </w:pPr>
+            <w:r>
+              <w:rPr>
+                <w:rFonts w:ascii="Times New Roman" w:hAnsi="Times New Roman" w:eastAsia="宋体" w:cs="Times New Roman"/>
+                <w:sz w:val="21"/>
+              </w:rPr>
+              <w:t xml:space="preserve">2026-10-25</w:t>
+            </w:r>
+          </w:p>
+        </w:tc>
+        <w:tc>
+          <w:tcPr>
+            <w:tcW w:type="dxa" w:w="2900"/>
+          </w:tcPr>
+          <w:p>
+            <w:pPr>
+              <w:spacing w:line="240" w:lineRule="auto"/>
+              <w:ind w:firstLine="0"/>
+              <w:jc w:val="left"/>
+            </w:pPr>
+            <w:r>
+              <w:rPr>
+                <w:rFonts w:ascii="Times New Roman" w:hAnsi="Times New Roman" w:eastAsia="宋体" w:cs="Times New Roman"/>
+                <w:sz w:val="21"/>
+              </w:rPr>
+              <w:t xml:space="preserve">活动当天茶歇（第二批）</w:t>
+            </w:r>
+          </w:p>
+        </w:tc>
+        <w:tc>
+          <w:tcPr>
+            <w:tcW w:type="dxa" w:w="1300"/>
+          </w:tcPr>
+          <w:p>
+            <w:pPr>
+              <w:spacing w:line="240" w:lineRule="auto"/>
+              <w:ind w:firstLine="0"/>
+              <w:jc w:val="left"/>
+            </w:pPr>
+            <w:r>
+              <w:rPr>
+                <w:rFonts w:ascii="Times New Roman" w:hAnsi="Times New Roman" w:eastAsia="宋体" w:cs="Times New Roman"/>
+                <w:sz w:val="21"/>
+              </w:rPr>
+              <w:t xml:space="preserve"/>
+            </w:r>
+          </w:p>
+        </w:tc>
+        <w:tc>
+          <w:tcPr>
+            <w:tcW w:type="dxa" w:w="1300"/>
+          </w:tcPr>
+          <w:p>
+            <w:pPr>
+              <w:spacing w:line="240" w:lineRule="auto"/>
+              <w:ind w:firstLine="0"/>
+              <w:jc w:val="left"/>
+            </w:pPr>
+            <w:r>
+              <w:rPr>
+                <w:rFonts w:ascii="Times New Roman" w:hAnsi="Times New Roman" w:eastAsia="宋体" w:cs="Times New Roman"/>
+                <w:sz w:val="21"/>
+              </w:rPr>
+              <w:t xml:space="preserve">50.00</w:t>
+            </w:r>
+          </w:p>
+        </w:tc>
+        <w:tc>
+          <w:tcPr>
+            <w:tcW w:type="dxa" w:w="1312"/>
+          </w:tcPr>
+          <w:p>
+            <w:pPr>
+              <w:spacing w:line="240" w:lineRule="auto"/>
+              <w:ind w:firstLine="0"/>
+              <w:jc w:val="left"/>
+            </w:pPr>
+            <w:r>
+              <w:rPr>
+                <w:rFonts w:ascii="Times New Roman" w:hAnsi="Times New Roman" w:eastAsia="宋体" w:cs="Times New Roman"/>
+                <w:sz w:val="21"/>
+              </w:rPr>
+              <w:t xml:space="preserve">收据</w:t>
+            </w:r>
+          </w:p>
+        </w:tc>
+      </w:tr>
+      <w:tr>
+        <w:tc>
+          <w:tcPr>
+            <w:tcW w:type="dxa" w:w="1500"/>
+          </w:tcPr>
+          <w:p>
+            <w:pPr>
+              <w:spacing w:line="240" w:lineRule="auto"/>
+              <w:ind w:firstLine="0"/>
+              <w:jc w:val="left"/>
+            </w:pPr>
+            <w:r>
+              <w:rPr>
+                <w:rFonts w:ascii="Times New Roman" w:hAnsi="Times New Roman" w:eastAsia="宋体" w:cs="Times New Roman"/>
+                <w:sz w:val="21"/>
+              </w:rPr>
+              <w:t xml:space="preserve">2026-10-27</w:t>
+            </w:r>
+          </w:p>
+        </w:tc>
+        <w:tc>
+          <w:tcPr>
+            <w:tcW w:type="dxa" w:w="2900"/>
+          </w:tcPr>
+          <w:p>
+            <w:pPr>
+              <w:spacing w:line="240" w:lineRule="auto"/>
+              <w:ind w:firstLine="0"/>
+              <w:jc w:val="left"/>
+            </w:pPr>
+            <w:r>
+              <w:rPr>
+                <w:rFonts w:ascii="Times New Roman" w:hAnsi="Times New Roman" w:eastAsia="宋体" w:cs="Times New Roman"/>
+                <w:sz w:val="21"/>
+              </w:rPr>
+              <w:t xml:space="preserve">活动当天茶歇（第三批）</w:t>
+            </w:r>
+          </w:p>
+        </w:tc>
+        <w:tc>
+          <w:tcPr>
+            <w:tcW w:type="dxa" w:w="1300"/>
+          </w:tcPr>
+          <w:p>
+            <w:pPr>
+              <w:spacing w:line="240" w:lineRule="auto"/>
+              <w:ind w:firstLine="0"/>
+              <w:jc w:val="left"/>
+            </w:pPr>
+            <w:r>
+              <w:rPr>
+                <w:rFonts w:ascii="Times New Roman" w:hAnsi="Times New Roman" w:eastAsia="宋体" w:cs="Times New Roman"/>
+                <w:sz w:val="21"/>
+              </w:rPr>
+              <w:t xml:space="preserve"/>
+            </w:r>
+          </w:p>
+        </w:tc>
+        <w:tc>
+          <w:tcPr>
+            <w:tcW w:type="dxa" w:w="1300"/>
+          </w:tcPr>
+          <w:p>
+            <w:pPr>
+              <w:spacing w:line="240" w:lineRule="auto"/>
+              <w:ind w:firstLine="0"/>
+              <w:jc w:val="left"/>
+            </w:pPr>
+            <w:r>
+              <w:rPr>
+                <w:rFonts w:ascii="Times New Roman" w:hAnsi="Times New Roman" w:eastAsia="宋体" w:cs="Times New Roman"/>
+                <w:sz w:val="21"/>
+              </w:rPr>
+              <w:t xml:space="preserve">20.00</w:t>
+            </w:r>
+          </w:p>
+        </w:tc>
+        <w:tc>
+          <w:tcPr>
+            <w:tcW w:type="dxa" w:w="1312"/>
+          </w:tcPr>
+          <w:p>
+            <w:pPr>
+              <w:spacing w:line="240" w:lineRule="auto"/>
+              <w:ind w:firstLine="0"/>
+              <w:jc w:val="left"/>
+            </w:pPr>
+            <w:r>
+              <w:rPr>
+                <w:rFonts w:ascii="Times New Roman" w:hAnsi="Times New Roman" w:eastAsia="宋体" w:cs="Times New Roman"/>
+                <w:sz w:val="21"/>
+              </w:rPr>
+              <w:t xml:space="preserve">收据</w:t>
+            </w:r>
+          </w:p>
+        </w:tc>
+      </w:tr>
+    </w:tbl>
+    <w:p>
+      <w:pPr>
+        <w:ind w:firstLine="0"/>
+      </w:pPr>
+    </w:p>
+    <w:p>
+      <w:pPr>
+        <w:pStyle w:val="Heading3"/>
+      </w:pPr>
+      <w:r>
+        <w:t xml:space="preserve">任务要求</w:t>
+      </w:r>
+    </w:p>
+    <w:p>
+      <w:r>
+        <w:t xml:space="preserve">1.整理流水（20分）：按表2-1的分类角度建立分类规则，为表2-10中的每一笔流水确定类别，并用表2-2的格式记录，计算每笔之后的余额（期初余额500元）。</w:t>
+      </w:r>
+    </w:p>
+    <w:p>
+      <w:r>
+        <w:t xml:space="preserve">2.编制对比表（15分）：汇总实际发生额，生成预算与实际对比表（格式参照表2-4），并计算期末余额的预算值与实际值。</w:t>
+      </w:r>
+    </w:p>
+    <w:p>
+      <w:r>
+        <w:t xml:space="preserve">3.核对AI结果（15分）：表2-11是某AI工具生成的对比表。请按照表2-6的方法逐行核对，记录所有更正之处（写明错误的数字与对应的正确值）。</w:t>
+      </w:r>
+    </w:p>
+    <w:p>
+      <w:r>
+        <w:t xml:space="preserve">4.价量分解（15分）：以印刷材料为例，按照表2-7的格式计算数量影响与单价影响，形成分析说明。</w:t>
+      </w:r>
+    </w:p>
+    <w:p>
+      <w:r>
+        <w:t xml:space="preserve">5.调整建议（15分）：从超支项目中选择至少三项，提出调整建议，并按照表2-8的格式注明证据和责任人。</w:t>
+      </w:r>
+    </w:p>
+    <w:p>
+      <w:r>
+        <w:t xml:space="preserve">6.结余说明（10分）：说明期末余额的实际值与预算值为什么不同，并分别区分“收入差异”与“支出差异”的原因。</w:t>
+      </w:r>
+    </w:p>
+    <w:p>
+      <w:r>
+        <w:t xml:space="preserve">7.反思（10分）：写一段不超过300字的反思，说明哪些判断由大模型完成，哪些由自己完成，以及你如何确认大模型结论的可靠性。</w:t>
       </w:r>
     </w:p>
     <w:p>
       <w:pPr>
-        <w:spacing w:lineRule="exact" w:line="400" w:before="0" w:after="0"/>
-        <w:ind w:firstLine="480"/>
+        <w:keepNext/>
+        <w:ind w:firstLine="0"/>
+        <w:jc w:val="center"/>
       </w:pPr>
       <w:r>
         <w:rPr>
-          <w:rFonts w:ascii="Times New Roman" w:hAnsi="Times New Roman" w:eastAsia="宋体" w:cs="Times New Roman"/>
-          <w:b w:val="0"/>
-          <w:color w:val="000000"/>
-          <w:sz w:val="24"/>
+          <w:rFonts w:ascii="Times New Roman" w:hAnsi="Times New Roman" w:eastAsia="黑体" w:cs="Times New Roman"/>
+          <w:sz w:val="21"/>
         </w:rPr>
-        <w:t>请以你所在学生组织或一家小微企业的一个月或一个学期为案例，完成下列综合练习。</w:t>
+        <w:t xml:space="preserve">表2-11 AI生成的对比表（待核对）</w:t>
+      </w:r>
+    </w:p>
+    <w:tbl>
+      <w:tblPr>
+        <w:tblStyle w:val="TableGrid"/>
+        <w:tblW w:type="auto" w:w="0"/>
+        <w:jc w:val="center"/>
+        <w:tblLook w:firstColumn="1" w:firstRow="1" w:lastColumn="0" w:lastRow="0" w:noHBand="0" w:noVBand="1" w:val="04A0"/>
+      </w:tblPr>
+      <w:tblGrid>
+        <w:gridCol w:w="2100"/>
+        <w:gridCol w:w="1500"/>
+        <w:gridCol w:w="1500"/>
+        <w:gridCol w:w="1800"/>
+        <w:gridCol w:w="1412"/>
+      </w:tblGrid>
+      <w:tr>
+        <w:trPr>
+          <w:tblHeader/>
+        </w:trPr>
+        <w:tc>
+          <w:tcPr>
+            <w:tcW w:type="dxa" w:w="2100"/>
+            <w:shd w:val="clear" w:color="auto" w:fill="EDEDED"/>
+          </w:tcPr>
+          <w:p>
+            <w:pPr>
+              <w:spacing w:line="240" w:lineRule="auto"/>
+              <w:ind w:firstLine="0"/>
+              <w:jc w:val="center"/>
+            </w:pPr>
+            <w:r>
+              <w:rPr>
+                <w:rFonts w:ascii="Times New Roman" w:hAnsi="Times New Roman" w:eastAsia="宋体" w:cs="Times New Roman"/>
+                <w:b/>
+                <w:sz w:val="21"/>
+              </w:rPr>
+              <w:t xml:space="preserve">项目</w:t>
+            </w:r>
+          </w:p>
+        </w:tc>
+        <w:tc>
+          <w:tcPr>
+            <w:tcW w:type="dxa" w:w="1500"/>
+            <w:shd w:val="clear" w:color="auto" w:fill="EDEDED"/>
+          </w:tcPr>
+          <w:p>
+            <w:pPr>
+              <w:spacing w:line="240" w:lineRule="auto"/>
+              <w:ind w:firstLine="0"/>
+              <w:jc w:val="center"/>
+            </w:pPr>
+            <w:r>
+              <w:rPr>
+                <w:rFonts w:ascii="Times New Roman" w:hAnsi="Times New Roman" w:eastAsia="宋体" w:cs="Times New Roman"/>
+                <w:b/>
+                <w:sz w:val="21"/>
+              </w:rPr>
+              <w:t xml:space="preserve">预算（元）</w:t>
+            </w:r>
+          </w:p>
+        </w:tc>
+        <w:tc>
+          <w:tcPr>
+            <w:tcW w:type="dxa" w:w="1500"/>
+            <w:shd w:val="clear" w:color="auto" w:fill="EDEDED"/>
+          </w:tcPr>
+          <w:p>
+            <w:pPr>
+              <w:spacing w:line="240" w:lineRule="auto"/>
+              <w:ind w:firstLine="0"/>
+              <w:jc w:val="center"/>
+            </w:pPr>
+            <w:r>
+              <w:rPr>
+                <w:rFonts w:ascii="Times New Roman" w:hAnsi="Times New Roman" w:eastAsia="宋体" w:cs="Times New Roman"/>
+                <w:b/>
+                <w:sz w:val="21"/>
+              </w:rPr>
+              <w:t xml:space="preserve">实际（元）</w:t>
+            </w:r>
+          </w:p>
+        </w:tc>
+        <w:tc>
+          <w:tcPr>
+            <w:tcW w:type="dxa" w:w="1800"/>
+            <w:shd w:val="clear" w:color="auto" w:fill="EDEDED"/>
+          </w:tcPr>
+          <w:p>
+            <w:pPr>
+              <w:spacing w:line="240" w:lineRule="auto"/>
+              <w:ind w:firstLine="0"/>
+              <w:jc w:val="center"/>
+            </w:pPr>
+            <w:r>
+              <w:rPr>
+                <w:rFonts w:ascii="Times New Roman" w:hAnsi="Times New Roman" w:eastAsia="宋体" w:cs="Times New Roman"/>
+                <w:b/>
+                <w:sz w:val="21"/>
+              </w:rPr>
+              <w:t xml:space="preserve">差异额（元）</w:t>
+            </w:r>
+          </w:p>
+        </w:tc>
+        <w:tc>
+          <w:tcPr>
+            <w:tcW w:type="dxa" w:w="1412"/>
+            <w:shd w:val="clear" w:color="auto" w:fill="EDEDED"/>
+          </w:tcPr>
+          <w:p>
+            <w:pPr>
+              <w:spacing w:line="240" w:lineRule="auto"/>
+              <w:ind w:firstLine="0"/>
+              <w:jc w:val="center"/>
+            </w:pPr>
+            <w:r>
+              <w:rPr>
+                <w:rFonts w:ascii="Times New Roman" w:hAnsi="Times New Roman" w:eastAsia="宋体" w:cs="Times New Roman"/>
+                <w:b/>
+                <w:sz w:val="21"/>
+              </w:rPr>
+              <w:t xml:space="preserve">差异率</w:t>
+            </w:r>
+          </w:p>
+        </w:tc>
+      </w:tr>
+      <w:tr>
+        <w:tc>
+          <w:tcPr>
+            <w:tcW w:type="dxa" w:w="2100"/>
+          </w:tcPr>
+          <w:p>
+            <w:pPr>
+              <w:spacing w:line="240" w:lineRule="auto"/>
+              <w:ind w:firstLine="0"/>
+              <w:jc w:val="left"/>
+            </w:pPr>
+            <w:r>
+              <w:rPr>
+                <w:rFonts w:ascii="Times New Roman" w:hAnsi="Times New Roman" w:eastAsia="宋体" w:cs="Times New Roman"/>
+                <w:sz w:val="21"/>
+              </w:rPr>
+              <w:t xml:space="preserve">学院拨款</w:t>
+            </w:r>
+          </w:p>
+        </w:tc>
+        <w:tc>
+          <w:tcPr>
+            <w:tcW w:type="dxa" w:w="1500"/>
+          </w:tcPr>
+          <w:p>
+            <w:pPr>
+              <w:spacing w:line="240" w:lineRule="auto"/>
+              <w:ind w:firstLine="0"/>
+              <w:jc w:val="left"/>
+            </w:pPr>
+            <w:r>
+              <w:rPr>
+                <w:rFonts w:ascii="Times New Roman" w:hAnsi="Times New Roman" w:eastAsia="宋体" w:cs="Times New Roman"/>
+                <w:sz w:val="21"/>
+              </w:rPr>
+              <w:t xml:space="preserve">800</w:t>
+            </w:r>
+          </w:p>
+        </w:tc>
+        <w:tc>
+          <w:tcPr>
+            <w:tcW w:type="dxa" w:w="1500"/>
+          </w:tcPr>
+          <w:p>
+            <w:pPr>
+              <w:spacing w:line="240" w:lineRule="auto"/>
+              <w:ind w:firstLine="0"/>
+              <w:jc w:val="left"/>
+            </w:pPr>
+            <w:r>
+              <w:rPr>
+                <w:rFonts w:ascii="Times New Roman" w:hAnsi="Times New Roman" w:eastAsia="宋体" w:cs="Times New Roman"/>
+                <w:sz w:val="21"/>
+              </w:rPr>
+              <w:t xml:space="preserve">800</w:t>
+            </w:r>
+          </w:p>
+        </w:tc>
+        <w:tc>
+          <w:tcPr>
+            <w:tcW w:type="dxa" w:w="1800"/>
+          </w:tcPr>
+          <w:p>
+            <w:pPr>
+              <w:spacing w:line="240" w:lineRule="auto"/>
+              <w:ind w:firstLine="0"/>
+              <w:jc w:val="left"/>
+            </w:pPr>
+            <w:r>
+              <w:rPr>
+                <w:rFonts w:ascii="Times New Roman" w:hAnsi="Times New Roman" w:eastAsia="宋体" w:cs="Times New Roman"/>
+                <w:sz w:val="21"/>
+              </w:rPr>
+              <w:t xml:space="preserve">0</w:t>
+            </w:r>
+          </w:p>
+        </w:tc>
+        <w:tc>
+          <w:tcPr>
+            <w:tcW w:type="dxa" w:w="1412"/>
+          </w:tcPr>
+          <w:p>
+            <w:pPr>
+              <w:spacing w:line="240" w:lineRule="auto"/>
+              <w:ind w:firstLine="0"/>
+              <w:jc w:val="left"/>
+            </w:pPr>
+            <w:r>
+              <w:rPr>
+                <w:rFonts w:ascii="Times New Roman" w:hAnsi="Times New Roman" w:eastAsia="宋体" w:cs="Times New Roman"/>
+                <w:sz w:val="21"/>
+              </w:rPr>
+              <w:t xml:space="preserve">0.0%</w:t>
+            </w:r>
+          </w:p>
+        </w:tc>
+      </w:tr>
+      <w:tr>
+        <w:tc>
+          <w:tcPr>
+            <w:tcW w:type="dxa" w:w="2100"/>
+          </w:tcPr>
+          <w:p>
+            <w:pPr>
+              <w:spacing w:line="240" w:lineRule="auto"/>
+              <w:ind w:firstLine="0"/>
+              <w:jc w:val="left"/>
+            </w:pPr>
+            <w:r>
+              <w:rPr>
+                <w:rFonts w:ascii="Times New Roman" w:hAnsi="Times New Roman" w:eastAsia="宋体" w:cs="Times New Roman"/>
+                <w:sz w:val="21"/>
+              </w:rPr>
+              <w:t xml:space="preserve">社员会费</w:t>
+            </w:r>
+          </w:p>
+        </w:tc>
+        <w:tc>
+          <w:tcPr>
+            <w:tcW w:type="dxa" w:w="1500"/>
+          </w:tcPr>
+          <w:p>
+            <w:pPr>
+              <w:spacing w:line="240" w:lineRule="auto"/>
+              <w:ind w:firstLine="0"/>
+              <w:jc w:val="left"/>
+            </w:pPr>
+            <w:r>
+              <w:rPr>
+                <w:rFonts w:ascii="Times New Roman" w:hAnsi="Times New Roman" w:eastAsia="宋体" w:cs="Times New Roman"/>
+                <w:sz w:val="21"/>
+              </w:rPr>
+              <w:t xml:space="preserve">300</w:t>
+            </w:r>
+          </w:p>
+        </w:tc>
+        <w:tc>
+          <w:tcPr>
+            <w:tcW w:type="dxa" w:w="1500"/>
+          </w:tcPr>
+          <w:p>
+            <w:pPr>
+              <w:spacing w:line="240" w:lineRule="auto"/>
+              <w:ind w:firstLine="0"/>
+              <w:jc w:val="left"/>
+            </w:pPr>
+            <w:r>
+              <w:rPr>
+                <w:rFonts w:ascii="Times New Roman" w:hAnsi="Times New Roman" w:eastAsia="宋体" w:cs="Times New Roman"/>
+                <w:sz w:val="21"/>
+              </w:rPr>
+              <w:t xml:space="preserve">240</w:t>
+            </w:r>
+          </w:p>
+        </w:tc>
+        <w:tc>
+          <w:tcPr>
+            <w:tcW w:type="dxa" w:w="1800"/>
+          </w:tcPr>
+          <w:p>
+            <w:pPr>
+              <w:spacing w:line="240" w:lineRule="auto"/>
+              <w:ind w:firstLine="0"/>
+              <w:jc w:val="left"/>
+            </w:pPr>
+            <w:r>
+              <w:rPr>
+                <w:rFonts w:ascii="Times New Roman" w:hAnsi="Times New Roman" w:eastAsia="宋体" w:cs="Times New Roman"/>
+                <w:sz w:val="21"/>
+              </w:rPr>
+              <w:t xml:space="preserve">−60</w:t>
+            </w:r>
+          </w:p>
+        </w:tc>
+        <w:tc>
+          <w:tcPr>
+            <w:tcW w:type="dxa" w:w="1412"/>
+          </w:tcPr>
+          <w:p>
+            <w:pPr>
+              <w:spacing w:line="240" w:lineRule="auto"/>
+              <w:ind w:firstLine="0"/>
+              <w:jc w:val="left"/>
+            </w:pPr>
+            <w:r>
+              <w:rPr>
+                <w:rFonts w:ascii="Times New Roman" w:hAnsi="Times New Roman" w:eastAsia="宋体" w:cs="Times New Roman"/>
+                <w:sz w:val="21"/>
+              </w:rPr>
+              <w:t xml:space="preserve">−20.0%</w:t>
+            </w:r>
+          </w:p>
+        </w:tc>
+      </w:tr>
+      <w:tr>
+        <w:tc>
+          <w:tcPr>
+            <w:tcW w:type="dxa" w:w="2100"/>
+          </w:tcPr>
+          <w:p>
+            <w:pPr>
+              <w:spacing w:line="240" w:lineRule="auto"/>
+              <w:ind w:firstLine="0"/>
+              <w:jc w:val="left"/>
+            </w:pPr>
+            <w:r>
+              <w:rPr>
+                <w:rFonts w:ascii="Times New Roman" w:hAnsi="Times New Roman" w:eastAsia="宋体" w:cs="Times New Roman"/>
+                <w:sz w:val="21"/>
+              </w:rPr>
+              <w:t xml:space="preserve">校外赞助</w:t>
+            </w:r>
+          </w:p>
+        </w:tc>
+        <w:tc>
+          <w:tcPr>
+            <w:tcW w:type="dxa" w:w="1500"/>
+          </w:tcPr>
+          <w:p>
+            <w:pPr>
+              <w:spacing w:line="240" w:lineRule="auto"/>
+              <w:ind w:firstLine="0"/>
+              <w:jc w:val="left"/>
+            </w:pPr>
+            <w:r>
+              <w:rPr>
+                <w:rFonts w:ascii="Times New Roman" w:hAnsi="Times New Roman" w:eastAsia="宋体" w:cs="Times New Roman"/>
+                <w:sz w:val="21"/>
+              </w:rPr>
+              <w:t xml:space="preserve">200</w:t>
+            </w:r>
+          </w:p>
+        </w:tc>
+        <w:tc>
+          <w:tcPr>
+            <w:tcW w:type="dxa" w:w="1500"/>
+          </w:tcPr>
+          <w:p>
+            <w:pPr>
+              <w:spacing w:line="240" w:lineRule="auto"/>
+              <w:ind w:firstLine="0"/>
+              <w:jc w:val="left"/>
+            </w:pPr>
+            <w:r>
+              <w:rPr>
+                <w:rFonts w:ascii="Times New Roman" w:hAnsi="Times New Roman" w:eastAsia="宋体" w:cs="Times New Roman"/>
+                <w:sz w:val="21"/>
+              </w:rPr>
+              <w:t xml:space="preserve">300</w:t>
+            </w:r>
+          </w:p>
+        </w:tc>
+        <w:tc>
+          <w:tcPr>
+            <w:tcW w:type="dxa" w:w="1800"/>
+          </w:tcPr>
+          <w:p>
+            <w:pPr>
+              <w:spacing w:line="240" w:lineRule="auto"/>
+              <w:ind w:firstLine="0"/>
+              <w:jc w:val="left"/>
+            </w:pPr>
+            <w:r>
+              <w:rPr>
+                <w:rFonts w:ascii="Times New Roman" w:hAnsi="Times New Roman" w:eastAsia="宋体" w:cs="Times New Roman"/>
+                <w:sz w:val="21"/>
+              </w:rPr>
+              <w:t xml:space="preserve">+100</w:t>
+            </w:r>
+          </w:p>
+        </w:tc>
+        <w:tc>
+          <w:tcPr>
+            <w:tcW w:type="dxa" w:w="1412"/>
+          </w:tcPr>
+          <w:p>
+            <w:pPr>
+              <w:spacing w:line="240" w:lineRule="auto"/>
+              <w:ind w:firstLine="0"/>
+              <w:jc w:val="left"/>
+            </w:pPr>
+            <w:r>
+              <w:rPr>
+                <w:rFonts w:ascii="Times New Roman" w:hAnsi="Times New Roman" w:eastAsia="宋体" w:cs="Times New Roman"/>
+                <w:sz w:val="21"/>
+              </w:rPr>
+              <w:t xml:space="preserve">+50.0%</w:t>
+            </w:r>
+          </w:p>
+        </w:tc>
+      </w:tr>
+      <w:tr>
+        <w:tc>
+          <w:tcPr>
+            <w:tcW w:type="dxa" w:w="2100"/>
+          </w:tcPr>
+          <w:p>
+            <w:pPr>
+              <w:spacing w:line="240" w:lineRule="auto"/>
+              <w:ind w:firstLine="0"/>
+              <w:jc w:val="left"/>
+            </w:pPr>
+            <w:r>
+              <w:rPr>
+                <w:rFonts w:ascii="Times New Roman" w:hAnsi="Times New Roman" w:eastAsia="宋体" w:cs="Times New Roman"/>
+                <w:sz w:val="21"/>
+              </w:rPr>
+              <w:t xml:space="preserve">收入合计</w:t>
+            </w:r>
+          </w:p>
+        </w:tc>
+        <w:tc>
+          <w:tcPr>
+            <w:tcW w:type="dxa" w:w="1500"/>
+          </w:tcPr>
+          <w:p>
+            <w:pPr>
+              <w:spacing w:line="240" w:lineRule="auto"/>
+              <w:ind w:firstLine="0"/>
+              <w:jc w:val="left"/>
+            </w:pPr>
+            <w:r>
+              <w:rPr>
+                <w:rFonts w:ascii="Times New Roman" w:hAnsi="Times New Roman" w:eastAsia="宋体" w:cs="Times New Roman"/>
+                <w:sz w:val="21"/>
+              </w:rPr>
+              <w:t xml:space="preserve">1300</w:t>
+            </w:r>
+          </w:p>
+        </w:tc>
+        <w:tc>
+          <w:tcPr>
+            <w:tcW w:type="dxa" w:w="1500"/>
+          </w:tcPr>
+          <w:p>
+            <w:pPr>
+              <w:spacing w:line="240" w:lineRule="auto"/>
+              <w:ind w:firstLine="0"/>
+              <w:jc w:val="left"/>
+            </w:pPr>
+            <w:r>
+              <w:rPr>
+                <w:rFonts w:ascii="Times New Roman" w:hAnsi="Times New Roman" w:eastAsia="宋体" w:cs="Times New Roman"/>
+                <w:sz w:val="21"/>
+              </w:rPr>
+              <w:t xml:space="preserve">1340</w:t>
+            </w:r>
+          </w:p>
+        </w:tc>
+        <w:tc>
+          <w:tcPr>
+            <w:tcW w:type="dxa" w:w="1800"/>
+          </w:tcPr>
+          <w:p>
+            <w:pPr>
+              <w:spacing w:line="240" w:lineRule="auto"/>
+              <w:ind w:firstLine="0"/>
+              <w:jc w:val="left"/>
+            </w:pPr>
+            <w:r>
+              <w:rPr>
+                <w:rFonts w:ascii="Times New Roman" w:hAnsi="Times New Roman" w:eastAsia="宋体" w:cs="Times New Roman"/>
+                <w:sz w:val="21"/>
+              </w:rPr>
+              <w:t xml:space="preserve">+40</w:t>
+            </w:r>
+          </w:p>
+        </w:tc>
+        <w:tc>
+          <w:tcPr>
+            <w:tcW w:type="dxa" w:w="1412"/>
+          </w:tcPr>
+          <w:p>
+            <w:pPr>
+              <w:spacing w:line="240" w:lineRule="auto"/>
+              <w:ind w:firstLine="0"/>
+              <w:jc w:val="left"/>
+            </w:pPr>
+            <w:r>
+              <w:rPr>
+                <w:rFonts w:ascii="Times New Roman" w:hAnsi="Times New Roman" w:eastAsia="宋体" w:cs="Times New Roman"/>
+                <w:sz w:val="21"/>
+              </w:rPr>
+              <w:t xml:space="preserve">+3.1%</w:t>
+            </w:r>
+          </w:p>
+        </w:tc>
+      </w:tr>
+      <w:tr>
+        <w:tc>
+          <w:tcPr>
+            <w:tcW w:type="dxa" w:w="2100"/>
+          </w:tcPr>
+          <w:p>
+            <w:pPr>
+              <w:spacing w:line="240" w:lineRule="auto"/>
+              <w:ind w:firstLine="0"/>
+              <w:jc w:val="left"/>
+            </w:pPr>
+            <w:r>
+              <w:rPr>
+                <w:rFonts w:ascii="Times New Roman" w:hAnsi="Times New Roman" w:eastAsia="宋体" w:cs="Times New Roman"/>
+                <w:sz w:val="21"/>
+              </w:rPr>
+              <w:t xml:space="preserve">印刷材料</w:t>
+            </w:r>
+          </w:p>
+        </w:tc>
+        <w:tc>
+          <w:tcPr>
+            <w:tcW w:type="dxa" w:w="1500"/>
+          </w:tcPr>
+          <w:p>
+            <w:pPr>
+              <w:spacing w:line="240" w:lineRule="auto"/>
+              <w:ind w:firstLine="0"/>
+              <w:jc w:val="left"/>
+            </w:pPr>
+            <w:r>
+              <w:rPr>
+                <w:rFonts w:ascii="Times New Roman" w:hAnsi="Times New Roman" w:eastAsia="宋体" w:cs="Times New Roman"/>
+                <w:sz w:val="21"/>
+              </w:rPr>
+              <w:t xml:space="preserve">360</w:t>
+            </w:r>
+          </w:p>
+        </w:tc>
+        <w:tc>
+          <w:tcPr>
+            <w:tcW w:type="dxa" w:w="1500"/>
+          </w:tcPr>
+          <w:p>
+            <w:pPr>
+              <w:spacing w:line="240" w:lineRule="auto"/>
+              <w:ind w:firstLine="0"/>
+              <w:jc w:val="left"/>
+            </w:pPr>
+            <w:r>
+              <w:rPr>
+                <w:rFonts w:ascii="Times New Roman" w:hAnsi="Times New Roman" w:eastAsia="宋体" w:cs="Times New Roman"/>
+                <w:sz w:val="21"/>
+              </w:rPr>
+              <w:t xml:space="preserve">425</w:t>
+            </w:r>
+          </w:p>
+        </w:tc>
+        <w:tc>
+          <w:tcPr>
+            <w:tcW w:type="dxa" w:w="1800"/>
+          </w:tcPr>
+          <w:p>
+            <w:pPr>
+              <w:spacing w:line="240" w:lineRule="auto"/>
+              <w:ind w:firstLine="0"/>
+              <w:jc w:val="left"/>
+            </w:pPr>
+            <w:r>
+              <w:rPr>
+                <w:rFonts w:ascii="Times New Roman" w:hAnsi="Times New Roman" w:eastAsia="宋体" w:cs="Times New Roman"/>
+                <w:sz w:val="21"/>
+              </w:rPr>
+              <w:t xml:space="preserve">+60</w:t>
+            </w:r>
+          </w:p>
+        </w:tc>
+        <w:tc>
+          <w:tcPr>
+            <w:tcW w:type="dxa" w:w="1412"/>
+          </w:tcPr>
+          <w:p>
+            <w:pPr>
+              <w:spacing w:line="240" w:lineRule="auto"/>
+              <w:ind w:firstLine="0"/>
+              <w:jc w:val="left"/>
+            </w:pPr>
+            <w:r>
+              <w:rPr>
+                <w:rFonts w:ascii="Times New Roman" w:hAnsi="Times New Roman" w:eastAsia="宋体" w:cs="Times New Roman"/>
+                <w:sz w:val="21"/>
+              </w:rPr>
+              <w:t xml:space="preserve">+16.7%</w:t>
+            </w:r>
+          </w:p>
+        </w:tc>
+      </w:tr>
+      <w:tr>
+        <w:tc>
+          <w:tcPr>
+            <w:tcW w:type="dxa" w:w="2100"/>
+          </w:tcPr>
+          <w:p>
+            <w:pPr>
+              <w:spacing w:line="240" w:lineRule="auto"/>
+              <w:ind w:firstLine="0"/>
+              <w:jc w:val="left"/>
+            </w:pPr>
+            <w:r>
+              <w:rPr>
+                <w:rFonts w:ascii="Times New Roman" w:hAnsi="Times New Roman" w:eastAsia="宋体" w:cs="Times New Roman"/>
+                <w:sz w:val="21"/>
+              </w:rPr>
+              <w:t xml:space="preserve">场地租用</w:t>
+            </w:r>
+          </w:p>
+        </w:tc>
+        <w:tc>
+          <w:tcPr>
+            <w:tcW w:type="dxa" w:w="1500"/>
+          </w:tcPr>
+          <w:p>
+            <w:pPr>
+              <w:spacing w:line="240" w:lineRule="auto"/>
+              <w:ind w:firstLine="0"/>
+              <w:jc w:val="left"/>
+            </w:pPr>
+            <w:r>
+              <w:rPr>
+                <w:rFonts w:ascii="Times New Roman" w:hAnsi="Times New Roman" w:eastAsia="宋体" w:cs="Times New Roman"/>
+                <w:sz w:val="21"/>
+              </w:rPr>
+              <w:t xml:space="preserve">200</w:t>
+            </w:r>
+          </w:p>
+        </w:tc>
+        <w:tc>
+          <w:tcPr>
+            <w:tcW w:type="dxa" w:w="1500"/>
+          </w:tcPr>
+          <w:p>
+            <w:pPr>
+              <w:spacing w:line="240" w:lineRule="auto"/>
+              <w:ind w:firstLine="0"/>
+              <w:jc w:val="left"/>
+            </w:pPr>
+            <w:r>
+              <w:rPr>
+                <w:rFonts w:ascii="Times New Roman" w:hAnsi="Times New Roman" w:eastAsia="宋体" w:cs="Times New Roman"/>
+                <w:sz w:val="21"/>
+              </w:rPr>
+              <w:t xml:space="preserve">200</w:t>
+            </w:r>
+          </w:p>
+        </w:tc>
+        <w:tc>
+          <w:tcPr>
+            <w:tcW w:type="dxa" w:w="1800"/>
+          </w:tcPr>
+          <w:p>
+            <w:pPr>
+              <w:spacing w:line="240" w:lineRule="auto"/>
+              <w:ind w:firstLine="0"/>
+              <w:jc w:val="left"/>
+            </w:pPr>
+            <w:r>
+              <w:rPr>
+                <w:rFonts w:ascii="Times New Roman" w:hAnsi="Times New Roman" w:eastAsia="宋体" w:cs="Times New Roman"/>
+                <w:sz w:val="21"/>
+              </w:rPr>
+              <w:t xml:space="preserve">0</w:t>
+            </w:r>
+          </w:p>
+        </w:tc>
+        <w:tc>
+          <w:tcPr>
+            <w:tcW w:type="dxa" w:w="1412"/>
+          </w:tcPr>
+          <w:p>
+            <w:pPr>
+              <w:spacing w:line="240" w:lineRule="auto"/>
+              <w:ind w:firstLine="0"/>
+              <w:jc w:val="left"/>
+            </w:pPr>
+            <w:r>
+              <w:rPr>
+                <w:rFonts w:ascii="Times New Roman" w:hAnsi="Times New Roman" w:eastAsia="宋体" w:cs="Times New Roman"/>
+                <w:sz w:val="21"/>
+              </w:rPr>
+              <w:t xml:space="preserve">0.0%</w:t>
+            </w:r>
+          </w:p>
+        </w:tc>
+      </w:tr>
+      <w:tr>
+        <w:tc>
+          <w:tcPr>
+            <w:tcW w:type="dxa" w:w="2100"/>
+          </w:tcPr>
+          <w:p>
+            <w:pPr>
+              <w:spacing w:line="240" w:lineRule="auto"/>
+              <w:ind w:firstLine="0"/>
+              <w:jc w:val="left"/>
+            </w:pPr>
+            <w:r>
+              <w:rPr>
+                <w:rFonts w:ascii="Times New Roman" w:hAnsi="Times New Roman" w:eastAsia="宋体" w:cs="Times New Roman"/>
+                <w:sz w:val="21"/>
+              </w:rPr>
+              <w:t xml:space="preserve">活动道具</w:t>
+            </w:r>
+          </w:p>
+        </w:tc>
+        <w:tc>
+          <w:tcPr>
+            <w:tcW w:type="dxa" w:w="1500"/>
+          </w:tcPr>
+          <w:p>
+            <w:pPr>
+              <w:spacing w:line="240" w:lineRule="auto"/>
+              <w:ind w:firstLine="0"/>
+              <w:jc w:val="left"/>
+            </w:pPr>
+            <w:r>
+              <w:rPr>
+                <w:rFonts w:ascii="Times New Roman" w:hAnsi="Times New Roman" w:eastAsia="宋体" w:cs="Times New Roman"/>
+                <w:sz w:val="21"/>
+              </w:rPr>
+              <w:t xml:space="preserve">260</w:t>
+            </w:r>
+          </w:p>
+        </w:tc>
+        <w:tc>
+          <w:tcPr>
+            <w:tcW w:type="dxa" w:w="1500"/>
+          </w:tcPr>
+          <w:p>
+            <w:pPr>
+              <w:spacing w:line="240" w:lineRule="auto"/>
+              <w:ind w:firstLine="0"/>
+              <w:jc w:val="left"/>
+            </w:pPr>
+            <w:r>
+              <w:rPr>
+                <w:rFonts w:ascii="Times New Roman" w:hAnsi="Times New Roman" w:eastAsia="宋体" w:cs="Times New Roman"/>
+                <w:sz w:val="21"/>
+              </w:rPr>
+              <w:t xml:space="preserve">230</w:t>
+            </w:r>
+          </w:p>
+        </w:tc>
+        <w:tc>
+          <w:tcPr>
+            <w:tcW w:type="dxa" w:w="1800"/>
+          </w:tcPr>
+          <w:p>
+            <w:pPr>
+              <w:spacing w:line="240" w:lineRule="auto"/>
+              <w:ind w:firstLine="0"/>
+              <w:jc w:val="left"/>
+            </w:pPr>
+            <w:r>
+              <w:rPr>
+                <w:rFonts w:ascii="Times New Roman" w:hAnsi="Times New Roman" w:eastAsia="宋体" w:cs="Times New Roman"/>
+                <w:sz w:val="21"/>
+              </w:rPr>
+              <w:t xml:space="preserve">−30</w:t>
+            </w:r>
+          </w:p>
+        </w:tc>
+        <w:tc>
+          <w:tcPr>
+            <w:tcW w:type="dxa" w:w="1412"/>
+          </w:tcPr>
+          <w:p>
+            <w:pPr>
+              <w:spacing w:line="240" w:lineRule="auto"/>
+              <w:ind w:firstLine="0"/>
+              <w:jc w:val="left"/>
+            </w:pPr>
+            <w:r>
+              <w:rPr>
+                <w:rFonts w:ascii="Times New Roman" w:hAnsi="Times New Roman" w:eastAsia="宋体" w:cs="Times New Roman"/>
+                <w:sz w:val="21"/>
+              </w:rPr>
+              <w:t xml:space="preserve">−11.5%</w:t>
+            </w:r>
+          </w:p>
+        </w:tc>
+      </w:tr>
+      <w:tr>
+        <w:tc>
+          <w:tcPr>
+            <w:tcW w:type="dxa" w:w="2100"/>
+          </w:tcPr>
+          <w:p>
+            <w:pPr>
+              <w:spacing w:line="240" w:lineRule="auto"/>
+              <w:ind w:firstLine="0"/>
+              <w:jc w:val="left"/>
+            </w:pPr>
+            <w:r>
+              <w:rPr>
+                <w:rFonts w:ascii="Times New Roman" w:hAnsi="Times New Roman" w:eastAsia="宋体" w:cs="Times New Roman"/>
+                <w:sz w:val="21"/>
+              </w:rPr>
+              <w:t xml:space="preserve">宣传海报</w:t>
+            </w:r>
+          </w:p>
+        </w:tc>
+        <w:tc>
+          <w:tcPr>
+            <w:tcW w:type="dxa" w:w="1500"/>
+          </w:tcPr>
+          <w:p>
+            <w:pPr>
+              <w:spacing w:line="240" w:lineRule="auto"/>
+              <w:ind w:firstLine="0"/>
+              <w:jc w:val="left"/>
+            </w:pPr>
+            <w:r>
+              <w:rPr>
+                <w:rFonts w:ascii="Times New Roman" w:hAnsi="Times New Roman" w:eastAsia="宋体" w:cs="Times New Roman"/>
+                <w:sz w:val="21"/>
+              </w:rPr>
+              <w:t xml:space="preserve">150</w:t>
+            </w:r>
+          </w:p>
+        </w:tc>
+        <w:tc>
+          <w:tcPr>
+            <w:tcW w:type="dxa" w:w="1500"/>
+          </w:tcPr>
+          <w:p>
+            <w:pPr>
+              <w:spacing w:line="240" w:lineRule="auto"/>
+              <w:ind w:firstLine="0"/>
+              <w:jc w:val="left"/>
+            </w:pPr>
+            <w:r>
+              <w:rPr>
+                <w:rFonts w:ascii="Times New Roman" w:hAnsi="Times New Roman" w:eastAsia="宋体" w:cs="Times New Roman"/>
+                <w:sz w:val="21"/>
+              </w:rPr>
+              <w:t xml:space="preserve">210</w:t>
+            </w:r>
+          </w:p>
+        </w:tc>
+        <w:tc>
+          <w:tcPr>
+            <w:tcW w:type="dxa" w:w="1800"/>
+          </w:tcPr>
+          <w:p>
+            <w:pPr>
+              <w:spacing w:line="240" w:lineRule="auto"/>
+              <w:ind w:firstLine="0"/>
+              <w:jc w:val="left"/>
+            </w:pPr>
+            <w:r>
+              <w:rPr>
+                <w:rFonts w:ascii="Times New Roman" w:hAnsi="Times New Roman" w:eastAsia="宋体" w:cs="Times New Roman"/>
+                <w:sz w:val="21"/>
+              </w:rPr>
+              <w:t xml:space="preserve">+60</w:t>
+            </w:r>
+          </w:p>
+        </w:tc>
+        <w:tc>
+          <w:tcPr>
+            <w:tcW w:type="dxa" w:w="1412"/>
+          </w:tcPr>
+          <w:p>
+            <w:pPr>
+              <w:spacing w:line="240" w:lineRule="auto"/>
+              <w:ind w:firstLine="0"/>
+              <w:jc w:val="left"/>
+            </w:pPr>
+            <w:r>
+              <w:rPr>
+                <w:rFonts w:ascii="Times New Roman" w:hAnsi="Times New Roman" w:eastAsia="宋体" w:cs="Times New Roman"/>
+                <w:sz w:val="21"/>
+              </w:rPr>
+              <w:t xml:space="preserve">+40.0%</w:t>
+            </w:r>
+          </w:p>
+        </w:tc>
+      </w:tr>
+      <w:tr>
+        <w:tc>
+          <w:tcPr>
+            <w:tcW w:type="dxa" w:w="2100"/>
+          </w:tcPr>
+          <w:p>
+            <w:pPr>
+              <w:spacing w:line="240" w:lineRule="auto"/>
+              <w:ind w:firstLine="0"/>
+              <w:jc w:val="left"/>
+            </w:pPr>
+            <w:r>
+              <w:rPr>
+                <w:rFonts w:ascii="Times New Roman" w:hAnsi="Times New Roman" w:eastAsia="宋体" w:cs="Times New Roman"/>
+                <w:sz w:val="21"/>
+              </w:rPr>
+              <w:t xml:space="preserve">茶歇</w:t>
+            </w:r>
+          </w:p>
+        </w:tc>
+        <w:tc>
+          <w:tcPr>
+            <w:tcW w:type="dxa" w:w="1500"/>
+          </w:tcPr>
+          <w:p>
+            <w:pPr>
+              <w:spacing w:line="240" w:lineRule="auto"/>
+              <w:ind w:firstLine="0"/>
+              <w:jc w:val="left"/>
+            </w:pPr>
+            <w:r>
+              <w:rPr>
+                <w:rFonts w:ascii="Times New Roman" w:hAnsi="Times New Roman" w:eastAsia="宋体" w:cs="Times New Roman"/>
+                <w:sz w:val="21"/>
+              </w:rPr>
+              <w:t xml:space="preserve">300</w:t>
+            </w:r>
+          </w:p>
+        </w:tc>
+        <w:tc>
+          <w:tcPr>
+            <w:tcW w:type="dxa" w:w="1500"/>
+          </w:tcPr>
+          <w:p>
+            <w:pPr>
+              <w:spacing w:line="240" w:lineRule="auto"/>
+              <w:ind w:firstLine="0"/>
+              <w:jc w:val="left"/>
+            </w:pPr>
+            <w:r>
+              <w:rPr>
+                <w:rFonts w:ascii="Times New Roman" w:hAnsi="Times New Roman" w:eastAsia="宋体" w:cs="Times New Roman"/>
+                <w:sz w:val="21"/>
+              </w:rPr>
+              <w:t xml:space="preserve">340</w:t>
+            </w:r>
+          </w:p>
+        </w:tc>
+        <w:tc>
+          <w:tcPr>
+            <w:tcW w:type="dxa" w:w="1800"/>
+          </w:tcPr>
+          <w:p>
+            <w:pPr>
+              <w:spacing w:line="240" w:lineRule="auto"/>
+              <w:ind w:firstLine="0"/>
+              <w:jc w:val="left"/>
+            </w:pPr>
+            <w:r>
+              <w:rPr>
+                <w:rFonts w:ascii="Times New Roman" w:hAnsi="Times New Roman" w:eastAsia="宋体" w:cs="Times New Roman"/>
+                <w:sz w:val="21"/>
+              </w:rPr>
+              <w:t xml:space="preserve">+40</w:t>
+            </w:r>
+          </w:p>
+        </w:tc>
+        <w:tc>
+          <w:tcPr>
+            <w:tcW w:type="dxa" w:w="1412"/>
+          </w:tcPr>
+          <w:p>
+            <w:pPr>
+              <w:spacing w:line="240" w:lineRule="auto"/>
+              <w:ind w:firstLine="0"/>
+              <w:jc w:val="left"/>
+            </w:pPr>
+            <w:r>
+              <w:rPr>
+                <w:rFonts w:ascii="Times New Roman" w:hAnsi="Times New Roman" w:eastAsia="宋体" w:cs="Times New Roman"/>
+                <w:sz w:val="21"/>
+              </w:rPr>
+              <w:t xml:space="preserve">+13.3%</w:t>
+            </w:r>
+          </w:p>
+        </w:tc>
+      </w:tr>
+      <w:tr>
+        <w:tc>
+          <w:tcPr>
+            <w:tcW w:type="dxa" w:w="2100"/>
+          </w:tcPr>
+          <w:p>
+            <w:pPr>
+              <w:spacing w:line="240" w:lineRule="auto"/>
+              <w:ind w:firstLine="0"/>
+              <w:jc w:val="left"/>
+            </w:pPr>
+            <w:r>
+              <w:rPr>
+                <w:rFonts w:ascii="Times New Roman" w:hAnsi="Times New Roman" w:eastAsia="宋体" w:cs="Times New Roman"/>
+                <w:sz w:val="21"/>
+              </w:rPr>
+              <w:t xml:space="preserve">其他备用金</w:t>
+            </w:r>
+          </w:p>
+        </w:tc>
+        <w:tc>
+          <w:tcPr>
+            <w:tcW w:type="dxa" w:w="1500"/>
+          </w:tcPr>
+          <w:p>
+            <w:pPr>
+              <w:spacing w:line="240" w:lineRule="auto"/>
+              <w:ind w:firstLine="0"/>
+              <w:jc w:val="left"/>
+            </w:pPr>
+            <w:r>
+              <w:rPr>
+                <w:rFonts w:ascii="Times New Roman" w:hAnsi="Times New Roman" w:eastAsia="宋体" w:cs="Times New Roman"/>
+                <w:sz w:val="21"/>
+              </w:rPr>
+              <w:t xml:space="preserve">100</w:t>
+            </w:r>
+          </w:p>
+        </w:tc>
+        <w:tc>
+          <w:tcPr>
+            <w:tcW w:type="dxa" w:w="1500"/>
+          </w:tcPr>
+          <w:p>
+            <w:pPr>
+              <w:spacing w:line="240" w:lineRule="auto"/>
+              <w:ind w:firstLine="0"/>
+              <w:jc w:val="left"/>
+            </w:pPr>
+            <w:r>
+              <w:rPr>
+                <w:rFonts w:ascii="Times New Roman" w:hAnsi="Times New Roman" w:eastAsia="宋体" w:cs="Times New Roman"/>
+                <w:sz w:val="21"/>
+              </w:rPr>
+              <w:t xml:space="preserve">0</w:t>
+            </w:r>
+          </w:p>
+        </w:tc>
+        <w:tc>
+          <w:tcPr>
+            <w:tcW w:type="dxa" w:w="1800"/>
+          </w:tcPr>
+          <w:p>
+            <w:pPr>
+              <w:spacing w:line="240" w:lineRule="auto"/>
+              <w:ind w:firstLine="0"/>
+              <w:jc w:val="left"/>
+            </w:pPr>
+            <w:r>
+              <w:rPr>
+                <w:rFonts w:ascii="Times New Roman" w:hAnsi="Times New Roman" w:eastAsia="宋体" w:cs="Times New Roman"/>
+                <w:sz w:val="21"/>
+              </w:rPr>
+              <w:t xml:space="preserve">−100</w:t>
+            </w:r>
+          </w:p>
+        </w:tc>
+        <w:tc>
+          <w:tcPr>
+            <w:tcW w:type="dxa" w:w="1412"/>
+          </w:tcPr>
+          <w:p>
+            <w:pPr>
+              <w:spacing w:line="240" w:lineRule="auto"/>
+              <w:ind w:firstLine="0"/>
+              <w:jc w:val="left"/>
+            </w:pPr>
+            <w:r>
+              <w:rPr>
+                <w:rFonts w:ascii="Times New Roman" w:hAnsi="Times New Roman" w:eastAsia="宋体" w:cs="Times New Roman"/>
+                <w:sz w:val="21"/>
+              </w:rPr>
+              <w:t xml:space="preserve">−100.0%</w:t>
+            </w:r>
+          </w:p>
+        </w:tc>
+      </w:tr>
+      <w:tr>
+        <w:tc>
+          <w:tcPr>
+            <w:tcW w:type="dxa" w:w="2100"/>
+          </w:tcPr>
+          <w:p>
+            <w:pPr>
+              <w:spacing w:line="240" w:lineRule="auto"/>
+              <w:ind w:firstLine="0"/>
+              <w:jc w:val="left"/>
+            </w:pPr>
+            <w:r>
+              <w:rPr>
+                <w:rFonts w:ascii="Times New Roman" w:hAnsi="Times New Roman" w:eastAsia="宋体" w:cs="Times New Roman"/>
+                <w:sz w:val="21"/>
+              </w:rPr>
+              <w:t xml:space="preserve">支出合计</w:t>
+            </w:r>
+          </w:p>
+        </w:tc>
+        <w:tc>
+          <w:tcPr>
+            <w:tcW w:type="dxa" w:w="1500"/>
+          </w:tcPr>
+          <w:p>
+            <w:pPr>
+              <w:spacing w:line="240" w:lineRule="auto"/>
+              <w:ind w:firstLine="0"/>
+              <w:jc w:val="left"/>
+            </w:pPr>
+            <w:r>
+              <w:rPr>
+                <w:rFonts w:ascii="Times New Roman" w:hAnsi="Times New Roman" w:eastAsia="宋体" w:cs="Times New Roman"/>
+                <w:sz w:val="21"/>
+              </w:rPr>
+              <w:t xml:space="preserve">1370</w:t>
+            </w:r>
+          </w:p>
+        </w:tc>
+        <w:tc>
+          <w:tcPr>
+            <w:tcW w:type="dxa" w:w="1500"/>
+          </w:tcPr>
+          <w:p>
+            <w:pPr>
+              <w:spacing w:line="240" w:lineRule="auto"/>
+              <w:ind w:firstLine="0"/>
+              <w:jc w:val="left"/>
+            </w:pPr>
+            <w:r>
+              <w:rPr>
+                <w:rFonts w:ascii="Times New Roman" w:hAnsi="Times New Roman" w:eastAsia="宋体" w:cs="Times New Roman"/>
+                <w:sz w:val="21"/>
+              </w:rPr>
+              <w:t xml:space="preserve">1405</w:t>
+            </w:r>
+          </w:p>
+        </w:tc>
+        <w:tc>
+          <w:tcPr>
+            <w:tcW w:type="dxa" w:w="1800"/>
+          </w:tcPr>
+          <w:p>
+            <w:pPr>
+              <w:spacing w:line="240" w:lineRule="auto"/>
+              <w:ind w:firstLine="0"/>
+              <w:jc w:val="left"/>
+            </w:pPr>
+            <w:r>
+              <w:rPr>
+                <w:rFonts w:ascii="Times New Roman" w:hAnsi="Times New Roman" w:eastAsia="宋体" w:cs="Times New Roman"/>
+                <w:sz w:val="21"/>
+              </w:rPr>
+              <w:t xml:space="preserve">+30</w:t>
+            </w:r>
+          </w:p>
+        </w:tc>
+        <w:tc>
+          <w:tcPr>
+            <w:tcW w:type="dxa" w:w="1412"/>
+          </w:tcPr>
+          <w:p>
+            <w:pPr>
+              <w:spacing w:line="240" w:lineRule="auto"/>
+              <w:ind w:firstLine="0"/>
+              <w:jc w:val="left"/>
+            </w:pPr>
+            <w:r>
+              <w:rPr>
+                <w:rFonts w:ascii="Times New Roman" w:hAnsi="Times New Roman" w:eastAsia="宋体" w:cs="Times New Roman"/>
+                <w:sz w:val="21"/>
+              </w:rPr>
+              <w:t xml:space="preserve">+2.2%</w:t>
+            </w:r>
+          </w:p>
+        </w:tc>
+      </w:tr>
+    </w:tbl>
+    <w:p>
+      <w:pPr>
+        <w:ind w:firstLine="0"/>
+      </w:pPr>
+    </w:p>
+    <w:p>
+      <w:pPr>
+        <w:pStyle w:val="Heading3"/>
+      </w:pPr>
+      <w:r>
+        <w:t xml:space="preserve">评分标准</w:t>
       </w:r>
     </w:p>
     <w:p>
       <w:pPr>
-        <w:spacing w:lineRule="exact" w:line="400" w:before="0" w:after="0"/>
-        <w:ind w:left="480" w:hanging="480"/>
+        <w:keepNext/>
+        <w:ind w:firstLine="0"/>
+        <w:jc w:val="center"/>
       </w:pPr>
       <w:r>
         <w:rPr>
-          <w:rFonts w:ascii="Times New Roman" w:hAnsi="Times New Roman" w:eastAsia="宋体" w:cs="Times New Roman"/>
-          <w:b w:val="0"/>
-          <w:color w:val="000000"/>
-          <w:sz w:val="24"/>
+          <w:rFonts w:ascii="Times New Roman" w:hAnsi="Times New Roman" w:eastAsia="黑体" w:cs="Times New Roman"/>
+          <w:sz w:val="21"/>
         </w:rPr>
-        <w:t>1.</w:t>
-        <w:tab/>
-        <w:t>整理该组织的收支材料（删除个人信息），按照表2-1 的分类角度建立分类规则，并用表2-2 的格式记录至少20笔流水。</w:t>
+        <w:t xml:space="preserve">表2-12 综合练习评分标准</w:t>
       </w:r>
     </w:p>
+    <w:tbl>
+      <w:tblPr>
+        <w:tblStyle w:val="TableGrid"/>
+        <w:tblW w:type="auto" w:w="0"/>
+        <w:jc w:val="center"/>
+        <w:tblLook w:firstColumn="1" w:firstRow="1" w:lastColumn="0" w:lastRow="0" w:noHBand="0" w:noVBand="1" w:val="04A0"/>
+      </w:tblPr>
+      <w:tblGrid>
+        <w:gridCol w:w="2000"/>
+        <w:gridCol w:w="5612"/>
+        <w:gridCol w:w="700"/>
+      </w:tblGrid>
+      <w:tr>
+        <w:trPr>
+          <w:tblHeader/>
+        </w:trPr>
+        <w:tc>
+          <w:tcPr>
+            <w:tcW w:type="dxa" w:w="2000"/>
+            <w:shd w:val="clear" w:color="auto" w:fill="EDEDED"/>
+          </w:tcPr>
+          <w:p>
+            <w:pPr>
+              <w:spacing w:line="240" w:lineRule="auto"/>
+              <w:ind w:firstLine="0"/>
+              <w:jc w:val="center"/>
+            </w:pPr>
+            <w:r>
+              <w:rPr>
+                <w:rFonts w:ascii="Times New Roman" w:hAnsi="Times New Roman" w:eastAsia="宋体" w:cs="Times New Roman"/>
+                <w:b/>
+                <w:sz w:val="21"/>
+              </w:rPr>
+              <w:t xml:space="preserve">任务</w:t>
+            </w:r>
+          </w:p>
+        </w:tc>
+        <w:tc>
+          <w:tcPr>
+            <w:tcW w:type="dxa" w:w="5612"/>
+            <w:shd w:val="clear" w:color="auto" w:fill="EDEDED"/>
+          </w:tcPr>
+          <w:p>
+            <w:pPr>
+              <w:spacing w:line="240" w:lineRule="auto"/>
+              <w:ind w:firstLine="0"/>
+              <w:jc w:val="center"/>
+            </w:pPr>
+            <w:r>
+              <w:rPr>
+                <w:rFonts w:ascii="Times New Roman" w:hAnsi="Times New Roman" w:eastAsia="宋体" w:cs="Times New Roman"/>
+                <w:b/>
+                <w:sz w:val="21"/>
+              </w:rPr>
+              <w:t xml:space="preserve">评分要点</w:t>
+            </w:r>
+          </w:p>
+        </w:tc>
+        <w:tc>
+          <w:tcPr>
+            <w:tcW w:type="dxa" w:w="700"/>
+            <w:shd w:val="clear" w:color="auto" w:fill="EDEDED"/>
+          </w:tcPr>
+          <w:p>
+            <w:pPr>
+              <w:spacing w:line="240" w:lineRule="auto"/>
+              <w:ind w:firstLine="0"/>
+              <w:jc w:val="center"/>
+            </w:pPr>
+            <w:r>
+              <w:rPr>
+                <w:rFonts w:ascii="Times New Roman" w:hAnsi="Times New Roman" w:eastAsia="宋体" w:cs="Times New Roman"/>
+                <w:b/>
+                <w:sz w:val="21"/>
+              </w:rPr>
+              <w:t xml:space="preserve">分值</w:t>
+            </w:r>
+          </w:p>
+        </w:tc>
+      </w:tr>
+      <w:tr>
+        <w:tc>
+          <w:tcPr>
+            <w:tcW w:type="dxa" w:w="2000"/>
+          </w:tcPr>
+          <w:p>
+            <w:pPr>
+              <w:spacing w:line="240" w:lineRule="auto"/>
+              <w:ind w:firstLine="0"/>
+              <w:jc w:val="left"/>
+            </w:pPr>
+            <w:r>
+              <w:rPr>
+                <w:rFonts w:ascii="Times New Roman" w:hAnsi="Times New Roman" w:eastAsia="宋体" w:cs="Times New Roman"/>
+                <w:sz w:val="21"/>
+              </w:rPr>
+              <w:t xml:space="preserve">1 整理流水</w:t>
+            </w:r>
+          </w:p>
+        </w:tc>
+        <w:tc>
+          <w:tcPr>
+            <w:tcW w:type="dxa" w:w="5612"/>
+          </w:tcPr>
+          <w:p>
+            <w:pPr>
+              <w:spacing w:line="240" w:lineRule="auto"/>
+              <w:ind w:firstLine="0"/>
+              <w:jc w:val="left"/>
+            </w:pPr>
+            <w:r>
+              <w:rPr>
+                <w:rFonts w:ascii="Times New Roman" w:hAnsi="Times New Roman" w:eastAsia="宋体" w:cs="Times New Roman"/>
+                <w:sz w:val="21"/>
+              </w:rPr>
+              <w:t xml:space="preserve">分类规则清楚，20笔类别正确，余额逐笔计算正确</w:t>
+            </w:r>
+          </w:p>
+        </w:tc>
+        <w:tc>
+          <w:tcPr>
+            <w:tcW w:type="dxa" w:w="700"/>
+          </w:tcPr>
+          <w:p>
+            <w:pPr>
+              <w:spacing w:line="240" w:lineRule="auto"/>
+              <w:ind w:firstLine="0"/>
+              <w:jc w:val="left"/>
+            </w:pPr>
+            <w:r>
+              <w:rPr>
+                <w:rFonts w:ascii="Times New Roman" w:hAnsi="Times New Roman" w:eastAsia="宋体" w:cs="Times New Roman"/>
+                <w:sz w:val="21"/>
+              </w:rPr>
+              <w:t xml:space="preserve">20</w:t>
+            </w:r>
+          </w:p>
+        </w:tc>
+      </w:tr>
+      <w:tr>
+        <w:tc>
+          <w:tcPr>
+            <w:tcW w:type="dxa" w:w="2000"/>
+          </w:tcPr>
+          <w:p>
+            <w:pPr>
+              <w:spacing w:line="240" w:lineRule="auto"/>
+              <w:ind w:firstLine="0"/>
+              <w:jc w:val="left"/>
+            </w:pPr>
+            <w:r>
+              <w:rPr>
+                <w:rFonts w:ascii="Times New Roman" w:hAnsi="Times New Roman" w:eastAsia="宋体" w:cs="Times New Roman"/>
+                <w:sz w:val="21"/>
+              </w:rPr>
+              <w:t xml:space="preserve">2 编制对比表</w:t>
+            </w:r>
+          </w:p>
+        </w:tc>
+        <w:tc>
+          <w:tcPr>
+            <w:tcW w:type="dxa" w:w="5612"/>
+          </w:tcPr>
+          <w:p>
+            <w:pPr>
+              <w:spacing w:line="240" w:lineRule="auto"/>
+              <w:ind w:firstLine="0"/>
+              <w:jc w:val="left"/>
+            </w:pPr>
+            <w:r>
+              <w:rPr>
+                <w:rFonts w:ascii="Times New Roman" w:hAnsi="Times New Roman" w:eastAsia="宋体" w:cs="Times New Roman"/>
+                <w:sz w:val="21"/>
+              </w:rPr>
+              <w:t xml:space="preserve">收入、支出合计正确，差异额与差异率计算正确，期末余额预算值430元、实际值435元</w:t>
+            </w:r>
+          </w:p>
+        </w:tc>
+        <w:tc>
+          <w:tcPr>
+            <w:tcW w:type="dxa" w:w="700"/>
+          </w:tcPr>
+          <w:p>
+            <w:pPr>
+              <w:spacing w:line="240" w:lineRule="auto"/>
+              <w:ind w:firstLine="0"/>
+              <w:jc w:val="left"/>
+            </w:pPr>
+            <w:r>
+              <w:rPr>
+                <w:rFonts w:ascii="Times New Roman" w:hAnsi="Times New Roman" w:eastAsia="宋体" w:cs="Times New Roman"/>
+                <w:sz w:val="21"/>
+              </w:rPr>
+              <w:t xml:space="preserve">15</w:t>
+            </w:r>
+          </w:p>
+        </w:tc>
+      </w:tr>
+      <w:tr>
+        <w:tc>
+          <w:tcPr>
+            <w:tcW w:type="dxa" w:w="2000"/>
+          </w:tcPr>
+          <w:p>
+            <w:pPr>
+              <w:spacing w:line="240" w:lineRule="auto"/>
+              <w:ind w:firstLine="0"/>
+              <w:jc w:val="left"/>
+            </w:pPr>
+            <w:r>
+              <w:rPr>
+                <w:rFonts w:ascii="Times New Roman" w:hAnsi="Times New Roman" w:eastAsia="宋体" w:cs="Times New Roman"/>
+                <w:sz w:val="21"/>
+              </w:rPr>
+              <w:t xml:space="preserve">3 核对AI结果</w:t>
+            </w:r>
+          </w:p>
+        </w:tc>
+        <w:tc>
+          <w:tcPr>
+            <w:tcW w:type="dxa" w:w="5612"/>
+          </w:tcPr>
+          <w:p>
+            <w:pPr>
+              <w:spacing w:line="240" w:lineRule="auto"/>
+              <w:ind w:firstLine="0"/>
+              <w:jc w:val="left"/>
+            </w:pPr>
+            <w:r>
+              <w:rPr>
+                <w:rFonts w:ascii="Times New Roman" w:hAnsi="Times New Roman" w:eastAsia="宋体" w:cs="Times New Roman"/>
+                <w:sz w:val="21"/>
+              </w:rPr>
+              <w:t xml:space="preserve">找出全部4处错误（印刷材料差异额与差异率、支出合计差异额与差异率），写明正确值</w:t>
+            </w:r>
+          </w:p>
+        </w:tc>
+        <w:tc>
+          <w:tcPr>
+            <w:tcW w:type="dxa" w:w="700"/>
+          </w:tcPr>
+          <w:p>
+            <w:pPr>
+              <w:spacing w:line="240" w:lineRule="auto"/>
+              <w:ind w:firstLine="0"/>
+              <w:jc w:val="left"/>
+            </w:pPr>
+            <w:r>
+              <w:rPr>
+                <w:rFonts w:ascii="Times New Roman" w:hAnsi="Times New Roman" w:eastAsia="宋体" w:cs="Times New Roman"/>
+                <w:sz w:val="21"/>
+              </w:rPr>
+              <w:t xml:space="preserve">15</w:t>
+            </w:r>
+          </w:p>
+        </w:tc>
+      </w:tr>
+      <w:tr>
+        <w:tc>
+          <w:tcPr>
+            <w:tcW w:type="dxa" w:w="2000"/>
+          </w:tcPr>
+          <w:p>
+            <w:pPr>
+              <w:spacing w:line="240" w:lineRule="auto"/>
+              <w:ind w:firstLine="0"/>
+              <w:jc w:val="left"/>
+            </w:pPr>
+            <w:r>
+              <w:rPr>
+                <w:rFonts w:ascii="Times New Roman" w:hAnsi="Times New Roman" w:eastAsia="宋体" w:cs="Times New Roman"/>
+                <w:sz w:val="21"/>
+              </w:rPr>
+              <w:t xml:space="preserve">4 价量分解</w:t>
+            </w:r>
+          </w:p>
+        </w:tc>
+        <w:tc>
+          <w:tcPr>
+            <w:tcW w:type="dxa" w:w="5612"/>
+          </w:tcPr>
+          <w:p>
+            <w:pPr>
+              <w:spacing w:line="240" w:lineRule="auto"/>
+              <w:ind w:firstLine="0"/>
+              <w:jc w:val="left"/>
+            </w:pPr>
+            <w:r>
+              <w:rPr>
+                <w:rFonts w:ascii="Times New Roman" w:hAnsi="Times New Roman" w:eastAsia="宋体" w:cs="Times New Roman"/>
+                <w:sz w:val="21"/>
+              </w:rPr>
+              <w:t xml:space="preserve">数量影响48元、单价影响17元、合计65元，计算过程完整</w:t>
+            </w:r>
+          </w:p>
+        </w:tc>
+        <w:tc>
+          <w:tcPr>
+            <w:tcW w:type="dxa" w:w="700"/>
+          </w:tcPr>
+          <w:p>
+            <w:pPr>
+              <w:spacing w:line="240" w:lineRule="auto"/>
+              <w:ind w:firstLine="0"/>
+              <w:jc w:val="left"/>
+            </w:pPr>
+            <w:r>
+              <w:rPr>
+                <w:rFonts w:ascii="Times New Roman" w:hAnsi="Times New Roman" w:eastAsia="宋体" w:cs="Times New Roman"/>
+                <w:sz w:val="21"/>
+              </w:rPr>
+              <w:t xml:space="preserve">15</w:t>
+            </w:r>
+          </w:p>
+        </w:tc>
+      </w:tr>
+      <w:tr>
+        <w:tc>
+          <w:tcPr>
+            <w:tcW w:type="dxa" w:w="2000"/>
+          </w:tcPr>
+          <w:p>
+            <w:pPr>
+              <w:spacing w:line="240" w:lineRule="auto"/>
+              <w:ind w:firstLine="0"/>
+              <w:jc w:val="left"/>
+            </w:pPr>
+            <w:r>
+              <w:rPr>
+                <w:rFonts w:ascii="Times New Roman" w:hAnsi="Times New Roman" w:eastAsia="宋体" w:cs="Times New Roman"/>
+                <w:sz w:val="21"/>
+              </w:rPr>
+              <w:t xml:space="preserve">5 调整建议</w:t>
+            </w:r>
+          </w:p>
+        </w:tc>
+        <w:tc>
+          <w:tcPr>
+            <w:tcW w:type="dxa" w:w="5612"/>
+          </w:tcPr>
+          <w:p>
+            <w:pPr>
+              <w:spacing w:line="240" w:lineRule="auto"/>
+              <w:ind w:firstLine="0"/>
+              <w:jc w:val="left"/>
+            </w:pPr>
+            <w:r>
+              <w:rPr>
+                <w:rFonts w:ascii="Times New Roman" w:hAnsi="Times New Roman" w:eastAsia="宋体" w:cs="Times New Roman"/>
+                <w:sz w:val="21"/>
+              </w:rPr>
+              <w:t xml:space="preserve">至少三项超支项目，证据与责任人明确，建议可执行</w:t>
+            </w:r>
+          </w:p>
+        </w:tc>
+        <w:tc>
+          <w:tcPr>
+            <w:tcW w:type="dxa" w:w="700"/>
+          </w:tcPr>
+          <w:p>
+            <w:pPr>
+              <w:spacing w:line="240" w:lineRule="auto"/>
+              <w:ind w:firstLine="0"/>
+              <w:jc w:val="left"/>
+            </w:pPr>
+            <w:r>
+              <w:rPr>
+                <w:rFonts w:ascii="Times New Roman" w:hAnsi="Times New Roman" w:eastAsia="宋体" w:cs="Times New Roman"/>
+                <w:sz w:val="21"/>
+              </w:rPr>
+              <w:t xml:space="preserve">15</w:t>
+            </w:r>
+          </w:p>
+        </w:tc>
+      </w:tr>
+      <w:tr>
+        <w:tc>
+          <w:tcPr>
+            <w:tcW w:type="dxa" w:w="2000"/>
+          </w:tcPr>
+          <w:p>
+            <w:pPr>
+              <w:spacing w:line="240" w:lineRule="auto"/>
+              <w:ind w:firstLine="0"/>
+              <w:jc w:val="left"/>
+            </w:pPr>
+            <w:r>
+              <w:rPr>
+                <w:rFonts w:ascii="Times New Roman" w:hAnsi="Times New Roman" w:eastAsia="宋体" w:cs="Times New Roman"/>
+                <w:sz w:val="21"/>
+              </w:rPr>
+              <w:t xml:space="preserve">6 结余说明</w:t>
+            </w:r>
+          </w:p>
+        </w:tc>
+        <w:tc>
+          <w:tcPr>
+            <w:tcW w:type="dxa" w:w="5612"/>
+          </w:tcPr>
+          <w:p>
+            <w:pPr>
+              <w:spacing w:line="240" w:lineRule="auto"/>
+              <w:ind w:firstLine="0"/>
+              <w:jc w:val="left"/>
+            </w:pPr>
+            <w:r>
+              <w:rPr>
+                <w:rFonts w:ascii="Times New Roman" w:hAnsi="Times New Roman" w:eastAsia="宋体" w:cs="Times New Roman"/>
+                <w:sz w:val="21"/>
+              </w:rPr>
+              <w:t xml:space="preserve">收入差异+40元、支出差异+35元，二者合计解释期末余额差异+5元</w:t>
+            </w:r>
+          </w:p>
+        </w:tc>
+        <w:tc>
+          <w:tcPr>
+            <w:tcW w:type="dxa" w:w="700"/>
+          </w:tcPr>
+          <w:p>
+            <w:pPr>
+              <w:spacing w:line="240" w:lineRule="auto"/>
+              <w:ind w:firstLine="0"/>
+              <w:jc w:val="left"/>
+            </w:pPr>
+            <w:r>
+              <w:rPr>
+                <w:rFonts w:ascii="Times New Roman" w:hAnsi="Times New Roman" w:eastAsia="宋体" w:cs="Times New Roman"/>
+                <w:sz w:val="21"/>
+              </w:rPr>
+              <w:t xml:space="preserve">10</w:t>
+            </w:r>
+          </w:p>
+        </w:tc>
+      </w:tr>
+      <w:tr>
+        <w:tc>
+          <w:tcPr>
+            <w:tcW w:type="dxa" w:w="2000"/>
+          </w:tcPr>
+          <w:p>
+            <w:pPr>
+              <w:spacing w:line="240" w:lineRule="auto"/>
+              <w:ind w:firstLine="0"/>
+              <w:jc w:val="left"/>
+            </w:pPr>
+            <w:r>
+              <w:rPr>
+                <w:rFonts w:ascii="Times New Roman" w:hAnsi="Times New Roman" w:eastAsia="宋体" w:cs="Times New Roman"/>
+                <w:sz w:val="21"/>
+              </w:rPr>
+              <w:t xml:space="preserve">7 反思</w:t>
+            </w:r>
+          </w:p>
+        </w:tc>
+        <w:tc>
+          <w:tcPr>
+            <w:tcW w:type="dxa" w:w="5612"/>
+          </w:tcPr>
+          <w:p>
+            <w:pPr>
+              <w:spacing w:line="240" w:lineRule="auto"/>
+              <w:ind w:firstLine="0"/>
+              <w:jc w:val="left"/>
+            </w:pPr>
+            <w:r>
+              <w:rPr>
+                <w:rFonts w:ascii="Times New Roman" w:hAnsi="Times New Roman" w:eastAsia="宋体" w:cs="Times New Roman"/>
+                <w:sz w:val="21"/>
+              </w:rPr>
+              <w:t xml:space="preserve">不超过300字，区分人工与大模型的判断，说明核对方法</w:t>
+            </w:r>
+          </w:p>
+        </w:tc>
+        <w:tc>
+          <w:tcPr>
+            <w:tcW w:type="dxa" w:w="700"/>
+          </w:tcPr>
+          <w:p>
+            <w:pPr>
+              <w:spacing w:line="240" w:lineRule="auto"/>
+              <w:ind w:firstLine="0"/>
+              <w:jc w:val="left"/>
+            </w:pPr>
+            <w:r>
+              <w:rPr>
+                <w:rFonts w:ascii="Times New Roman" w:hAnsi="Times New Roman" w:eastAsia="宋体" w:cs="Times New Roman"/>
+                <w:sz w:val="21"/>
+              </w:rPr>
+              <w:t xml:space="preserve">10</w:t>
+            </w:r>
+          </w:p>
+        </w:tc>
+      </w:tr>
+      <w:tr>
+        <w:tc>
+          <w:tcPr>
+            <w:tcW w:type="dxa" w:w="2000"/>
+          </w:tcPr>
+          <w:p>
+            <w:pPr>
+              <w:spacing w:line="240" w:lineRule="auto"/>
+              <w:ind w:firstLine="0"/>
+              <w:jc w:val="left"/>
+            </w:pPr>
+            <w:r>
+              <w:rPr>
+                <w:rFonts w:ascii="Times New Roman" w:hAnsi="Times New Roman" w:eastAsia="宋体" w:cs="Times New Roman"/>
+                <w:sz w:val="21"/>
+              </w:rPr>
+              <w:t xml:space="preserve">合计</w:t>
+            </w:r>
+          </w:p>
+        </w:tc>
+        <w:tc>
+          <w:tcPr>
+            <w:tcW w:type="dxa" w:w="5612"/>
+          </w:tcPr>
+          <w:p>
+            <w:pPr>
+              <w:spacing w:line="240" w:lineRule="auto"/>
+              <w:ind w:firstLine="0"/>
+              <w:jc w:val="left"/>
+            </w:pPr>
+            <w:r>
+              <w:rPr>
+                <w:rFonts w:ascii="Times New Roman" w:hAnsi="Times New Roman" w:eastAsia="宋体" w:cs="Times New Roman"/>
+                <w:sz w:val="21"/>
+              </w:rPr>
+              <w:t xml:space="preserve"/>
+            </w:r>
+          </w:p>
+        </w:tc>
+        <w:tc>
+          <w:tcPr>
+            <w:tcW w:type="dxa" w:w="700"/>
+          </w:tcPr>
+          <w:p>
+            <w:pPr>
+              <w:spacing w:line="240" w:lineRule="auto"/>
+              <w:ind w:firstLine="0"/>
+              <w:jc w:val="left"/>
+            </w:pPr>
+            <w:r>
+              <w:rPr>
+                <w:rFonts w:ascii="Times New Roman" w:hAnsi="Times New Roman" w:eastAsia="宋体" w:cs="Times New Roman"/>
+                <w:sz w:val="21"/>
+              </w:rPr>
+              <w:t xml:space="preserve">100</w:t>
+            </w:r>
+          </w:p>
+        </w:tc>
+      </w:tr>
+    </w:tbl>
     <w:p>
       <w:pPr>
-        <w:spacing w:lineRule="exact" w:line="400" w:before="0" w:after="0"/>
-        <w:ind w:left="480" w:hanging="480"/>
+        <w:ind w:firstLine="0"/>
       </w:pPr>
-      <w:r>
-        <w:rPr>
-          <w:rFonts w:ascii="Times New Roman" w:hAnsi="Times New Roman" w:eastAsia="宋体" w:cs="Times New Roman"/>
-          <w:b w:val="0"/>
-          <w:color w:val="000000"/>
-          <w:sz w:val="24"/>
-        </w:rPr>
-        <w:t>2.</w:t>
-        <w:tab/>
-        <w:t>编制该组织的预算，并在期末记录实际发生额，生成预算与实际对比表（格式参照表2-4）。</w:t>
-      </w:r>
-    </w:p>
-    <w:p>
-      <w:pPr>
-        <w:spacing w:lineRule="exact" w:line="400" w:before="0" w:after="0"/>
-        <w:ind w:left="480" w:hanging="480"/>
-      </w:pPr>
-      <w:r>
-        <w:rPr>
-          <w:rFonts w:ascii="Times New Roman" w:hAnsi="Times New Roman" w:eastAsia="宋体" w:cs="Times New Roman"/>
-          <w:b w:val="0"/>
-          <w:color w:val="000000"/>
-          <w:sz w:val="24"/>
-        </w:rPr>
-        <w:t>3.</w:t>
-        <w:tab/>
-        <w:t>用大模型生成对比表后，按照表2-6 的方法逐行核对，记录所有更正之处。</w:t>
-      </w:r>
-    </w:p>
-    <w:p>
-      <w:pPr>
-        <w:spacing w:lineRule="exact" w:line="400" w:before="0" w:after="0"/>
-        <w:ind w:left="480" w:hanging="480"/>
-      </w:pPr>
-      <w:r>
-        <w:rPr>
-          <w:rFonts w:ascii="Times New Roman" w:hAnsi="Times New Roman" w:eastAsia="宋体" w:cs="Times New Roman"/>
-          <w:b w:val="0"/>
-          <w:color w:val="000000"/>
-          <w:sz w:val="24"/>
-        </w:rPr>
-        <w:t>4.</w:t>
-        <w:tab/>
-        <w:t>选择一个差异较大的项目，用价量分解法计算数量影响和单价影响，形成分析说明（格式参照表2-7）。</w:t>
-      </w:r>
-    </w:p>
-    <w:p>
-      <w:pPr>
-        <w:spacing w:lineRule="exact" w:line="400" w:before="0" w:after="0"/>
-        <w:ind w:left="480" w:hanging="480"/>
-      </w:pPr>
-      <w:r>
-        <w:rPr>
-          <w:rFonts w:ascii="Times New Roman" w:hAnsi="Times New Roman" w:eastAsia="宋体" w:cs="Times New Roman"/>
-          <w:b w:val="0"/>
-          <w:color w:val="000000"/>
-          <w:sz w:val="24"/>
-        </w:rPr>
-        <w:t>5.</w:t>
-        <w:tab/>
-        <w:t>为该项目提出不少于三条调整建议，并按照表2-8 的格式注明证据和责任人。</w:t>
-      </w:r>
-    </w:p>
-    <w:p>
-      <w:pPr>
-        <w:spacing w:lineRule="exact" w:line="400" w:before="0" w:after="0"/>
-        <w:ind w:left="480" w:hanging="480"/>
-      </w:pPr>
-      <w:r>
-        <w:rPr>
-          <w:rFonts w:ascii="Times New Roman" w:hAnsi="Times New Roman" w:eastAsia="宋体" w:cs="Times New Roman"/>
-          <w:b w:val="0"/>
-          <w:color w:val="000000"/>
-          <w:sz w:val="24"/>
-        </w:rPr>
-        <w:t>6.</w:t>
-        <w:tab/>
-        <w:t>用你的综合练习数据，写一段说明，解释本学期的结余为什么与预算不同，并区分“收入差异”与“支出差异”各自的原因。</w:t>
-      </w:r>
-    </w:p>
-    <w:p>
-      <w:pPr>
-        <w:spacing w:lineRule="exact" w:line="400" w:before="0" w:after="0"/>
-        <w:ind w:left="480" w:hanging="480"/>
-      </w:pPr>
-      <w:r>
-        <w:rPr>
-          <w:rFonts w:ascii="Times New Roman" w:hAnsi="Times New Roman" w:eastAsia="宋体" w:cs="Times New Roman"/>
-          <w:b w:val="0"/>
-          <w:color w:val="000000"/>
-          <w:sz w:val="24"/>
-        </w:rPr>
-        <w:t>7.</w:t>
-        <w:tab/>
-        <w:t>写一段不超过300字的反思，说明在本项目中，哪些判断由大模型完成，哪些判断由你自己完成，以及你如何确认大模型的结论是可靠的。</w:t>
-      </w:r>
     </w:p>
     <w:sectPr>
       <w:footerReference w:type="default" r:id="rId9"/>

--- a/AI大模型在财务场景的应用/项目2_范例_v7.docx
+++ b/AI大模型在财务场景的应用/项目2_范例_v7.docx
@@ -3506,7 +3506,7 @@
                 <w:b w:val="0"/>
                 <w:sz w:val="24"/>
               </w:rPr>
-              <w:t xml:space="preserve">星空读书会的学院拨款和社员会费，在整理流水时被同一位同学归入了“其他收入”，导致学期收入统计混乱。小何重新核对原始凭证后，把拨款单独列为“拨入款”，会费归入“社员收入”，统计结果才与银行回单一致。</w:t>
+              <w:t xml:space="preserve">星空读书会的学院拨款和社员会费，在整理流水时被同一位同学归入了“其他收入”，导致学期收入统计混乱。小何重新核对原始凭证后，把拨款单独列为“拨入款”，会费归入“社员收入”，统计结果才与银行回单一致。 小何在整理表的说明中写道：“分类之前先问一句：这笔钱因为什么发生？答案决定它应当放在哪里。”</w:t>
             </w:r>
           </w:p>
           <w:p>
@@ -3596,7 +3596,7 @@
                 <w:b w:val="0"/>
                 <w:sz w:val="24"/>
               </w:rPr>
-              <w:t xml:space="preserve">分析：AI依据的是词语的相似性，没有问明这笔快递是用于内部办公，还是用于客户发货。分类结果可能影响利润口径和成本分析。改进的提示词应补充业务说明，例如“快递费用于客户发货，归入销售费用”，并要求AI说明分类依据。</w:t>
+              <w:t xml:space="preserve">分析：AI依据的是词语的相似性，没有问明这笔快递是用于内部办公，还是用于客户发货。分类结果可能影响利润口径和成本分析。改进的提示词应补充业务说明，例如“快递费用于客户发货，归入销售费用”，并要求AI说明分类依据。 这一案例中，AI的错误并不是随机的，而是来自“快递”和“物流”之间的词语联系。提示词补充业务说明后，结果才符合实际。</w:t>
             </w:r>
           </w:p>
           <w:p>
@@ -3626,7 +3626,7 @@
                 <w:b w:val="0"/>
                 <w:sz w:val="24"/>
               </w:rPr>
-              <w:t xml:space="preserve">在分类时，怎样区分“看起来相似”和“实际相同”？你的分类依据是否经得起别人追问？</w:t>
+              <w:t xml:space="preserve">在分类时，怎样区分“看起来相似”和“实际相同”？你的分类依据是否经得起别人追问？ 如果分类结果会影响利润统计，你会要求AI提供哪些依据？</w:t>
             </w:r>
           </w:p>
           <w:p>
@@ -7570,7 +7570,7 @@
                 <w:b w:val="0"/>
                 <w:sz w:val="24"/>
               </w:rPr>
-              <w:t xml:space="preserve">星空读书会的对比表显示印刷费超出预算，有组员提议把超支数字改回预算数字，理由是“下次再补回来”。小何坚持保留原始数字，并在表格下方写明超支的原因和后续的调整计划。大家最终接受了这个处理方式。</w:t>
+              <w:t xml:space="preserve">星空读书会的对比表显示印刷费超出预算，有组员提议把超支数字改回预算数字，理由是“下次再补回来”。小何坚持保留原始数字，并在表格下方写明超支的原因和后续的调整计划。大家最终接受了这个处理方式。 活动结束后，组员们发现，正是因为保留了原始的超支数字，他们才能在下一次采购时，把印刷量和单价控制得更好。</w:t>
             </w:r>
           </w:p>
           <w:p>
@@ -7600,7 +7600,7 @@
                 <w:b w:val="0"/>
                 <w:sz w:val="24"/>
               </w:rPr>
-              <w:t xml:space="preserve">青禾文具AI生成的对比表中，有一行“差异率”算错了。陈静看到后要求“直接改得好看一点”。小周没有改数字，而是先找出了公式出错的位置，再保留原始记录，并写下修改说明。</w:t>
+              <w:t xml:space="preserve">青禾文具AI生成的对比表中，有一行“差异率”算错了。陈静看到后要求“直接改得好看一点”。小周没有改数字，而是先找出了公式出错的位置，再保留原始记录，并写下修改说明。 陈静在看完修改说明后说：“以后出数字，先给我看原始记录，再谈结论。”这句话后来被写进了部门的报表规范。</w:t>
             </w:r>
           </w:p>
           <w:p>
@@ -7690,7 +7690,7 @@
                 <w:b w:val="0"/>
                 <w:sz w:val="24"/>
               </w:rPr>
-              <w:t xml:space="preserve">如果对比表的结论与领导的期望不一致，你会怎样做？数字“好看”与“真实”发生冲突时，应当以谁为准？</w:t>
+              <w:t xml:space="preserve">如果对比表的结论与领导的期望不一致，你会怎样做？数字“好看”与“真实”发生冲突时，应当以谁为准？ 如果修改数字能让报告更容易被接受，它会带来什么长期的风险？</w:t>
             </w:r>
           </w:p>
           <w:p>
@@ -10000,7 +10000,7 @@
                 <w:b w:val="0"/>
                 <w:sz w:val="24"/>
               </w:rPr>
-              <w:t xml:space="preserve">星空读书会的活动费超支后，有人立刻指责负责采购的同学。小何没有附和，而是查看了报名记录和价格单，发现主要原因是临时增加了参加人数，同时印刷价格也有上涨。负责采购的同学因此得到了公正的评价。</w:t>
+              <w:t xml:space="preserve">星空读书会的活动费超支后，有人立刻指责负责采购的同学。小何没有附和，而是查看了报名记录和价格单，发现主要原因是临时增加了参加人数，同时印刷价格也有上涨。负责采购的同学因此得到了公正的评价。 此后，读书社把活动费的审批流程写得更加清楚：人数变化要及时报告，价格变化要有报价单，责任判断要依据流程和记录。</w:t>
             </w:r>
           </w:p>
           <w:p>
@@ -10030,7 +10030,7 @@
                 <w:b w:val="0"/>
                 <w:sz w:val="24"/>
               </w:rPr>
-              <w:t xml:space="preserve">青禾文具9月超支1390元。AI初步给出的原因是“销售人员控制不严”，建议追责。陈静没有直接采纳，而是要求小周逐项找出证据。核对后发现，超支主要来自采购单价上涨和销量增加，责任判断需要依据制度，而不是依据AI的猜测。</w:t>
+              <w:t xml:space="preserve">青禾文具9月超支1390元。AI初步给出的原因是“销售人员控制不严”，建议追责。陈静没有直接采纳，而是要求小周逐项找出证据。核对后发现，超支主要来自采购单价上涨和销量增加，责任判断需要依据制度，而不是依据AI的猜测。 陈静把这次经验写进了月度复盘模板：每一条超支原因，都要注明证据来源；无法找到证据的，标注为“待验证”，而不是直接归咎于某人。</w:t>
             </w:r>
           </w:p>
           <w:p>
@@ -10120,7 +10120,7 @@
                 <w:b w:val="0"/>
                 <w:sz w:val="24"/>
               </w:rPr>
-              <w:t xml:space="preserve">超支既可能来自个人疏忽，也可能来自制度缺失或市场变化。你认为怎样才能找到真正的原因？</w:t>
+              <w:t xml:space="preserve">超支既可能来自个人疏忽，也可能来自制度缺失或市场变化。你认为怎样才能找到真正的原因？ 在团队中，如何既不推卸责任，也不随意指责他人？</w:t>
             </w:r>
           </w:p>
           <w:p>

--- a/AI大模型在财务场景的应用/项目2_范例_v7.docx
+++ b/AI大模型在财务场景的应用/项目2_范例_v7.docx
@@ -3626,7 +3626,7 @@
                 <w:b w:val="0"/>
                 <w:sz w:val="24"/>
               </w:rPr>
-              <w:t xml:space="preserve">在分类时，怎样区分“看起来相似”和“实际相同”？你的分类依据是否经得起别人追问？ 如果分类结果会影响利润统计，你会要求AI提供哪些依据？</w:t>
+              <w:t>在分类时，怎样区分“看起来相似”和“实际相同”？你的分类依据是否经得起别人追问？ 如果分类结果会影响利润统计，你会要求AI提供哪些依据？ 讨论时还可以追问：如果这一结论要交给另一位同学复核，他需要看到哪些依据？请把这些依据逐条写出来，并判断哪一条最能说服对方。</w:t>
             </w:r>
           </w:p>
           <w:p>
@@ -3686,7 +3686,7 @@
                 <w:b w:val="0"/>
                 <w:sz w:val="24"/>
               </w:rPr>
-              <w:t xml:space="preserve">我承诺：请AI完成分类时，我会同时要求它写出每一类的依据，并对存在争议的项目进行人工复核，不把“看起来对”当作“确实对”。</w:t>
+              <w:t>我承诺：请AI完成分类时，我会同时要求它写出每一类的依据，并对存在争议的项目进行人工复核，不把“看起来对”当作“确实对”。 本周内，请把这次比较的依据和结论整理成一页说明，附在作业或台账中，供他人检查。我承诺：凡使用AI得出的结论，都先核对依据，再决定是否采用。</w:t>
             </w:r>
           </w:p>
           <w:p>
@@ -7690,7 +7690,7 @@
                 <w:b w:val="0"/>
                 <w:sz w:val="24"/>
               </w:rPr>
-              <w:t xml:space="preserve">如果对比表的结论与领导的期望不一致，你会怎样做？数字“好看”与“真实”发生冲突时，应当以谁为准？ 如果修改数字能让报告更容易被接受，它会带来什么长期的风险？</w:t>
+              <w:t>如果对比表的结论与领导的期望不一致，你会怎样做？数字“好看”与“真实”发生冲突时，应当以谁为准？ 如果修改数字能让报告更容易被接受，它会带来什么长期的风险？ 讨论时还可以追问：如果这一结论要交给另一位同学复核，他需要看到哪些依据？请把这些依据逐条写出来，并判断哪一条最能说服对方。</w:t>
             </w:r>
           </w:p>
           <w:p>
@@ -7750,7 +7750,7 @@
                 <w:b w:val="0"/>
                 <w:sz w:val="24"/>
               </w:rPr>
-              <w:t xml:space="preserve">我承诺：对AI生成的对比表，逐行核对公式和数字；发现错误时，只修正错误本身，并保留修改记录，不为了结论好看而改动原始数据。</w:t>
+              <w:t>我承诺：对AI生成的对比表，逐行核对公式和数字；发现错误时，只修正错误本身，并保留修改记录，不为了结论好看而改动原始数据。 本周内，请把这次比较的依据和结论整理成一页说明，附在作业或台账中，供他人检查。我承诺：凡使用AI得出的结论，都先核对依据，再决定是否采用。</w:t>
             </w:r>
           </w:p>
           <w:p>
@@ -10120,7 +10120,7 @@
                 <w:b w:val="0"/>
                 <w:sz w:val="24"/>
               </w:rPr>
-              <w:t xml:space="preserve">超支既可能来自个人疏忽，也可能来自制度缺失或市场变化。你认为怎样才能找到真正的原因？ 在团队中，如何既不推卸责任，也不随意指责他人？</w:t>
+              <w:t>超支既可能来自个人疏忽，也可能来自制度缺失或市场变化。你认为怎样才能找到真正的原因？ 在团队中，如何既不推卸责任，也不随意指责他人？ 讨论时还可以追问：如果这一结论要交给另一位同学复核，他需要看到哪些依据？请把这些依据逐条写出来，并判断哪一条最能说服对方。</w:t>
             </w:r>
           </w:p>
           <w:p>
@@ -10180,7 +10180,7 @@
                 <w:b w:val="0"/>
                 <w:sz w:val="24"/>
               </w:rPr>
-              <w:t xml:space="preserve">我承诺：请AI分析原因时，要求它先列出数据依据，再区分可控因素与外部因素，并把责任判断留给有权限的人，不让AI的猜测代替事实。</w:t>
+              <w:t>我承诺：请AI分析原因时，要求它先列出数据依据，再区分可控因素与外部因素，并把责任判断留给有权限的人，不让AI的猜测代替事实。 本周内，请把这次比较的依据和结论整理成一页说明，附在作业或台账中，供他人检查。我承诺：凡使用AI得出的结论，都先核对依据，再决定是否采用。</w:t>
             </w:r>
           </w:p>
           <w:p>

--- a/AI大模型在财务场景的应用/项目2_范例_v7.docx
+++ b/AI大模型在财务场景的应用/项目2_范例_v7.docx
@@ -3626,7 +3626,7 @@
                 <w:b w:val="0"/>
                 <w:sz w:val="24"/>
               </w:rPr>
-              <w:t>在分类时，怎样区分“看起来相似”和“实际相同”？你的分类依据是否经得起别人追问？ 如果分类结果会影响利润统计，你会要求AI提供哪些依据？ 讨论时还可以追问：如果这一结论要交给另一位同学复核，他需要看到哪些依据？请把这些依据逐条写出来，并判断哪一条最能说服对方。</w:t>
+              <w:t>在分类时，怎样区分“看起来相似”和“实际相同”？你的分类依据是否经得起别人追问？ 如果分类结果会影响利润统计，你会要求AI提供哪些依据？ 请对同一组流水用两种分类标准分类，比较差异，并讨论哪一种标准更能服务于管理者的判断。</w:t>
             </w:r>
           </w:p>
           <w:p>
@@ -3686,7 +3686,7 @@
                 <w:b w:val="0"/>
                 <w:sz w:val="24"/>
               </w:rPr>
-              <w:t>我承诺：请AI完成分类时，我会同时要求它写出每一类的依据，并对存在争议的项目进行人工复核，不把“看起来对”当作“确实对”。 本周内，请把这次比较的依据和结论整理成一页说明，附在作业或台账中，供他人检查。我承诺：凡使用AI得出的结论，都先核对依据，再决定是否采用。</w:t>
+              <w:t>我承诺：请AI完成分类时，我会同时要求它写出每一类的依据，并对存在争议的项目进行人工复核，不把“看起来对”当作“确实对”。 下次请AI分类时，要求其为每个存在争议的类别附上一句理由，并把争议项单独列出，等待人工确认。</w:t>
             </w:r>
           </w:p>
           <w:p>
@@ -7690,7 +7690,7 @@
                 <w:b w:val="0"/>
                 <w:sz w:val="24"/>
               </w:rPr>
-              <w:t>如果对比表的结论与领导的期望不一致，你会怎样做？数字“好看”与“真实”发生冲突时，应当以谁为准？ 如果修改数字能让报告更容易被接受，它会带来什么长期的风险？ 讨论时还可以追问：如果这一结论要交给另一位同学复核，他需要看到哪些依据？请把这些依据逐条写出来，并判断哪一条最能说服对方。</w:t>
+              <w:t>如果对比表的结论与领导的期望不一致，你会怎样做？数字“好看”与“真实”发生冲突时，应当以谁为准？ 如果修改数字能让报告更容易被接受，它会带来什么长期的风险？ 如果修改一个错误数字会改变表格的结论，你应当先报告错误还是先解释结论？请写出你的处理顺序并说明理由。</w:t>
             </w:r>
           </w:p>
           <w:p>
@@ -7750,7 +7750,7 @@
                 <w:b w:val="0"/>
                 <w:sz w:val="24"/>
               </w:rPr>
-              <w:t>我承诺：对AI生成的对比表，逐行核对公式和数字；发现错误时，只修正错误本身，并保留修改记录，不为了结论好看而改动原始数据。 本周内，请把这次比较的依据和结论整理成一页说明，附在作业或台账中，供他人检查。我承诺：凡使用AI得出的结论，都先核对依据，再决定是否采用。</w:t>
+              <w:t>我承诺：对AI生成的对比表，逐行核对公式和数字；发现错误时，只修正错误本身，并保留修改记录，不为了结论好看而改动原始数据。 下次修改任何已提交的表格前，先在旁边注明修改前的数字、修改后的数字和修改原因，并请他人复核。</w:t>
             </w:r>
           </w:p>
           <w:p>
@@ -10120,7 +10120,7 @@
                 <w:b w:val="0"/>
                 <w:sz w:val="24"/>
               </w:rPr>
-              <w:t>超支既可能来自个人疏忽，也可能来自制度缺失或市场变化。你认为怎样才能找到真正的原因？ 在团队中，如何既不推卸责任，也不随意指责他人？ 讨论时还可以追问：如果这一结论要交给另一位同学复核，他需要看到哪些依据？请把这些依据逐条写出来，并判断哪一条最能说服对方。</w:t>
+              <w:t>超支既可能来自个人疏忽，也可能来自制度缺失或市场变化。你认为怎样才能找到真正的原因？ 在团队中，如何既不推卸责任，也不随意指责他人？ 请找一次超支的原因，分别列出可控因素与外部因素，并讨论如果只归咎于个人，会对团队的后续工作产生什么影响。</w:t>
             </w:r>
           </w:p>
           <w:p>
@@ -10180,7 +10180,7 @@
                 <w:b w:val="0"/>
                 <w:sz w:val="24"/>
               </w:rPr>
-              <w:t>我承诺：请AI分析原因时，要求它先列出数据依据，再区分可控因素与外部因素，并把责任判断留给有权限的人，不让AI的猜测代替事实。 本周内，请把这次比较的依据和结论整理成一页说明，附在作业或台账中，供他人检查。我承诺：凡使用AI得出的结论，都先核对依据，再决定是否采用。</w:t>
+              <w:t>我承诺：请AI分析原因时，要求它先列出数据依据，再区分可控因素与外部因素，并把责任判断留给有权限的人，不让AI的猜测代替事实。 下次分析超支原因时，先列出三条数据依据，再写出一条制度层面的改进建议，不急于给任何人下结论。</w:t>
             </w:r>
           </w:p>
           <w:p>
